--- a/Section-5.docx
+++ b/Section-5.docx
@@ -5,12 +5,15 @@
     <w:p>
       <w:pPr>
         <w:pStyle w:val="Heading1"/>
-      </w:pPr>
-      <w:r>
-        <w:t xml:space="preserve">Mathematical Operators and Order of </w:t>
-      </w:r>
-      <w:r>
-        <w:t>Precedence</w:t>
+        <w:rPr>
+          <w:rFonts w:ascii="Cambria" w:hAnsi="Cambria"/>
+        </w:rPr>
+      </w:pPr>
+      <w:r>
+        <w:rPr>
+          <w:rFonts w:ascii="Cambria" w:hAnsi="Cambria"/>
+        </w:rPr>
+        <w:t>Mathematical Operators and Order of Precedence</w:t>
       </w:r>
     </w:p>
     <w:p>
@@ -183,8 +186,14 @@
     <w:p>
       <w:pPr>
         <w:pStyle w:val="Heading1"/>
-      </w:pPr>
-      <w:r>
+        <w:rPr>
+          <w:rFonts w:ascii="Cambria" w:hAnsi="Cambria"/>
+        </w:rPr>
+      </w:pPr>
+      <w:r>
+        <w:rPr>
+          <w:rFonts w:ascii="Cambria" w:hAnsi="Cambria"/>
+        </w:rPr>
         <w:t>Variables and Their Rules (Big No-No’s)</w:t>
       </w:r>
     </w:p>
@@ -220,57 +229,6 @@
         </w:rPr>
         <w:t>Don’t start a variable name with a number.</w:t>
       </w:r>
-      <w:r>
-        <w:rPr>
-          <w:rFonts w:ascii="Cambria" w:hAnsi="Cambria"/>
-        </w:rPr>
-        <w:br/>
-        <w:t xml:space="preserve">Example: </w:t>
-      </w:r>
-      <w:r>
-        <w:rPr>
-          <w:rStyle w:val="HTMLCode"/>
-          <w:rFonts w:ascii="Cambria" w:hAnsi="Cambria"/>
-        </w:rPr>
-        <w:t>age1</w:t>
-      </w:r>
-      <w:r>
-        <w:rPr>
-          <w:rFonts w:ascii="Cambria" w:hAnsi="Cambria"/>
-        </w:rPr>
-        <w:t xml:space="preserve"> </w:t>
-      </w:r>
-      <w:r>
-        <w:rPr>
-          <w:rFonts w:ascii="Segoe UI Emoji" w:hAnsi="Segoe UI Emoji" w:cs="Segoe UI Emoji"/>
-        </w:rPr>
-        <w:t>✅</w:t>
-      </w:r>
-      <w:r>
-        <w:rPr>
-          <w:rFonts w:ascii="Cambria" w:hAnsi="Cambria"/>
-        </w:rPr>
-        <w:t xml:space="preserve">, </w:t>
-      </w:r>
-      <w:r>
-        <w:rPr>
-          <w:rStyle w:val="HTMLCode"/>
-          <w:rFonts w:ascii="Cambria" w:hAnsi="Cambria"/>
-        </w:rPr>
-        <w:t>1age</w:t>
-      </w:r>
-      <w:r>
-        <w:rPr>
-          <w:rFonts w:ascii="Cambria" w:hAnsi="Cambria"/>
-        </w:rPr>
-        <w:t xml:space="preserve"> </w:t>
-      </w:r>
-      <w:r>
-        <w:rPr>
-          <w:rFonts w:ascii="Segoe UI Emoji" w:hAnsi="Segoe UI Emoji" w:cs="Segoe UI Emoji"/>
-        </w:rPr>
-        <w:t>❌</w:t>
-      </w:r>
     </w:p>
     <w:p>
       <w:pPr>
@@ -309,57 +267,6 @@
         </w:rPr>
         <w:t>).</w:t>
       </w:r>
-      <w:r>
-        <w:rPr>
-          <w:rFonts w:ascii="Cambria" w:hAnsi="Cambria"/>
-        </w:rPr>
-        <w:br/>
-        <w:t xml:space="preserve">Example: </w:t>
-      </w:r>
-      <w:r>
-        <w:rPr>
-          <w:rStyle w:val="HTMLCode"/>
-          <w:rFonts w:ascii="Cambria" w:hAnsi="Cambria"/>
-        </w:rPr>
-        <w:t>user_name</w:t>
-      </w:r>
-      <w:r>
-        <w:rPr>
-          <w:rFonts w:ascii="Cambria" w:hAnsi="Cambria"/>
-        </w:rPr>
-        <w:t xml:space="preserve"> </w:t>
-      </w:r>
-      <w:r>
-        <w:rPr>
-          <w:rFonts w:ascii="Segoe UI Emoji" w:hAnsi="Segoe UI Emoji" w:cs="Segoe UI Emoji"/>
-        </w:rPr>
-        <w:t>✅</w:t>
-      </w:r>
-      <w:r>
-        <w:rPr>
-          <w:rFonts w:ascii="Cambria" w:hAnsi="Cambria"/>
-        </w:rPr>
-        <w:t xml:space="preserve">, </w:t>
-      </w:r>
-      <w:r>
-        <w:rPr>
-          <w:rStyle w:val="HTMLCode"/>
-          <w:rFonts w:ascii="Cambria" w:hAnsi="Cambria"/>
-        </w:rPr>
-        <w:t>user@name</w:t>
-      </w:r>
-      <w:r>
-        <w:rPr>
-          <w:rFonts w:ascii="Cambria" w:hAnsi="Cambria"/>
-        </w:rPr>
-        <w:t xml:space="preserve"> </w:t>
-      </w:r>
-      <w:r>
-        <w:rPr>
-          <w:rFonts w:ascii="Segoe UI Emoji" w:hAnsi="Segoe UI Emoji" w:cs="Segoe UI Emoji"/>
-        </w:rPr>
-        <w:t>❌</w:t>
-      </w:r>
     </w:p>
     <w:p>
       <w:pPr>
@@ -385,57 +292,6 @@
         </w:rPr>
         <w:t xml:space="preserve"> Use underscores instead.</w:t>
       </w:r>
-      <w:r>
-        <w:rPr>
-          <w:rFonts w:ascii="Cambria" w:hAnsi="Cambria"/>
-        </w:rPr>
-        <w:br/>
-        <w:t xml:space="preserve">Example: </w:t>
-      </w:r>
-      <w:r>
-        <w:rPr>
-          <w:rStyle w:val="HTMLCode"/>
-          <w:rFonts w:ascii="Cambria" w:hAnsi="Cambria"/>
-        </w:rPr>
-        <w:t>student_name</w:t>
-      </w:r>
-      <w:r>
-        <w:rPr>
-          <w:rFonts w:ascii="Cambria" w:hAnsi="Cambria"/>
-        </w:rPr>
-        <w:t xml:space="preserve"> </w:t>
-      </w:r>
-      <w:r>
-        <w:rPr>
-          <w:rFonts w:ascii="Segoe UI Emoji" w:hAnsi="Segoe UI Emoji" w:cs="Segoe UI Emoji"/>
-        </w:rPr>
-        <w:t>✅</w:t>
-      </w:r>
-      <w:r>
-        <w:rPr>
-          <w:rFonts w:ascii="Cambria" w:hAnsi="Cambria"/>
-        </w:rPr>
-        <w:t xml:space="preserve">, </w:t>
-      </w:r>
-      <w:r>
-        <w:rPr>
-          <w:rStyle w:val="HTMLCode"/>
-          <w:rFonts w:ascii="Cambria" w:hAnsi="Cambria"/>
-        </w:rPr>
-        <w:t>student name</w:t>
-      </w:r>
-      <w:r>
-        <w:rPr>
-          <w:rFonts w:ascii="Cambria" w:hAnsi="Cambria"/>
-        </w:rPr>
-        <w:t xml:space="preserve"> </w:t>
-      </w:r>
-      <w:r>
-        <w:rPr>
-          <w:rFonts w:ascii="Segoe UI Emoji" w:hAnsi="Segoe UI Emoji" w:cs="Segoe UI Emoji"/>
-        </w:rPr>
-        <w:t>❌</w:t>
-      </w:r>
     </w:p>
     <w:p>
       <w:pPr>
@@ -500,31 +356,324 @@
         </w:rPr>
         <w:t>).</w:t>
       </w:r>
-      <w:r>
-        <w:rPr>
-          <w:rFonts w:ascii="Cambria" w:hAnsi="Cambria"/>
-        </w:rPr>
-        <w:br/>
-        <w:t xml:space="preserve">Example: </w:t>
-      </w:r>
-      <w:r>
-        <w:rPr>
-          <w:rStyle w:val="HTMLCode"/>
+    </w:p>
+    <w:p>
+      <w:pPr>
+        <w:pStyle w:val="Heading2"/>
+        <w:rPr>
+          <w:rFonts w:ascii="Cambria" w:hAnsi="Cambria"/>
+        </w:rPr>
+      </w:pPr>
+      <w:r>
+        <w:rPr>
+          <w:rStyle w:val="Strong"/>
+          <w:rFonts w:ascii="Cambria" w:hAnsi="Cambria"/>
+          <w:b w:val="0"/>
+          <w:bCs w:val="0"/>
+        </w:rPr>
+        <w:t>3. Statement vs Expression</w:t>
+      </w:r>
+    </w:p>
+    <w:p>
+      <w:pPr>
+        <w:pStyle w:val="NormalWeb"/>
+        <w:numPr>
+          <w:ilvl w:val="0"/>
+          <w:numId w:val="5"/>
+        </w:numPr>
+        <w:rPr>
+          <w:rFonts w:ascii="Cambria" w:hAnsi="Cambria"/>
+        </w:rPr>
+      </w:pPr>
+      <w:r>
+        <w:rPr>
+          <w:rStyle w:val="Strong"/>
+          <w:rFonts w:ascii="Cambria" w:hAnsi="Cambria"/>
+        </w:rPr>
+        <w:t>Expression</w:t>
+      </w:r>
+      <w:r>
+        <w:rPr>
+          <w:rFonts w:ascii="Cambria" w:hAnsi="Cambria"/>
+        </w:rPr>
+        <w:t xml:space="preserve"> → produces a value.</w:t>
+      </w:r>
+    </w:p>
+    <w:p>
+      <w:pPr>
+        <w:pStyle w:val="NormalWeb"/>
+        <w:numPr>
+          <w:ilvl w:val="0"/>
+          <w:numId w:val="5"/>
+        </w:numPr>
+        <w:rPr>
+          <w:rFonts w:ascii="Cambria" w:hAnsi="Cambria"/>
+        </w:rPr>
+      </w:pPr>
+      <w:r>
+        <w:rPr>
+          <w:rStyle w:val="Strong"/>
+          <w:rFonts w:ascii="Cambria" w:hAnsi="Cambria"/>
+        </w:rPr>
+        <w:t>Statement</w:t>
+      </w:r>
+      <w:r>
+        <w:rPr>
+          <w:rFonts w:ascii="Cambria" w:hAnsi="Cambria"/>
+        </w:rPr>
+        <w:t xml:space="preserve"> → performs an action.</w:t>
+      </w:r>
+    </w:p>
+    <w:p>
+      <w:pPr>
+        <w:pStyle w:val="HTMLPreformatted"/>
+        <w:rPr>
+          <w:rStyle w:val="HTMLCode"/>
+          <w:rFonts w:ascii="Cambria" w:hAnsi="Cambria"/>
+        </w:rPr>
+      </w:pPr>
+      <w:r>
+        <w:rPr>
+          <w:rStyle w:val="HTMLCode"/>
+          <w:rFonts w:ascii="Cambria" w:hAnsi="Cambria"/>
+        </w:rPr>
+        <w:t xml:space="preserve">a, b = </w:t>
+      </w:r>
+      <w:r>
+        <w:rPr>
+          <w:rStyle w:val="hljs-number"/>
+          <w:rFonts w:ascii="Cambria" w:hAnsi="Cambria"/>
+        </w:rPr>
+        <w:t>10</w:t>
+      </w:r>
+      <w:r>
+        <w:rPr>
+          <w:rStyle w:val="HTMLCode"/>
+          <w:rFonts w:ascii="Cambria" w:hAnsi="Cambria"/>
+        </w:rPr>
+        <w:t xml:space="preserve">, </w:t>
+      </w:r>
+      <w:r>
+        <w:rPr>
+          <w:rStyle w:val="hljs-number"/>
+          <w:rFonts w:ascii="Cambria" w:hAnsi="Cambria"/>
+        </w:rPr>
+        <w:t>20</w:t>
+      </w:r>
+      <w:r>
+        <w:rPr>
+          <w:rStyle w:val="HTMLCode"/>
+          <w:rFonts w:ascii="Cambria" w:hAnsi="Cambria"/>
+        </w:rPr>
+        <w:t>/</w:t>
+      </w:r>
+      <w:r>
+        <w:rPr>
+          <w:rStyle w:val="hljs-number"/>
+          <w:rFonts w:ascii="Cambria" w:hAnsi="Cambria"/>
+        </w:rPr>
+        <w:t>3</w:t>
+      </w:r>
+      <w:r>
+        <w:rPr>
+          <w:rStyle w:val="HTMLCode"/>
+          <w:rFonts w:ascii="Cambria" w:hAnsi="Cambria"/>
+        </w:rPr>
+        <w:t xml:space="preserve">    </w:t>
+      </w:r>
+      <w:r>
+        <w:rPr>
+          <w:rStyle w:val="hljs-comment"/>
+          <w:rFonts w:ascii="Cambria" w:hAnsi="Cambria"/>
+        </w:rPr>
+        <w:t># Expression inside assignment</w:t>
+      </w:r>
+    </w:p>
+    <w:p>
+      <w:pPr>
+        <w:pStyle w:val="HTMLPreformatted"/>
+        <w:rPr>
+          <w:rFonts w:ascii="Cambria" w:hAnsi="Cambria"/>
+        </w:rPr>
+      </w:pPr>
+      <w:r>
+        <w:rPr>
+          <w:rStyle w:val="hljs-builtin"/>
           <w:rFonts w:ascii="Cambria" w:hAnsi="Cambria"/>
         </w:rPr>
         <w:t>print</w:t>
       </w:r>
       <w:r>
         <w:rPr>
-          <w:rFonts w:ascii="Cambria" w:hAnsi="Cambria"/>
-        </w:rPr>
-        <w:t xml:space="preserve"> </w:t>
-      </w:r>
-      <w:r>
-        <w:rPr>
-          <w:rFonts w:ascii="Segoe UI Emoji" w:hAnsi="Segoe UI Emoji" w:cs="Segoe UI Emoji"/>
-        </w:rPr>
-        <w:t>❌</w:t>
+          <w:rStyle w:val="HTMLCode"/>
+          <w:rFonts w:ascii="Cambria" w:hAnsi="Cambria"/>
+        </w:rPr>
+        <w:t xml:space="preserve">(a, b)        </w:t>
+      </w:r>
+      <w:r>
+        <w:rPr>
+          <w:rStyle w:val="hljs-comment"/>
+          <w:rFonts w:ascii="Cambria" w:hAnsi="Cambria"/>
+        </w:rPr>
+        <w:t># Statement</w:t>
+      </w:r>
+    </w:p>
+    <w:p>
+      <w:pPr>
+        <w:pStyle w:val="Heading2"/>
+        <w:rPr>
+          <w:rFonts w:ascii="Cambria" w:hAnsi="Cambria"/>
+        </w:rPr>
+      </w:pPr>
+      <w:r>
+        <w:rPr>
+          <w:rStyle w:val="Strong"/>
+          <w:rFonts w:ascii="Cambria" w:hAnsi="Cambria"/>
+          <w:b w:val="0"/>
+          <w:bCs w:val="0"/>
+        </w:rPr>
+        <w:t>4. Augmented Assignment Operators</w:t>
+      </w:r>
+    </w:p>
+    <w:p>
+      <w:pPr>
+        <w:pStyle w:val="NormalWeb"/>
+        <w:rPr>
+          <w:rFonts w:ascii="Cambria" w:hAnsi="Cambria"/>
+        </w:rPr>
+      </w:pPr>
+      <w:r>
+        <w:rPr>
+          <w:rFonts w:ascii="Cambria" w:hAnsi="Cambria"/>
+        </w:rPr>
+        <w:t>They are shortcuts for updating variables.</w:t>
+      </w:r>
+    </w:p>
+    <w:p>
+      <w:pPr>
+        <w:pStyle w:val="HTMLPreformatted"/>
+        <w:rPr>
+          <w:rStyle w:val="HTMLCode"/>
+          <w:rFonts w:ascii="Cambria" w:hAnsi="Cambria"/>
+        </w:rPr>
+      </w:pPr>
+      <w:r>
+        <w:rPr>
+          <w:rStyle w:val="HTMLCode"/>
+          <w:rFonts w:ascii="Cambria" w:hAnsi="Cambria"/>
+        </w:rPr>
+        <w:t xml:space="preserve">a = </w:t>
+      </w:r>
+      <w:r>
+        <w:rPr>
+          <w:rStyle w:val="hljs-number"/>
+          <w:rFonts w:ascii="Cambria" w:hAnsi="Cambria"/>
+        </w:rPr>
+        <w:t>10</w:t>
+      </w:r>
+    </w:p>
+    <w:p>
+      <w:pPr>
+        <w:pStyle w:val="HTMLPreformatted"/>
+        <w:rPr>
+          <w:rStyle w:val="HTMLCode"/>
+          <w:rFonts w:ascii="Cambria" w:hAnsi="Cambria"/>
+        </w:rPr>
+      </w:pPr>
+      <w:r>
+        <w:rPr>
+          <w:rStyle w:val="HTMLCode"/>
+          <w:rFonts w:ascii="Cambria" w:hAnsi="Cambria"/>
+        </w:rPr>
+        <w:t xml:space="preserve">a = a + </w:t>
+      </w:r>
+      <w:r>
+        <w:rPr>
+          <w:rStyle w:val="hljs-number"/>
+          <w:rFonts w:ascii="Cambria" w:hAnsi="Cambria"/>
+        </w:rPr>
+        <w:t>10</w:t>
+      </w:r>
+      <w:r>
+        <w:rPr>
+          <w:rStyle w:val="HTMLCode"/>
+          <w:rFonts w:ascii="Cambria" w:hAnsi="Cambria"/>
+        </w:rPr>
+        <w:t xml:space="preserve">     </w:t>
+      </w:r>
+    </w:p>
+    <w:p>
+      <w:pPr>
+        <w:pStyle w:val="HTMLPreformatted"/>
+        <w:rPr>
+          <w:rStyle w:val="HTMLCode"/>
+          <w:rFonts w:ascii="Cambria" w:hAnsi="Cambria"/>
+        </w:rPr>
+      </w:pPr>
+      <w:r>
+        <w:rPr>
+          <w:rStyle w:val="HTMLCode"/>
+          <w:rFonts w:ascii="Cambria" w:hAnsi="Cambria"/>
+        </w:rPr>
+        <w:t xml:space="preserve">a += </w:t>
+      </w:r>
+      <w:r>
+        <w:rPr>
+          <w:rStyle w:val="hljs-number"/>
+          <w:rFonts w:ascii="Cambria" w:hAnsi="Cambria"/>
+        </w:rPr>
+        <w:t>10</w:t>
+      </w:r>
+      <w:r>
+        <w:rPr>
+          <w:rStyle w:val="HTMLCode"/>
+          <w:rFonts w:ascii="Cambria" w:hAnsi="Cambria"/>
+        </w:rPr>
+        <w:t xml:space="preserve">        </w:t>
+      </w:r>
+    </w:p>
+    <w:p>
+      <w:pPr>
+        <w:pStyle w:val="HTMLPreformatted"/>
+        <w:rPr>
+          <w:rStyle w:val="HTMLCode"/>
+          <w:rFonts w:ascii="Cambria" w:hAnsi="Cambria"/>
+        </w:rPr>
+      </w:pPr>
+      <w:r>
+        <w:rPr>
+          <w:rStyle w:val="hljs-builtin"/>
+          <w:rFonts w:ascii="Cambria" w:hAnsi="Cambria"/>
+        </w:rPr>
+        <w:t>print</w:t>
+      </w:r>
+      <w:r>
+        <w:rPr>
+          <w:rStyle w:val="HTMLCode"/>
+          <w:rFonts w:ascii="Cambria" w:hAnsi="Cambria"/>
+        </w:rPr>
+        <w:t xml:space="preserve">(a)       </w:t>
+      </w:r>
+    </w:p>
+    <w:p>
+      <w:pPr>
+        <w:pStyle w:val="NormalWeb"/>
+        <w:rPr>
+          <w:rFonts w:ascii="Cambria" w:hAnsi="Cambria"/>
+        </w:rPr>
+      </w:pPr>
+      <w:r>
+        <w:rPr>
+          <w:rFonts w:ascii="Cambria" w:hAnsi="Cambria"/>
+        </w:rPr>
+        <w:t xml:space="preserve">Other augmented operators: </w:t>
+      </w:r>
+      <w:r>
+        <w:rPr>
+          <w:rStyle w:val="HTMLCode"/>
+          <w:rFonts w:ascii="Cambria" w:hAnsi="Cambria"/>
+        </w:rPr>
+        <w:t>+=</w:t>
       </w:r>
       <w:r>
         <w:rPr>
@@ -537,27 +686,749 @@
           <w:rStyle w:val="HTMLCode"/>
           <w:rFonts w:ascii="Cambria" w:hAnsi="Cambria"/>
         </w:rPr>
-        <w:t>print_value</w:t>
-      </w:r>
-      <w:r>
-        <w:rPr>
-          <w:rFonts w:ascii="Cambria" w:hAnsi="Cambria"/>
-        </w:rPr>
-        <w:t xml:space="preserve"> </w:t>
-      </w:r>
-      <w:r>
-        <w:rPr>
-          <w:rFonts w:ascii="Segoe UI Emoji" w:hAnsi="Segoe UI Emoji" w:cs="Segoe UI Emoji"/>
-        </w:rPr>
-        <w:t>✅</w:t>
-      </w:r>
-    </w:p>
-    <w:p>
-      <w:pPr>
-        <w:rPr>
-          <w:rFonts w:ascii="Cambria" w:hAnsi="Cambria"/>
-        </w:rPr>
-      </w:pPr>
+        <w:t>-=</w:t>
+      </w:r>
+      <w:r>
+        <w:rPr>
+          <w:rFonts w:ascii="Cambria" w:hAnsi="Cambria"/>
+        </w:rPr>
+        <w:t xml:space="preserve">, </w:t>
+      </w:r>
+      <w:r>
+        <w:rPr>
+          <w:rStyle w:val="HTMLCode"/>
+          <w:rFonts w:ascii="Cambria" w:hAnsi="Cambria"/>
+        </w:rPr>
+        <w:t>*=</w:t>
+      </w:r>
+      <w:r>
+        <w:rPr>
+          <w:rFonts w:ascii="Cambria" w:hAnsi="Cambria"/>
+        </w:rPr>
+        <w:t xml:space="preserve">, </w:t>
+      </w:r>
+      <w:r>
+        <w:rPr>
+          <w:rStyle w:val="HTMLCode"/>
+          <w:rFonts w:ascii="Cambria" w:hAnsi="Cambria"/>
+        </w:rPr>
+        <w:t>/=</w:t>
+      </w:r>
+    </w:p>
+    <w:p>
+      <w:pPr>
+        <w:pStyle w:val="Heading2"/>
+        <w:rPr>
+          <w:rFonts w:ascii="Cambria" w:hAnsi="Cambria"/>
+        </w:rPr>
+      </w:pPr>
+      <w:r>
+        <w:rPr>
+          <w:rStyle w:val="Strong"/>
+          <w:rFonts w:ascii="Cambria" w:hAnsi="Cambria"/>
+          <w:b w:val="0"/>
+          <w:bCs w:val="0"/>
+        </w:rPr>
+        <w:t>5. String Data Type</w:t>
+      </w:r>
+    </w:p>
+    <w:p>
+      <w:pPr>
+        <w:pStyle w:val="NormalWeb"/>
+        <w:rPr>
+          <w:rFonts w:ascii="Cambria" w:hAnsi="Cambria"/>
+        </w:rPr>
+      </w:pPr>
+      <w:r>
+        <w:rPr>
+          <w:rFonts w:ascii="Cambria" w:hAnsi="Cambria"/>
+        </w:rPr>
+        <w:t>Strings can use single, double, or triple quotes.</w:t>
+      </w:r>
+    </w:p>
+    <w:p>
+      <w:pPr>
+        <w:pStyle w:val="HTMLPreformatted"/>
+        <w:rPr>
+          <w:rStyle w:val="HTMLCode"/>
+          <w:rFonts w:ascii="Cambria" w:hAnsi="Cambria"/>
+        </w:rPr>
+      </w:pPr>
+      <w:r>
+        <w:rPr>
+          <w:rStyle w:val="HTMLCode"/>
+          <w:rFonts w:ascii="Cambria" w:hAnsi="Cambria"/>
+        </w:rPr>
+        <w:t xml:space="preserve">Message = </w:t>
+      </w:r>
+      <w:r>
+        <w:rPr>
+          <w:rStyle w:val="hljs-string"/>
+          <w:rFonts w:ascii="Cambria" w:hAnsi="Cambria"/>
+        </w:rPr>
+        <w:t>"this is Mohsin’s message"</w:t>
+      </w:r>
+    </w:p>
+    <w:p>
+      <w:pPr>
+        <w:pStyle w:val="HTMLPreformatted"/>
+        <w:rPr>
+          <w:rStyle w:val="HTMLCode"/>
+          <w:rFonts w:ascii="Cambria" w:hAnsi="Cambria"/>
+        </w:rPr>
+      </w:pPr>
+      <w:r>
+        <w:rPr>
+          <w:rStyle w:val="HTMLCode"/>
+          <w:rFonts w:ascii="Cambria" w:hAnsi="Cambria"/>
+        </w:rPr>
+        <w:t xml:space="preserve">Quote = </w:t>
+      </w:r>
+      <w:r>
+        <w:rPr>
+          <w:rStyle w:val="hljs-string"/>
+          <w:rFonts w:ascii="Cambria" w:hAnsi="Cambria"/>
+        </w:rPr>
+        <w:t>'I remember you said: “Never give up”'</w:t>
+      </w:r>
+    </w:p>
+    <w:p>
+      <w:pPr>
+        <w:pStyle w:val="HTMLPreformatted"/>
+        <w:rPr>
+          <w:rStyle w:val="HTMLCode"/>
+          <w:rFonts w:ascii="Cambria" w:hAnsi="Cambria"/>
+        </w:rPr>
+      </w:pPr>
+    </w:p>
+    <w:p>
+      <w:pPr>
+        <w:pStyle w:val="HTMLPreformatted"/>
+        <w:rPr>
+          <w:rStyle w:val="hljs-string"/>
+          <w:rFonts w:ascii="Cambria" w:hAnsi="Cambria"/>
+        </w:rPr>
+      </w:pPr>
+      <w:r>
+        <w:rPr>
+          <w:rStyle w:val="HTMLCode"/>
+          <w:rFonts w:ascii="Cambria" w:hAnsi="Cambria"/>
+        </w:rPr>
+        <w:lastRenderedPageBreak/>
+        <w:t xml:space="preserve">multiLine = </w:t>
+      </w:r>
+      <w:r>
+        <w:rPr>
+          <w:rStyle w:val="hljs-string"/>
+          <w:rFonts w:ascii="Cambria" w:hAnsi="Cambria"/>
+        </w:rPr>
+        <w:t xml:space="preserve">''' </w:t>
+      </w:r>
+    </w:p>
+    <w:p>
+      <w:pPr>
+        <w:pStyle w:val="HTMLPreformatted"/>
+        <w:rPr>
+          <w:rStyle w:val="hljs-string"/>
+          <w:rFonts w:ascii="Cambria" w:hAnsi="Cambria"/>
+        </w:rPr>
+      </w:pPr>
+      <w:r>
+        <w:rPr>
+          <w:rStyle w:val="hljs-string"/>
+          <w:rFonts w:ascii="Cambria" w:hAnsi="Cambria"/>
+        </w:rPr>
+        <w:t xml:space="preserve">I remember you said: “Never give up” </w:t>
+      </w:r>
+    </w:p>
+    <w:p>
+      <w:pPr>
+        <w:pStyle w:val="HTMLPreformatted"/>
+        <w:rPr>
+          <w:rStyle w:val="hljs-string"/>
+          <w:rFonts w:ascii="Cambria" w:hAnsi="Cambria"/>
+        </w:rPr>
+      </w:pPr>
+      <w:r>
+        <w:rPr>
+          <w:rStyle w:val="hljs-string"/>
+          <w:rFonts w:ascii="Cambria" w:hAnsi="Cambria"/>
+        </w:rPr>
+        <w:t xml:space="preserve">I remember you said: “Never give up” </w:t>
+      </w:r>
+    </w:p>
+    <w:p>
+      <w:pPr>
+        <w:pStyle w:val="HTMLPreformatted"/>
+        <w:rPr>
+          <w:rStyle w:val="hljs-string"/>
+          <w:rFonts w:ascii="Cambria" w:hAnsi="Cambria"/>
+        </w:rPr>
+      </w:pPr>
+      <w:r>
+        <w:rPr>
+          <w:rStyle w:val="hljs-string"/>
+          <w:rFonts w:ascii="Cambria" w:hAnsi="Cambria"/>
+        </w:rPr>
+        <w:t xml:space="preserve">I remember you said: “Never give up” </w:t>
+      </w:r>
+    </w:p>
+    <w:p>
+      <w:pPr>
+        <w:pStyle w:val="HTMLPreformatted"/>
+        <w:rPr>
+          <w:rStyle w:val="HTMLCode"/>
+          <w:rFonts w:ascii="Cambria" w:hAnsi="Cambria"/>
+        </w:rPr>
+      </w:pPr>
+      <w:r>
+        <w:rPr>
+          <w:rStyle w:val="hljs-string"/>
+          <w:rFonts w:ascii="Cambria" w:hAnsi="Cambria"/>
+        </w:rPr>
+        <w:t>'''</w:t>
+      </w:r>
+    </w:p>
+    <w:p>
+      <w:pPr>
+        <w:pStyle w:val="HTMLPreformatted"/>
+        <w:rPr>
+          <w:rStyle w:val="HTMLCode"/>
+          <w:rFonts w:ascii="Cambria" w:hAnsi="Cambria"/>
+        </w:rPr>
+      </w:pPr>
+    </w:p>
+    <w:p>
+      <w:pPr>
+        <w:pStyle w:val="HTMLPreformatted"/>
+        <w:rPr>
+          <w:rStyle w:val="HTMLCode"/>
+          <w:rFonts w:ascii="Cambria" w:hAnsi="Cambria"/>
+        </w:rPr>
+      </w:pPr>
+      <w:r>
+        <w:rPr>
+          <w:rStyle w:val="hljs-builtin"/>
+          <w:rFonts w:ascii="Cambria" w:hAnsi="Cambria"/>
+        </w:rPr>
+        <w:t>print</w:t>
+      </w:r>
+      <w:r>
+        <w:rPr>
+          <w:rStyle w:val="HTMLCode"/>
+          <w:rFonts w:ascii="Cambria" w:hAnsi="Cambria"/>
+        </w:rPr>
+        <w:t>(Message)</w:t>
+      </w:r>
+    </w:p>
+    <w:p>
+      <w:pPr>
+        <w:pStyle w:val="HTMLPreformatted"/>
+        <w:rPr>
+          <w:rStyle w:val="HTMLCode"/>
+          <w:rFonts w:ascii="Cambria" w:hAnsi="Cambria"/>
+        </w:rPr>
+      </w:pPr>
+      <w:r>
+        <w:rPr>
+          <w:rStyle w:val="hljs-builtin"/>
+          <w:rFonts w:ascii="Cambria" w:hAnsi="Cambria"/>
+        </w:rPr>
+        <w:t>print</w:t>
+      </w:r>
+      <w:r>
+        <w:rPr>
+          <w:rStyle w:val="HTMLCode"/>
+          <w:rFonts w:ascii="Cambria" w:hAnsi="Cambria"/>
+        </w:rPr>
+        <w:t>(Quote)</w:t>
+      </w:r>
+    </w:p>
+    <w:p>
+      <w:pPr>
+        <w:pStyle w:val="HTMLPreformatted"/>
+        <w:rPr>
+          <w:rFonts w:ascii="Cambria" w:hAnsi="Cambria"/>
+        </w:rPr>
+      </w:pPr>
+      <w:r>
+        <w:rPr>
+          <w:rStyle w:val="hljs-builtin"/>
+          <w:rFonts w:ascii="Cambria" w:hAnsi="Cambria"/>
+        </w:rPr>
+        <w:t>print</w:t>
+      </w:r>
+      <w:r>
+        <w:rPr>
+          <w:rStyle w:val="HTMLCode"/>
+          <w:rFonts w:ascii="Cambria" w:hAnsi="Cambria"/>
+        </w:rPr>
+        <w:t>(multiLine)</w:t>
+      </w:r>
+    </w:p>
+    <w:p>
+      <w:pPr>
+        <w:pStyle w:val="Heading2"/>
+        <w:rPr>
+          <w:rFonts w:ascii="Cambria" w:hAnsi="Cambria"/>
+        </w:rPr>
+      </w:pPr>
+      <w:r>
+        <w:rPr>
+          <w:rStyle w:val="Strong"/>
+          <w:rFonts w:ascii="Cambria" w:hAnsi="Cambria"/>
+          <w:b w:val="0"/>
+          <w:bCs w:val="0"/>
+        </w:rPr>
+        <w:t>6. String Concatenation</w:t>
+      </w:r>
+    </w:p>
+    <w:p>
+      <w:pPr>
+        <w:pStyle w:val="NormalWeb"/>
+        <w:rPr>
+          <w:rFonts w:ascii="Cambria" w:hAnsi="Cambria"/>
+        </w:rPr>
+      </w:pPr>
+      <w:r>
+        <w:rPr>
+          <w:rFonts w:ascii="Cambria" w:hAnsi="Cambria"/>
+        </w:rPr>
+        <w:t>Joining two strings together.</w:t>
+      </w:r>
+    </w:p>
+    <w:p>
+      <w:pPr>
+        <w:pStyle w:val="HTMLPreformatted"/>
+        <w:rPr>
+          <w:rStyle w:val="HTMLCode"/>
+          <w:rFonts w:ascii="Cambria" w:hAnsi="Cambria"/>
+        </w:rPr>
+      </w:pPr>
+      <w:r>
+        <w:rPr>
+          <w:rStyle w:val="HTMLCode"/>
+          <w:rFonts w:ascii="Cambria" w:hAnsi="Cambria"/>
+        </w:rPr>
+        <w:t xml:space="preserve">message = </w:t>
+      </w:r>
+      <w:r>
+        <w:rPr>
+          <w:rStyle w:val="hljs-string"/>
+          <w:rFonts w:ascii="Cambria" w:hAnsi="Cambria"/>
+        </w:rPr>
+        <w:t>'hello '</w:t>
+      </w:r>
+    </w:p>
+    <w:p>
+      <w:pPr>
+        <w:pStyle w:val="HTMLPreformatted"/>
+        <w:rPr>
+          <w:rStyle w:val="HTMLCode"/>
+          <w:rFonts w:ascii="Cambria" w:hAnsi="Cambria"/>
+        </w:rPr>
+      </w:pPr>
+      <w:r>
+        <w:rPr>
+          <w:rStyle w:val="HTMLCode"/>
+          <w:rFonts w:ascii="Cambria" w:hAnsi="Cambria"/>
+        </w:rPr>
+        <w:t xml:space="preserve">name = </w:t>
+      </w:r>
+      <w:r>
+        <w:rPr>
+          <w:rStyle w:val="hljs-builtin"/>
+          <w:rFonts w:ascii="Cambria" w:hAnsi="Cambria"/>
+        </w:rPr>
+        <w:t>input</w:t>
+      </w:r>
+      <w:r>
+        <w:rPr>
+          <w:rStyle w:val="HTMLCode"/>
+          <w:rFonts w:ascii="Cambria" w:hAnsi="Cambria"/>
+        </w:rPr>
+        <w:t>(</w:t>
+      </w:r>
+      <w:r>
+        <w:rPr>
+          <w:rStyle w:val="hljs-string"/>
+          <w:rFonts w:ascii="Cambria" w:hAnsi="Cambria"/>
+        </w:rPr>
+        <w:t>'please enter your name: '</w:t>
+      </w:r>
+      <w:r>
+        <w:rPr>
+          <w:rStyle w:val="HTMLCode"/>
+          <w:rFonts w:ascii="Cambria" w:hAnsi="Cambria"/>
+        </w:rPr>
+        <w:t>)</w:t>
+      </w:r>
+    </w:p>
+    <w:p>
+      <w:pPr>
+        <w:pStyle w:val="HTMLPreformatted"/>
+        <w:rPr>
+          <w:rStyle w:val="HTMLCode"/>
+          <w:rFonts w:ascii="Cambria" w:hAnsi="Cambria"/>
+        </w:rPr>
+      </w:pPr>
+      <w:r>
+        <w:rPr>
+          <w:rStyle w:val="hljs-builtin"/>
+          <w:rFonts w:ascii="Cambria" w:hAnsi="Cambria"/>
+        </w:rPr>
+        <w:t>print</w:t>
+      </w:r>
+      <w:r>
+        <w:rPr>
+          <w:rStyle w:val="HTMLCode"/>
+          <w:rFonts w:ascii="Cambria" w:hAnsi="Cambria"/>
+        </w:rPr>
+        <w:t>(</w:t>
+      </w:r>
+      <w:r>
+        <w:rPr>
+          <w:rStyle w:val="hljs-builtin"/>
+          <w:rFonts w:ascii="Cambria" w:hAnsi="Cambria"/>
+        </w:rPr>
+        <w:t>type</w:t>
+      </w:r>
+      <w:r>
+        <w:rPr>
+          <w:rStyle w:val="HTMLCode"/>
+          <w:rFonts w:ascii="Cambria" w:hAnsi="Cambria"/>
+        </w:rPr>
+        <w:t xml:space="preserve">(name))        </w:t>
+      </w:r>
+    </w:p>
+    <w:p>
+      <w:pPr>
+        <w:pStyle w:val="HTMLPreformatted"/>
+        <w:rPr>
+          <w:rFonts w:ascii="Cambria" w:hAnsi="Cambria"/>
+        </w:rPr>
+      </w:pPr>
+      <w:r>
+        <w:rPr>
+          <w:rStyle w:val="hljs-builtin"/>
+          <w:rFonts w:ascii="Cambria" w:hAnsi="Cambria"/>
+        </w:rPr>
+        <w:t>print</w:t>
+      </w:r>
+      <w:r>
+        <w:rPr>
+          <w:rStyle w:val="HTMLCode"/>
+          <w:rFonts w:ascii="Cambria" w:hAnsi="Cambria"/>
+        </w:rPr>
+        <w:t xml:space="preserve">(message + name)    </w:t>
+      </w:r>
+    </w:p>
+    <w:p>
+      <w:pPr>
+        <w:pStyle w:val="Heading2"/>
+        <w:rPr>
+          <w:rFonts w:ascii="Cambria" w:hAnsi="Cambria"/>
+        </w:rPr>
+      </w:pPr>
+      <w:r>
+        <w:rPr>
+          <w:rStyle w:val="Strong"/>
+          <w:rFonts w:ascii="Cambria" w:hAnsi="Cambria"/>
+          <w:b w:val="0"/>
+          <w:bCs w:val="0"/>
+        </w:rPr>
+        <w:t>7. Type Conversion</w:t>
+      </w:r>
+    </w:p>
+    <w:p>
+      <w:pPr>
+        <w:pStyle w:val="NormalWeb"/>
+        <w:rPr>
+          <w:rFonts w:ascii="Cambria" w:hAnsi="Cambria"/>
+        </w:rPr>
+      </w:pPr>
+      <w:r>
+        <w:rPr>
+          <w:rFonts w:ascii="Cambria" w:hAnsi="Cambria"/>
+        </w:rPr>
+        <w:t>Converting between data types.</w:t>
+      </w:r>
+    </w:p>
+    <w:p>
+      <w:pPr>
+        <w:pStyle w:val="HTMLPreformatted"/>
+        <w:rPr>
+          <w:rStyle w:val="HTMLCode"/>
+          <w:rFonts w:ascii="Cambria" w:hAnsi="Cambria"/>
+        </w:rPr>
+      </w:pPr>
+      <w:r>
+        <w:rPr>
+          <w:rStyle w:val="HTMLCode"/>
+          <w:rFonts w:ascii="Cambria" w:hAnsi="Cambria"/>
+        </w:rPr>
+        <w:t xml:space="preserve">age = </w:t>
+      </w:r>
+      <w:r>
+        <w:rPr>
+          <w:rStyle w:val="hljs-builtin"/>
+          <w:rFonts w:ascii="Cambria" w:hAnsi="Cambria"/>
+        </w:rPr>
+        <w:t>int</w:t>
+      </w:r>
+      <w:r>
+        <w:rPr>
+          <w:rStyle w:val="HTMLCode"/>
+          <w:rFonts w:ascii="Cambria" w:hAnsi="Cambria"/>
+        </w:rPr>
+        <w:t>(</w:t>
+      </w:r>
+      <w:r>
+        <w:rPr>
+          <w:rStyle w:val="hljs-builtin"/>
+          <w:rFonts w:ascii="Cambria" w:hAnsi="Cambria"/>
+        </w:rPr>
+        <w:t>input</w:t>
+      </w:r>
+      <w:r>
+        <w:rPr>
+          <w:rStyle w:val="HTMLCode"/>
+          <w:rFonts w:ascii="Cambria" w:hAnsi="Cambria"/>
+        </w:rPr>
+        <w:t>(</w:t>
+      </w:r>
+      <w:r>
+        <w:rPr>
+          <w:rStyle w:val="hljs-string"/>
+          <w:rFonts w:ascii="Cambria" w:hAnsi="Cambria"/>
+        </w:rPr>
+        <w:t>'enter your age: '</w:t>
+      </w:r>
+      <w:r>
+        <w:rPr>
+          <w:rStyle w:val="HTMLCode"/>
+          <w:rFonts w:ascii="Cambria" w:hAnsi="Cambria"/>
+        </w:rPr>
+        <w:t>))</w:t>
+      </w:r>
+    </w:p>
+    <w:p>
+      <w:pPr>
+        <w:pStyle w:val="HTMLPreformatted"/>
+        <w:rPr>
+          <w:rStyle w:val="HTMLCode"/>
+          <w:rFonts w:ascii="Cambria" w:hAnsi="Cambria"/>
+        </w:rPr>
+      </w:pPr>
+      <w:r>
+        <w:rPr>
+          <w:rStyle w:val="hljs-builtin"/>
+          <w:rFonts w:ascii="Cambria" w:hAnsi="Cambria"/>
+        </w:rPr>
+        <w:t>print</w:t>
+      </w:r>
+      <w:r>
+        <w:rPr>
+          <w:rStyle w:val="HTMLCode"/>
+          <w:rFonts w:ascii="Cambria" w:hAnsi="Cambria"/>
+        </w:rPr>
+        <w:t>(age)</w:t>
+      </w:r>
+    </w:p>
+    <w:p>
+      <w:pPr>
+        <w:pStyle w:val="HTMLPreformatted"/>
+        <w:rPr>
+          <w:rStyle w:val="HTMLCode"/>
+          <w:rFonts w:ascii="Cambria" w:hAnsi="Cambria"/>
+        </w:rPr>
+      </w:pPr>
+    </w:p>
+    <w:p>
+      <w:pPr>
+        <w:pStyle w:val="HTMLPreformatted"/>
+        <w:rPr>
+          <w:rStyle w:val="HTMLCode"/>
+          <w:rFonts w:ascii="Cambria" w:hAnsi="Cambria"/>
+        </w:rPr>
+      </w:pPr>
+      <w:r>
+        <w:rPr>
+          <w:rStyle w:val="HTMLCode"/>
+          <w:rFonts w:ascii="Cambria" w:hAnsi="Cambria"/>
+        </w:rPr>
+        <w:t xml:space="preserve">num_1 = </w:t>
+      </w:r>
+      <w:r>
+        <w:rPr>
+          <w:rStyle w:val="hljs-number"/>
+          <w:rFonts w:ascii="Cambria" w:hAnsi="Cambria"/>
+        </w:rPr>
+        <w:t>2</w:t>
+      </w:r>
+    </w:p>
+    <w:p>
+      <w:pPr>
+        <w:pStyle w:val="HTMLPreformatted"/>
+        <w:rPr>
+          <w:rStyle w:val="HTMLCode"/>
+          <w:rFonts w:ascii="Cambria" w:hAnsi="Cambria"/>
+        </w:rPr>
+      </w:pPr>
+      <w:r>
+        <w:rPr>
+          <w:rStyle w:val="HTMLCode"/>
+          <w:rFonts w:ascii="Cambria" w:hAnsi="Cambria"/>
+        </w:rPr>
+        <w:t xml:space="preserve">num_2 = </w:t>
+      </w:r>
+      <w:r>
+        <w:rPr>
+          <w:rStyle w:val="hljs-builtin"/>
+          <w:rFonts w:ascii="Cambria" w:hAnsi="Cambria"/>
+        </w:rPr>
+        <w:t>int</w:t>
+      </w:r>
+      <w:r>
+        <w:rPr>
+          <w:rStyle w:val="HTMLCode"/>
+          <w:rFonts w:ascii="Cambria" w:hAnsi="Cambria"/>
+        </w:rPr>
+        <w:t>(</w:t>
+      </w:r>
+      <w:r>
+        <w:rPr>
+          <w:rStyle w:val="hljs-builtin"/>
+          <w:rFonts w:ascii="Cambria" w:hAnsi="Cambria"/>
+        </w:rPr>
+        <w:t>input</w:t>
+      </w:r>
+      <w:r>
+        <w:rPr>
+          <w:rStyle w:val="HTMLCode"/>
+          <w:rFonts w:ascii="Cambria" w:hAnsi="Cambria"/>
+        </w:rPr>
+        <w:t>(</w:t>
+      </w:r>
+      <w:r>
+        <w:rPr>
+          <w:rStyle w:val="hljs-string"/>
+          <w:rFonts w:ascii="Cambria" w:hAnsi="Cambria"/>
+        </w:rPr>
+        <w:t>'please enter a number: '</w:t>
+      </w:r>
+      <w:r>
+        <w:rPr>
+          <w:rStyle w:val="HTMLCode"/>
+          <w:rFonts w:ascii="Cambria" w:hAnsi="Cambria"/>
+        </w:rPr>
+        <w:t>))</w:t>
+      </w:r>
+    </w:p>
+    <w:p>
+      <w:pPr>
+        <w:pStyle w:val="HTMLPreformatted"/>
+        <w:rPr>
+          <w:rStyle w:val="HTMLCode"/>
+          <w:rFonts w:ascii="Cambria" w:hAnsi="Cambria"/>
+        </w:rPr>
+      </w:pPr>
+    </w:p>
+    <w:p>
+      <w:pPr>
+        <w:pStyle w:val="HTMLPreformatted"/>
+        <w:rPr>
+          <w:rStyle w:val="HTMLCode"/>
+          <w:rFonts w:ascii="Cambria" w:hAnsi="Cambria"/>
+        </w:rPr>
+      </w:pPr>
+      <w:r>
+        <w:rPr>
+          <w:rStyle w:val="hljs-builtin"/>
+          <w:rFonts w:ascii="Cambria" w:hAnsi="Cambria"/>
+        </w:rPr>
+        <w:t>print</w:t>
+      </w:r>
+      <w:r>
+        <w:rPr>
+          <w:rStyle w:val="HTMLCode"/>
+          <w:rFonts w:ascii="Cambria" w:hAnsi="Cambria"/>
+        </w:rPr>
+        <w:t>(</w:t>
+      </w:r>
+      <w:r>
+        <w:rPr>
+          <w:rStyle w:val="hljs-builtin"/>
+          <w:rFonts w:ascii="Cambria" w:hAnsi="Cambria"/>
+        </w:rPr>
+        <w:t>type</w:t>
+      </w:r>
+      <w:r>
+        <w:rPr>
+          <w:rStyle w:val="HTMLCode"/>
+          <w:rFonts w:ascii="Cambria" w:hAnsi="Cambria"/>
+        </w:rPr>
+        <w:t xml:space="preserve">(num_1))       </w:t>
+      </w:r>
+    </w:p>
+    <w:p>
+      <w:pPr>
+        <w:pStyle w:val="HTMLPreformatted"/>
+        <w:rPr>
+          <w:rStyle w:val="HTMLCode"/>
+          <w:rFonts w:ascii="Cambria" w:hAnsi="Cambria"/>
+        </w:rPr>
+      </w:pPr>
+      <w:r>
+        <w:rPr>
+          <w:rStyle w:val="hljs-builtin"/>
+          <w:rFonts w:ascii="Cambria" w:hAnsi="Cambria"/>
+        </w:rPr>
+        <w:t>print</w:t>
+      </w:r>
+      <w:r>
+        <w:rPr>
+          <w:rStyle w:val="HTMLCode"/>
+          <w:rFonts w:ascii="Cambria" w:hAnsi="Cambria"/>
+        </w:rPr>
+        <w:t>(</w:t>
+      </w:r>
+      <w:r>
+        <w:rPr>
+          <w:rStyle w:val="hljs-builtin"/>
+          <w:rFonts w:ascii="Cambria" w:hAnsi="Cambria"/>
+        </w:rPr>
+        <w:t>type</w:t>
+      </w:r>
+      <w:r>
+        <w:rPr>
+          <w:rStyle w:val="HTMLCode"/>
+          <w:rFonts w:ascii="Cambria" w:hAnsi="Cambria"/>
+        </w:rPr>
+        <w:t xml:space="preserve">(num_2))       </w:t>
+      </w:r>
+    </w:p>
+    <w:p>
+      <w:pPr>
+        <w:pStyle w:val="HTMLPreformatted"/>
+        <w:rPr>
+          <w:rFonts w:ascii="Cambria" w:hAnsi="Cambria"/>
+        </w:rPr>
+      </w:pPr>
+      <w:r>
+        <w:rPr>
+          <w:rStyle w:val="hljs-builtin"/>
+          <w:rFonts w:ascii="Cambria" w:hAnsi="Cambria"/>
+        </w:rPr>
+        <w:t>print</w:t>
+      </w:r>
+      <w:r>
+        <w:rPr>
+          <w:rStyle w:val="HTMLCode"/>
+          <w:rFonts w:ascii="Cambria" w:hAnsi="Cambria"/>
+        </w:rPr>
+        <w:t xml:space="preserve">(num_1 + num_2)     </w:t>
+      </w:r>
     </w:p>
     <w:sectPr>
       <w:pgSz w:w="11906" w:h="16838"/>
@@ -572,6 +1443,155 @@
 <file path=word/numbering.xml><?xml version="1.0" encoding="utf-8"?>
 <w:numbering xmlns:wpc="http://schemas.microsoft.com/office/word/2010/wordprocessingCanvas" xmlns:cx="http://schemas.microsoft.com/office/drawing/2014/chartex" xmlns:cx1="http://schemas.microsoft.com/office/drawing/2015/9/8/chartex" xmlns:cx2="http://schemas.microsoft.com/office/drawing/2015/10/21/chartex" xmlns:cx3="http://schemas.microsoft.com/office/drawing/2016/5/9/chartex" xmlns:cx4="http://schemas.microsoft.com/office/drawing/2016/5/10/chartex" xmlns:cx5="http://schemas.microsoft.com/office/drawing/2016/5/11/chartex" xmlns:cx6="http://schemas.microsoft.com/office/drawing/2016/5/12/chartex" xmlns:cx7="http://schemas.microsoft.com/office/drawing/2016/5/13/chartex" xmlns:cx8="http://schemas.microsoft.com/office/drawing/2016/5/14/chartex" xmlns:mc="http://schemas.openxmlformats.org/markup-compatibility/2006" xmlns:aink="http://schemas.microsoft.com/office/drawing/2016/ink" xmlns:am3d="http://schemas.microsoft.com/office/drawing/2017/model3d" xmlns:o="urn:schemas-microsoft-com:office:office" xmlns:r="http://schemas.openxmlformats.org/officeDocument/2006/relationships" xmlns:m="http://schemas.openxmlformats.org/officeDocument/2006/math" xmlns:v="urn:schemas-microsoft-com:vml" xmlns:wp14="http://schemas.microsoft.com/office/word/2010/wordprocessingDrawing" xmlns:wp="http://schemas.openxmlformats.org/drawingml/2006/wordprocessingDrawing" xmlns:w10="urn:schemas-microsoft-com:office:word" xmlns:w="http://schemas.openxmlformats.org/wordprocessingml/2006/main" xmlns:w14="http://schemas.microsoft.com/office/word/2010/wordml" xmlns:w15="http://schemas.microsoft.com/office/word/2012/wordml" xmlns:w16cex="http://schemas.microsoft.com/office/word/2018/wordml/cex" xmlns:w16cid="http://schemas.microsoft.com/office/word/2016/wordml/cid" xmlns:w16="http://schemas.microsoft.com/office/word/2018/wordml" xmlns:w16sdtdh="http://schemas.microsoft.com/office/word/2020/wordml/sdtdatahash" xmlns:w16se="http://schemas.microsoft.com/office/word/2015/wordml/symex" xmlns:wpg="http://schemas.microsoft.com/office/word/2010/wordprocessingGroup" xmlns:wpi="http://schemas.microsoft.com/office/word/2010/wordprocessingInk" xmlns:wne="http://schemas.microsoft.com/office/word/2006/wordml" xmlns:wps="http://schemas.microsoft.com/office/word/2010/wordprocessingShape" mc:Ignorable="w14 w15 w16se w16cid w16 w16cex w16sdtdh wp14">
   <w:abstractNum w:abstractNumId="0" w15:restartNumberingAfterBreak="0">
+    <w:nsid w:val="2E3D14F6"/>
+    <w:multiLevelType w:val="multilevel"/>
+    <w:tmpl w:val="969C48CC"/>
+    <w:lvl w:ilvl="0">
+      <w:start w:val="1"/>
+      <w:numFmt w:val="bullet"/>
+      <w:lvlText w:val=""/>
+      <w:lvlJc w:val="left"/>
+      <w:pPr>
+        <w:tabs>
+          <w:tab w:val="num" w:pos="720"/>
+        </w:tabs>
+        <w:ind w:left="720" w:hanging="360"/>
+      </w:pPr>
+      <w:rPr>
+        <w:rFonts w:ascii="Symbol" w:hAnsi="Symbol" w:hint="default"/>
+        <w:sz w:val="20"/>
+      </w:rPr>
+    </w:lvl>
+    <w:lvl w:ilvl="1" w:tentative="1">
+      <w:start w:val="1"/>
+      <w:numFmt w:val="bullet"/>
+      <w:lvlText w:val="o"/>
+      <w:lvlJc w:val="left"/>
+      <w:pPr>
+        <w:tabs>
+          <w:tab w:val="num" w:pos="1440"/>
+        </w:tabs>
+        <w:ind w:left="1440" w:hanging="360"/>
+      </w:pPr>
+      <w:rPr>
+        <w:rFonts w:ascii="Courier New" w:hAnsi="Courier New" w:hint="default"/>
+        <w:sz w:val="20"/>
+      </w:rPr>
+    </w:lvl>
+    <w:lvl w:ilvl="2" w:tentative="1">
+      <w:start w:val="1"/>
+      <w:numFmt w:val="bullet"/>
+      <w:lvlText w:val=""/>
+      <w:lvlJc w:val="left"/>
+      <w:pPr>
+        <w:tabs>
+          <w:tab w:val="num" w:pos="2160"/>
+        </w:tabs>
+        <w:ind w:left="2160" w:hanging="360"/>
+      </w:pPr>
+      <w:rPr>
+        <w:rFonts w:ascii="Wingdings" w:hAnsi="Wingdings" w:hint="default"/>
+        <w:sz w:val="20"/>
+      </w:rPr>
+    </w:lvl>
+    <w:lvl w:ilvl="3" w:tentative="1">
+      <w:start w:val="1"/>
+      <w:numFmt w:val="bullet"/>
+      <w:lvlText w:val=""/>
+      <w:lvlJc w:val="left"/>
+      <w:pPr>
+        <w:tabs>
+          <w:tab w:val="num" w:pos="2880"/>
+        </w:tabs>
+        <w:ind w:left="2880" w:hanging="360"/>
+      </w:pPr>
+      <w:rPr>
+        <w:rFonts w:ascii="Wingdings" w:hAnsi="Wingdings" w:hint="default"/>
+        <w:sz w:val="20"/>
+      </w:rPr>
+    </w:lvl>
+    <w:lvl w:ilvl="4" w:tentative="1">
+      <w:start w:val="1"/>
+      <w:numFmt w:val="bullet"/>
+      <w:lvlText w:val=""/>
+      <w:lvlJc w:val="left"/>
+      <w:pPr>
+        <w:tabs>
+          <w:tab w:val="num" w:pos="3600"/>
+        </w:tabs>
+        <w:ind w:left="3600" w:hanging="360"/>
+      </w:pPr>
+      <w:rPr>
+        <w:rFonts w:ascii="Wingdings" w:hAnsi="Wingdings" w:hint="default"/>
+        <w:sz w:val="20"/>
+      </w:rPr>
+    </w:lvl>
+    <w:lvl w:ilvl="5" w:tentative="1">
+      <w:start w:val="1"/>
+      <w:numFmt w:val="bullet"/>
+      <w:lvlText w:val=""/>
+      <w:lvlJc w:val="left"/>
+      <w:pPr>
+        <w:tabs>
+          <w:tab w:val="num" w:pos="4320"/>
+        </w:tabs>
+        <w:ind w:left="4320" w:hanging="360"/>
+      </w:pPr>
+      <w:rPr>
+        <w:rFonts w:ascii="Wingdings" w:hAnsi="Wingdings" w:hint="default"/>
+        <w:sz w:val="20"/>
+      </w:rPr>
+    </w:lvl>
+    <w:lvl w:ilvl="6" w:tentative="1">
+      <w:start w:val="1"/>
+      <w:numFmt w:val="bullet"/>
+      <w:lvlText w:val=""/>
+      <w:lvlJc w:val="left"/>
+      <w:pPr>
+        <w:tabs>
+          <w:tab w:val="num" w:pos="5040"/>
+        </w:tabs>
+        <w:ind w:left="5040" w:hanging="360"/>
+      </w:pPr>
+      <w:rPr>
+        <w:rFonts w:ascii="Wingdings" w:hAnsi="Wingdings" w:hint="default"/>
+        <w:sz w:val="20"/>
+      </w:rPr>
+    </w:lvl>
+    <w:lvl w:ilvl="7" w:tentative="1">
+      <w:start w:val="1"/>
+      <w:numFmt w:val="bullet"/>
+      <w:lvlText w:val=""/>
+      <w:lvlJc w:val="left"/>
+      <w:pPr>
+        <w:tabs>
+          <w:tab w:val="num" w:pos="5760"/>
+        </w:tabs>
+        <w:ind w:left="5760" w:hanging="360"/>
+      </w:pPr>
+      <w:rPr>
+        <w:rFonts w:ascii="Wingdings" w:hAnsi="Wingdings" w:hint="default"/>
+        <w:sz w:val="20"/>
+      </w:rPr>
+    </w:lvl>
+    <w:lvl w:ilvl="8" w:tentative="1">
+      <w:start w:val="1"/>
+      <w:numFmt w:val="bullet"/>
+      <w:lvlText w:val=""/>
+      <w:lvlJc w:val="left"/>
+      <w:pPr>
+        <w:tabs>
+          <w:tab w:val="num" w:pos="6480"/>
+        </w:tabs>
+        <w:ind w:left="6480" w:hanging="360"/>
+      </w:pPr>
+      <w:rPr>
+        <w:rFonts w:ascii="Wingdings" w:hAnsi="Wingdings" w:hint="default"/>
+        <w:sz w:val="20"/>
+      </w:rPr>
+    </w:lvl>
+  </w:abstractNum>
+  <w:abstractNum w:abstractNumId="1" w15:restartNumberingAfterBreak="0">
     <w:nsid w:val="422F4182"/>
     <w:multiLevelType w:val="hybridMultilevel"/>
     <w:tmpl w:val="72F6E2C0"/>
@@ -684,7 +1704,7 @@
       </w:rPr>
     </w:lvl>
   </w:abstractNum>
-  <w:abstractNum w:abstractNumId="1" w15:restartNumberingAfterBreak="0">
+  <w:abstractNum w:abstractNumId="2" w15:restartNumberingAfterBreak="0">
     <w:nsid w:val="493D6F15"/>
     <w:multiLevelType w:val="multilevel"/>
     <w:tmpl w:val="7C76396E"/>
@@ -833,7 +1853,7 @@
       </w:rPr>
     </w:lvl>
   </w:abstractNum>
-  <w:abstractNum w:abstractNumId="2" w15:restartNumberingAfterBreak="0">
+  <w:abstractNum w:abstractNumId="3" w15:restartNumberingAfterBreak="0">
     <w:nsid w:val="63673B98"/>
     <w:multiLevelType w:val="hybridMultilevel"/>
     <w:tmpl w:val="0D4EDAF2"/>
@@ -946,7 +1966,7 @@
       </w:rPr>
     </w:lvl>
   </w:abstractNum>
-  <w:abstractNum w:abstractNumId="3" w15:restartNumberingAfterBreak="0">
+  <w:abstractNum w:abstractNumId="4" w15:restartNumberingAfterBreak="0">
     <w:nsid w:val="689440BA"/>
     <w:multiLevelType w:val="multilevel"/>
     <w:tmpl w:val="C1D802AA"/>
@@ -1060,16 +2080,19 @@
     </w:lvl>
   </w:abstractNum>
   <w:num w:numId="1">
-    <w:abstractNumId w:val="0"/>
+    <w:abstractNumId w:val="1"/>
   </w:num>
   <w:num w:numId="2">
+    <w:abstractNumId w:val="3"/>
+  </w:num>
+  <w:num w:numId="3">
+    <w:abstractNumId w:val="4"/>
+  </w:num>
+  <w:num w:numId="4">
     <w:abstractNumId w:val="2"/>
   </w:num>
-  <w:num w:numId="3">
-    <w:abstractNumId w:val="3"/>
-  </w:num>
-  <w:num w:numId="4">
-    <w:abstractNumId w:val="1"/>
+  <w:num w:numId="5">
+    <w:abstractNumId w:val="0"/>
   </w:num>
 </w:numbering>
 </file>
@@ -2093,7 +3116,6 @@
     <w:name w:val="Normal (Web)"/>
     <w:basedOn w:val="Normal"/>
     <w:uiPriority w:val="99"/>
-    <w:semiHidden/>
     <w:unhideWhenUsed/>
     <w:rsid w:val="001F5252"/>
     <w:pPr>
@@ -2118,6 +3140,70 @@
       <w:sz w:val="20"/>
       <w:szCs w:val="20"/>
     </w:rPr>
+  </w:style>
+  <w:style w:type="paragraph" w:styleId="HTMLPreformatted">
+    <w:name w:val="HTML Preformatted"/>
+    <w:basedOn w:val="Normal"/>
+    <w:link w:val="HTMLPreformattedChar"/>
+    <w:uiPriority w:val="99"/>
+    <w:unhideWhenUsed/>
+    <w:rsid w:val="00B265C8"/>
+    <w:pPr>
+      <w:tabs>
+        <w:tab w:val="left" w:pos="916"/>
+        <w:tab w:val="left" w:pos="1832"/>
+        <w:tab w:val="left" w:pos="2748"/>
+        <w:tab w:val="left" w:pos="3664"/>
+        <w:tab w:val="left" w:pos="4580"/>
+        <w:tab w:val="left" w:pos="5496"/>
+        <w:tab w:val="left" w:pos="6412"/>
+        <w:tab w:val="left" w:pos="7328"/>
+        <w:tab w:val="left" w:pos="8244"/>
+        <w:tab w:val="left" w:pos="9160"/>
+        <w:tab w:val="left" w:pos="10076"/>
+        <w:tab w:val="left" w:pos="10992"/>
+        <w:tab w:val="left" w:pos="11908"/>
+        <w:tab w:val="left" w:pos="12824"/>
+        <w:tab w:val="left" w:pos="13740"/>
+        <w:tab w:val="left" w:pos="14656"/>
+      </w:tabs>
+      <w:spacing w:before="0" w:after="0" w:line="240" w:lineRule="auto"/>
+    </w:pPr>
+    <w:rPr>
+      <w:rFonts w:ascii="Courier New" w:eastAsia="Times New Roman" w:hAnsi="Courier New" w:cs="Courier New"/>
+      <w:lang w:eastAsia="en-GB"/>
+    </w:rPr>
+  </w:style>
+  <w:style w:type="character" w:customStyle="1" w:styleId="HTMLPreformattedChar">
+    <w:name w:val="HTML Preformatted Char"/>
+    <w:basedOn w:val="DefaultParagraphFont"/>
+    <w:link w:val="HTMLPreformatted"/>
+    <w:uiPriority w:val="99"/>
+    <w:rsid w:val="00B265C8"/>
+    <w:rPr>
+      <w:rFonts w:ascii="Courier New" w:eastAsia="Times New Roman" w:hAnsi="Courier New" w:cs="Courier New"/>
+      <w:lang w:eastAsia="en-GB"/>
+    </w:rPr>
+  </w:style>
+  <w:style w:type="character" w:customStyle="1" w:styleId="hljs-number">
+    <w:name w:val="hljs-number"/>
+    <w:basedOn w:val="DefaultParagraphFont"/>
+    <w:rsid w:val="00B265C8"/>
+  </w:style>
+  <w:style w:type="character" w:customStyle="1" w:styleId="hljs-comment">
+    <w:name w:val="hljs-comment"/>
+    <w:basedOn w:val="DefaultParagraphFont"/>
+    <w:rsid w:val="00B265C8"/>
+  </w:style>
+  <w:style w:type="character" w:customStyle="1" w:styleId="hljs-builtin">
+    <w:name w:val="hljs-built_in"/>
+    <w:basedOn w:val="DefaultParagraphFont"/>
+    <w:rsid w:val="00B265C8"/>
+  </w:style>
+  <w:style w:type="character" w:customStyle="1" w:styleId="hljs-string">
+    <w:name w:val="hljs-string"/>
+    <w:basedOn w:val="DefaultParagraphFont"/>
+    <w:rsid w:val="00B265C8"/>
   </w:style>
 </w:styles>
 </file>

--- a/Section-5.docx
+++ b/Section-5.docx
@@ -1412,6 +1412,7 @@
       <w:pPr>
         <w:pStyle w:val="HTMLPreformatted"/>
         <w:rPr>
+          <w:rStyle w:val="HTMLCode"/>
           <w:rFonts w:ascii="Cambria" w:hAnsi="Cambria"/>
         </w:rPr>
       </w:pPr>
@@ -1428,6 +1429,801 @@
           <w:rFonts w:ascii="Cambria" w:hAnsi="Cambria"/>
         </w:rPr>
         <w:t xml:space="preserve">(num_1 + num_2)     </w:t>
+      </w:r>
+    </w:p>
+    <w:p>
+      <w:pPr>
+        <w:pStyle w:val="Heading2"/>
+        <w:rPr>
+          <w:rFonts w:ascii="Cambria" w:hAnsi="Cambria"/>
+        </w:rPr>
+      </w:pPr>
+      <w:r>
+        <w:rPr>
+          <w:rStyle w:val="Strong"/>
+          <w:rFonts w:ascii="Cambria" w:hAnsi="Cambria"/>
+          <w:b w:val="0"/>
+          <w:bCs w:val="0"/>
+        </w:rPr>
+        <w:t>8. String Formatting</w:t>
+      </w:r>
+    </w:p>
+    <w:p>
+      <w:pPr>
+        <w:pStyle w:val="NormalWeb"/>
+        <w:rPr>
+          <w:rFonts w:ascii="Cambria" w:hAnsi="Cambria"/>
+        </w:rPr>
+      </w:pPr>
+      <w:r>
+        <w:rPr>
+          <w:rFonts w:ascii="Cambria" w:hAnsi="Cambria"/>
+        </w:rPr>
+        <w:t>We can insert variables into strings using two common methods:</w:t>
+      </w:r>
+    </w:p>
+    <w:p>
+      <w:pPr>
+        <w:pStyle w:val="Heading3"/>
+        <w:rPr>
+          <w:rFonts w:ascii="Cambria" w:hAnsi="Cambria"/>
+        </w:rPr>
+      </w:pPr>
+      <w:r>
+        <w:rPr>
+          <w:rFonts w:ascii="Segoe UI Emoji" w:hAnsi="Segoe UI Emoji" w:cs="Segoe UI Emoji"/>
+        </w:rPr>
+        <w:t>🔹</w:t>
+      </w:r>
+      <w:r>
+        <w:rPr>
+          <w:rFonts w:ascii="Cambria" w:hAnsi="Cambria"/>
+        </w:rPr>
+        <w:t xml:space="preserve"> Method 1: </w:t>
+      </w:r>
+      <w:r>
+        <w:rPr>
+          <w:rStyle w:val="HTMLCode"/>
+          <w:rFonts w:ascii="Cambria" w:eastAsiaTheme="minorEastAsia" w:hAnsi="Cambria"/>
+        </w:rPr>
+        <w:t>format()</w:t>
+      </w:r>
+    </w:p>
+    <w:p>
+      <w:pPr>
+        <w:pStyle w:val="HTMLPreformatted"/>
+        <w:rPr>
+          <w:rStyle w:val="HTMLCode"/>
+          <w:rFonts w:ascii="Cambria" w:hAnsi="Cambria"/>
+        </w:rPr>
+      </w:pPr>
+      <w:r>
+        <w:rPr>
+          <w:rStyle w:val="HTMLCode"/>
+          <w:rFonts w:ascii="Cambria" w:hAnsi="Cambria"/>
+        </w:rPr>
+        <w:t xml:space="preserve">name = </w:t>
+      </w:r>
+      <w:r>
+        <w:rPr>
+          <w:rStyle w:val="hljs-string"/>
+          <w:rFonts w:ascii="Cambria" w:hAnsi="Cambria"/>
+        </w:rPr>
+        <w:t>'Zaeem'</w:t>
+      </w:r>
+    </w:p>
+    <w:p>
+      <w:pPr>
+        <w:pStyle w:val="HTMLPreformatted"/>
+        <w:rPr>
+          <w:rStyle w:val="HTMLCode"/>
+          <w:rFonts w:ascii="Cambria" w:hAnsi="Cambria"/>
+        </w:rPr>
+      </w:pPr>
+      <w:r>
+        <w:rPr>
+          <w:rStyle w:val="HTMLCode"/>
+          <w:rFonts w:ascii="Cambria" w:hAnsi="Cambria"/>
+        </w:rPr>
+        <w:t xml:space="preserve">price = </w:t>
+      </w:r>
+      <w:r>
+        <w:rPr>
+          <w:rStyle w:val="hljs-string"/>
+          <w:rFonts w:ascii="Cambria" w:hAnsi="Cambria"/>
+        </w:rPr>
+        <w:t>'10$'</w:t>
+      </w:r>
+    </w:p>
+    <w:p>
+      <w:pPr>
+        <w:pStyle w:val="HTMLPreformatted"/>
+        <w:rPr>
+          <w:rStyle w:val="HTMLCode"/>
+          <w:rFonts w:ascii="Cambria" w:hAnsi="Cambria"/>
+        </w:rPr>
+      </w:pPr>
+    </w:p>
+    <w:p>
+      <w:pPr>
+        <w:pStyle w:val="HTMLPreformatted"/>
+        <w:rPr>
+          <w:rStyle w:val="HTMLCode"/>
+          <w:rFonts w:ascii="Cambria" w:hAnsi="Cambria"/>
+        </w:rPr>
+      </w:pPr>
+      <w:r>
+        <w:rPr>
+          <w:rStyle w:val="hljs-builtin"/>
+          <w:rFonts w:ascii="Cambria" w:hAnsi="Cambria"/>
+        </w:rPr>
+        <w:t>print</w:t>
+      </w:r>
+      <w:r>
+        <w:rPr>
+          <w:rStyle w:val="HTMLCode"/>
+          <w:rFonts w:ascii="Cambria" w:hAnsi="Cambria"/>
+        </w:rPr>
+        <w:t>(</w:t>
+      </w:r>
+      <w:r>
+        <w:rPr>
+          <w:rStyle w:val="hljs-string"/>
+          <w:rFonts w:ascii="Cambria" w:hAnsi="Cambria"/>
+        </w:rPr>
+        <w:t>'Hello {} your item price is {}'</w:t>
+      </w:r>
+      <w:r>
+        <w:rPr>
+          <w:rStyle w:val="HTMLCode"/>
+          <w:rFonts w:ascii="Cambria" w:hAnsi="Cambria"/>
+        </w:rPr>
+        <w:t>.</w:t>
+      </w:r>
+      <w:r>
+        <w:rPr>
+          <w:rStyle w:val="hljs-builtin"/>
+          <w:rFonts w:ascii="Cambria" w:hAnsi="Cambria"/>
+        </w:rPr>
+        <w:t>format</w:t>
+      </w:r>
+      <w:r>
+        <w:rPr>
+          <w:rStyle w:val="HTMLCode"/>
+          <w:rFonts w:ascii="Cambria" w:hAnsi="Cambria"/>
+        </w:rPr>
+        <w:t>(name, price))</w:t>
+      </w:r>
+    </w:p>
+    <w:p>
+      <w:pPr>
+        <w:pStyle w:val="Heading3"/>
+        <w:rPr>
+          <w:rFonts w:ascii="Cambria" w:hAnsi="Cambria"/>
+        </w:rPr>
+      </w:pPr>
+      <w:r>
+        <w:rPr>
+          <w:rFonts w:ascii="Segoe UI Emoji" w:hAnsi="Segoe UI Emoji" w:cs="Segoe UI Emoji"/>
+        </w:rPr>
+        <w:t>🔹</w:t>
+      </w:r>
+      <w:r>
+        <w:rPr>
+          <w:rFonts w:ascii="Cambria" w:hAnsi="Cambria"/>
+        </w:rPr>
+        <w:t xml:space="preserve"> Method 2: f-Strings (Python 3+)</w:t>
+      </w:r>
+    </w:p>
+    <w:p>
+      <w:pPr>
+        <w:pStyle w:val="HTMLPreformatted"/>
+        <w:rPr>
+          <w:rStyle w:val="HTMLCode"/>
+          <w:rFonts w:ascii="Cambria" w:hAnsi="Cambria"/>
+        </w:rPr>
+      </w:pPr>
+      <w:r>
+        <w:rPr>
+          <w:rStyle w:val="HTMLCode"/>
+          <w:rFonts w:ascii="Cambria" w:hAnsi="Cambria"/>
+        </w:rPr>
+        <w:t xml:space="preserve">name = </w:t>
+      </w:r>
+      <w:r>
+        <w:rPr>
+          <w:rStyle w:val="hljs-string"/>
+          <w:rFonts w:ascii="Cambria" w:hAnsi="Cambria"/>
+        </w:rPr>
+        <w:t>'Zaeem'</w:t>
+      </w:r>
+    </w:p>
+    <w:p>
+      <w:pPr>
+        <w:pStyle w:val="HTMLPreformatted"/>
+        <w:rPr>
+          <w:rStyle w:val="HTMLCode"/>
+          <w:rFonts w:ascii="Cambria" w:hAnsi="Cambria"/>
+        </w:rPr>
+      </w:pPr>
+      <w:r>
+        <w:rPr>
+          <w:rStyle w:val="HTMLCode"/>
+          <w:rFonts w:ascii="Cambria" w:hAnsi="Cambria"/>
+        </w:rPr>
+        <w:t xml:space="preserve">price = </w:t>
+      </w:r>
+      <w:r>
+        <w:rPr>
+          <w:rStyle w:val="hljs-string"/>
+          <w:rFonts w:ascii="Cambria" w:hAnsi="Cambria"/>
+        </w:rPr>
+        <w:t>'10$'</w:t>
+      </w:r>
+    </w:p>
+    <w:p>
+      <w:pPr>
+        <w:pStyle w:val="HTMLPreformatted"/>
+        <w:rPr>
+          <w:rStyle w:val="HTMLCode"/>
+          <w:rFonts w:ascii="Cambria" w:hAnsi="Cambria"/>
+        </w:rPr>
+      </w:pPr>
+    </w:p>
+    <w:p>
+      <w:pPr>
+        <w:pStyle w:val="HTMLPreformatted"/>
+        <w:rPr>
+          <w:rStyle w:val="HTMLCode"/>
+          <w:rFonts w:ascii="Cambria" w:hAnsi="Cambria"/>
+        </w:rPr>
+      </w:pPr>
+      <w:r>
+        <w:rPr>
+          <w:rStyle w:val="hljs-builtin"/>
+          <w:rFonts w:ascii="Cambria" w:hAnsi="Cambria"/>
+        </w:rPr>
+        <w:t>print</w:t>
+      </w:r>
+      <w:r>
+        <w:rPr>
+          <w:rStyle w:val="HTMLCode"/>
+          <w:rFonts w:ascii="Cambria" w:hAnsi="Cambria"/>
+        </w:rPr>
+        <w:t>(</w:t>
+      </w:r>
+      <w:r>
+        <w:rPr>
+          <w:rStyle w:val="hljs-string"/>
+          <w:rFonts w:ascii="Cambria" w:hAnsi="Cambria"/>
+        </w:rPr>
+        <w:t xml:space="preserve">f'Hello </w:t>
+      </w:r>
+      <w:r>
+        <w:rPr>
+          <w:rStyle w:val="hljs-subst"/>
+          <w:rFonts w:ascii="Cambria" w:hAnsi="Cambria"/>
+        </w:rPr>
+        <w:t>{name}</w:t>
+      </w:r>
+      <w:r>
+        <w:rPr>
+          <w:rStyle w:val="HTMLCode"/>
+          <w:rFonts w:ascii="Cambria" w:hAnsi="Cambria"/>
+        </w:rPr>
+        <w:t xml:space="preserve">, your item price is </w:t>
+      </w:r>
+      <w:r>
+        <w:rPr>
+          <w:rStyle w:val="hljs-subst"/>
+          <w:rFonts w:ascii="Cambria" w:hAnsi="Cambria"/>
+        </w:rPr>
+        <w:t>{price}</w:t>
+      </w:r>
+      <w:r>
+        <w:rPr>
+          <w:rStyle w:val="HTMLCode"/>
+          <w:rFonts w:ascii="Cambria" w:hAnsi="Cambria"/>
+        </w:rPr>
+        <w:t>')</w:t>
+      </w:r>
+    </w:p>
+    <w:p>
+      <w:pPr>
+        <w:pStyle w:val="NormalWeb"/>
+        <w:rPr>
+          <w:rFonts w:ascii="Cambria" w:hAnsi="Cambria"/>
+        </w:rPr>
+      </w:pPr>
+      <w:r>
+        <w:rPr>
+          <w:rFonts w:ascii="Cambria" w:hAnsi="Cambria"/>
+        </w:rPr>
+        <w:t xml:space="preserve"> f-Strings are shorter, faster, and more readable.</w:t>
+      </w:r>
+    </w:p>
+    <w:p>
+      <w:pPr>
+        <w:rPr>
+          <w:rFonts w:ascii="Cambria" w:hAnsi="Cambria"/>
+        </w:rPr>
+      </w:pPr>
+      <w:r>
+        <w:rPr>
+          <w:rFonts w:ascii="Cambria" w:hAnsi="Cambria"/>
+        </w:rPr>
+        <w:pict w14:anchorId="24B16306">
+          <v:rect id="_x0000_i1026" style="width:0;height:1.5pt" o:hralign="center" o:hrstd="t" o:hr="t" fillcolor="#a0a0a0" stroked="f"/>
+        </w:pict>
+      </w:r>
+    </w:p>
+    <w:p>
+      <w:pPr>
+        <w:pStyle w:val="Heading2"/>
+        <w:rPr>
+          <w:rFonts w:ascii="Cambria" w:hAnsi="Cambria"/>
+        </w:rPr>
+      </w:pPr>
+      <w:r>
+        <w:rPr>
+          <w:rStyle w:val="Strong"/>
+          <w:rFonts w:ascii="Cambria" w:hAnsi="Cambria"/>
+          <w:b w:val="0"/>
+          <w:bCs w:val="0"/>
+        </w:rPr>
+        <w:t>9. Indexing in Strings</w:t>
+      </w:r>
+    </w:p>
+    <w:p>
+      <w:pPr>
+        <w:pStyle w:val="NormalWeb"/>
+        <w:rPr>
+          <w:rFonts w:ascii="Cambria" w:hAnsi="Cambria"/>
+        </w:rPr>
+      </w:pPr>
+      <w:r>
+        <w:rPr>
+          <w:rFonts w:ascii="Cambria" w:hAnsi="Cambria"/>
+        </w:rPr>
+        <w:lastRenderedPageBreak/>
+        <w:t xml:space="preserve">Strings are </w:t>
+      </w:r>
+      <w:r>
+        <w:rPr>
+          <w:rStyle w:val="Strong"/>
+          <w:rFonts w:ascii="Cambria" w:hAnsi="Cambria"/>
+        </w:rPr>
+        <w:t>ordered sequences</w:t>
+      </w:r>
+      <w:r>
+        <w:rPr>
+          <w:rFonts w:ascii="Cambria" w:hAnsi="Cambria"/>
+        </w:rPr>
+        <w:t xml:space="preserve"> of characters.</w:t>
+      </w:r>
+      <w:r>
+        <w:rPr>
+          <w:rFonts w:ascii="Cambria" w:hAnsi="Cambria"/>
+        </w:rPr>
+        <w:br/>
+        <w:t>Each character has a position (index).</w:t>
+      </w:r>
+    </w:p>
+    <w:p>
+      <w:pPr>
+        <w:pStyle w:val="HTMLPreformatted"/>
+        <w:rPr>
+          <w:rStyle w:val="HTMLCode"/>
+          <w:rFonts w:ascii="Cambria" w:hAnsi="Cambria"/>
+        </w:rPr>
+      </w:pPr>
+      <w:r>
+        <w:rPr>
+          <w:rStyle w:val="HTMLCode"/>
+          <w:rFonts w:ascii="Cambria" w:hAnsi="Cambria"/>
+        </w:rPr>
+        <w:t xml:space="preserve">name = </w:t>
+      </w:r>
+      <w:r>
+        <w:rPr>
+          <w:rStyle w:val="hljs-string"/>
+          <w:rFonts w:ascii="Cambria" w:hAnsi="Cambria"/>
+        </w:rPr>
+        <w:t>'zaeem'</w:t>
+      </w:r>
+    </w:p>
+    <w:p>
+      <w:pPr>
+        <w:pStyle w:val="HTMLPreformatted"/>
+        <w:rPr>
+          <w:rStyle w:val="HTMLCode"/>
+          <w:rFonts w:ascii="Cambria" w:hAnsi="Cambria"/>
+        </w:rPr>
+      </w:pPr>
+      <w:r>
+        <w:rPr>
+          <w:rStyle w:val="hljs-comment"/>
+          <w:rFonts w:ascii="Cambria" w:eastAsiaTheme="majorEastAsia" w:hAnsi="Cambria"/>
+        </w:rPr>
+        <w:t># Index positions:</w:t>
+      </w:r>
+    </w:p>
+    <w:p>
+      <w:pPr>
+        <w:pStyle w:val="HTMLPreformatted"/>
+        <w:rPr>
+          <w:rStyle w:val="HTMLCode"/>
+          <w:rFonts w:ascii="Cambria" w:hAnsi="Cambria"/>
+        </w:rPr>
+      </w:pPr>
+      <w:r>
+        <w:rPr>
+          <w:rStyle w:val="hljs-comment"/>
+          <w:rFonts w:ascii="Cambria" w:eastAsiaTheme="majorEastAsia" w:hAnsi="Cambria"/>
+        </w:rPr>
+        <w:t>#  z  a  e  e  m</w:t>
+      </w:r>
+    </w:p>
+    <w:p>
+      <w:pPr>
+        <w:pStyle w:val="HTMLPreformatted"/>
+        <w:rPr>
+          <w:rStyle w:val="HTMLCode"/>
+          <w:rFonts w:ascii="Cambria" w:hAnsi="Cambria"/>
+        </w:rPr>
+      </w:pPr>
+      <w:r>
+        <w:rPr>
+          <w:rStyle w:val="hljs-comment"/>
+          <w:rFonts w:ascii="Cambria" w:eastAsiaTheme="majorEastAsia" w:hAnsi="Cambria"/>
+        </w:rPr>
+        <w:t>#  0  1  2  3  4  → Positive index</w:t>
+      </w:r>
+    </w:p>
+    <w:p>
+      <w:pPr>
+        <w:pStyle w:val="HTMLPreformatted"/>
+        <w:rPr>
+          <w:rStyle w:val="HTMLCode"/>
+          <w:rFonts w:ascii="Cambria" w:hAnsi="Cambria"/>
+        </w:rPr>
+      </w:pPr>
+      <w:r>
+        <w:rPr>
+          <w:rStyle w:val="hljs-comment"/>
+          <w:rFonts w:ascii="Cambria" w:eastAsiaTheme="majorEastAsia" w:hAnsi="Cambria"/>
+        </w:rPr>
+        <w:t># -5 -4 -3 -2 -1 → Negative index</w:t>
+      </w:r>
+    </w:p>
+    <w:p>
+      <w:pPr>
+        <w:pStyle w:val="NormalWeb"/>
+        <w:rPr>
+          <w:rFonts w:ascii="Cambria" w:hAnsi="Cambria"/>
+        </w:rPr>
+      </w:pPr>
+      <w:r>
+        <w:rPr>
+          <w:rFonts w:ascii="Cambria" w:hAnsi="Cambria"/>
+        </w:rPr>
+        <w:t xml:space="preserve"> Syntax: </w:t>
+      </w:r>
+      <w:r>
+        <w:rPr>
+          <w:rStyle w:val="HTMLCode"/>
+          <w:rFonts w:ascii="Cambria" w:hAnsi="Cambria"/>
+        </w:rPr>
+        <w:t>string[start:stop:skip]</w:t>
+      </w:r>
+    </w:p>
+    <w:p>
+      <w:pPr>
+        <w:pStyle w:val="Heading3"/>
+        <w:rPr>
+          <w:rFonts w:ascii="Cambria" w:hAnsi="Cambria"/>
+        </w:rPr>
+      </w:pPr>
+      <w:r>
+        <w:rPr>
+          <w:rFonts w:ascii="Cambria" w:hAnsi="Cambria"/>
+        </w:rPr>
+        <w:t>Examples:</w:t>
+      </w:r>
+    </w:p>
+    <w:p>
+      <w:pPr>
+        <w:pStyle w:val="HTMLPreformatted"/>
+        <w:rPr>
+          <w:rStyle w:val="HTMLCode"/>
+          <w:rFonts w:ascii="Cambria" w:hAnsi="Cambria"/>
+        </w:rPr>
+      </w:pPr>
+      <w:r>
+        <w:rPr>
+          <w:rStyle w:val="hljs-builtin"/>
+          <w:rFonts w:ascii="Cambria" w:hAnsi="Cambria"/>
+        </w:rPr>
+        <w:t>print</w:t>
+      </w:r>
+      <w:r>
+        <w:rPr>
+          <w:rStyle w:val="HTMLCode"/>
+          <w:rFonts w:ascii="Cambria" w:hAnsi="Cambria"/>
+        </w:rPr>
+        <w:t>(name[</w:t>
+      </w:r>
+      <w:r>
+        <w:rPr>
+          <w:rStyle w:val="hljs-number"/>
+          <w:rFonts w:ascii="Cambria" w:hAnsi="Cambria"/>
+        </w:rPr>
+        <w:t>0</w:t>
+      </w:r>
+      <w:r>
+        <w:rPr>
+          <w:rStyle w:val="HTMLCode"/>
+          <w:rFonts w:ascii="Cambria" w:hAnsi="Cambria"/>
+        </w:rPr>
+        <w:t xml:space="preserve">])     </w:t>
+      </w:r>
+      <w:r>
+        <w:rPr>
+          <w:rStyle w:val="hljs-comment"/>
+          <w:rFonts w:ascii="Cambria" w:eastAsiaTheme="majorEastAsia" w:hAnsi="Cambria"/>
+        </w:rPr>
+        <w:t># Output: z</w:t>
+      </w:r>
+    </w:p>
+    <w:p>
+      <w:pPr>
+        <w:pStyle w:val="HTMLPreformatted"/>
+        <w:rPr>
+          <w:rStyle w:val="HTMLCode"/>
+          <w:rFonts w:ascii="Cambria" w:hAnsi="Cambria"/>
+        </w:rPr>
+      </w:pPr>
+      <w:r>
+        <w:rPr>
+          <w:rStyle w:val="hljs-builtin"/>
+          <w:rFonts w:ascii="Cambria" w:hAnsi="Cambria"/>
+        </w:rPr>
+        <w:t>print</w:t>
+      </w:r>
+      <w:r>
+        <w:rPr>
+          <w:rStyle w:val="HTMLCode"/>
+          <w:rFonts w:ascii="Cambria" w:hAnsi="Cambria"/>
+        </w:rPr>
+        <w:t>(name[-</w:t>
+      </w:r>
+      <w:r>
+        <w:rPr>
+          <w:rStyle w:val="hljs-number"/>
+          <w:rFonts w:ascii="Cambria" w:hAnsi="Cambria"/>
+        </w:rPr>
+        <w:t>1</w:t>
+      </w:r>
+      <w:r>
+        <w:rPr>
+          <w:rStyle w:val="HTMLCode"/>
+          <w:rFonts w:ascii="Cambria" w:hAnsi="Cambria"/>
+        </w:rPr>
+        <w:t xml:space="preserve">])    </w:t>
+      </w:r>
+      <w:r>
+        <w:rPr>
+          <w:rStyle w:val="hljs-comment"/>
+          <w:rFonts w:ascii="Cambria" w:eastAsiaTheme="majorEastAsia" w:hAnsi="Cambria"/>
+        </w:rPr>
+        <w:t># Output: m</w:t>
+      </w:r>
+    </w:p>
+    <w:p>
+      <w:pPr>
+        <w:pStyle w:val="HTMLPreformatted"/>
+        <w:rPr>
+          <w:rStyle w:val="HTMLCode"/>
+          <w:rFonts w:ascii="Cambria" w:hAnsi="Cambria"/>
+        </w:rPr>
+      </w:pPr>
+      <w:r>
+        <w:rPr>
+          <w:rStyle w:val="hljs-builtin"/>
+          <w:rFonts w:ascii="Cambria" w:hAnsi="Cambria"/>
+        </w:rPr>
+        <w:t>print</w:t>
+      </w:r>
+      <w:r>
+        <w:rPr>
+          <w:rStyle w:val="HTMLCode"/>
+          <w:rFonts w:ascii="Cambria" w:hAnsi="Cambria"/>
+        </w:rPr>
+        <w:t>(name[</w:t>
+      </w:r>
+      <w:r>
+        <w:rPr>
+          <w:rStyle w:val="hljs-number"/>
+          <w:rFonts w:ascii="Cambria" w:hAnsi="Cambria"/>
+        </w:rPr>
+        <w:t>1</w:t>
+      </w:r>
+      <w:r>
+        <w:rPr>
+          <w:rStyle w:val="HTMLCode"/>
+          <w:rFonts w:ascii="Cambria" w:hAnsi="Cambria"/>
+        </w:rPr>
+        <w:t>:</w:t>
+      </w:r>
+      <w:r>
+        <w:rPr>
+          <w:rStyle w:val="hljs-number"/>
+          <w:rFonts w:ascii="Cambria" w:hAnsi="Cambria"/>
+        </w:rPr>
+        <w:t>4</w:t>
+      </w:r>
+      <w:r>
+        <w:rPr>
+          <w:rStyle w:val="HTMLCode"/>
+          <w:rFonts w:ascii="Cambria" w:hAnsi="Cambria"/>
+        </w:rPr>
+        <w:t xml:space="preserve">])   </w:t>
+      </w:r>
+      <w:r>
+        <w:rPr>
+          <w:rStyle w:val="hljs-comment"/>
+          <w:rFonts w:ascii="Cambria" w:eastAsiaTheme="majorEastAsia" w:hAnsi="Cambria"/>
+        </w:rPr>
+        <w:t># Output: aee</w:t>
+      </w:r>
+    </w:p>
+    <w:p>
+      <w:pPr>
+        <w:pStyle w:val="HTMLPreformatted"/>
+        <w:rPr>
+          <w:rStyle w:val="HTMLCode"/>
+          <w:rFonts w:ascii="Cambria" w:hAnsi="Cambria"/>
+        </w:rPr>
+      </w:pPr>
+      <w:r>
+        <w:rPr>
+          <w:rStyle w:val="hljs-builtin"/>
+          <w:rFonts w:ascii="Cambria" w:hAnsi="Cambria"/>
+        </w:rPr>
+        <w:t>print</w:t>
+      </w:r>
+      <w:r>
+        <w:rPr>
+          <w:rStyle w:val="HTMLCode"/>
+          <w:rFonts w:ascii="Cambria" w:hAnsi="Cambria"/>
+        </w:rPr>
+        <w:t>(name[::-</w:t>
+      </w:r>
+      <w:r>
+        <w:rPr>
+          <w:rStyle w:val="hljs-number"/>
+          <w:rFonts w:ascii="Cambria" w:hAnsi="Cambria"/>
+        </w:rPr>
+        <w:t>1</w:t>
+      </w:r>
+      <w:r>
+        <w:rPr>
+          <w:rStyle w:val="HTMLCode"/>
+          <w:rFonts w:ascii="Cambria" w:hAnsi="Cambria"/>
+        </w:rPr>
+        <w:t xml:space="preserve">])  </w:t>
+      </w:r>
+      <w:r>
+        <w:rPr>
+          <w:rStyle w:val="hljs-comment"/>
+          <w:rFonts w:ascii="Cambria" w:eastAsiaTheme="majorEastAsia" w:hAnsi="Cambria"/>
+        </w:rPr>
+        <w:t># Output: meeaz (reversed string)</w:t>
+      </w:r>
+    </w:p>
+    <w:p>
+      <w:pPr>
+        <w:pStyle w:val="HTMLPreformatted"/>
+        <w:rPr>
+          <w:rStyle w:val="HTMLCode"/>
+          <w:rFonts w:ascii="Cambria" w:hAnsi="Cambria"/>
+        </w:rPr>
+      </w:pPr>
+      <w:r>
+        <w:rPr>
+          <w:rStyle w:val="hljs-builtin"/>
+          <w:rFonts w:ascii="Cambria" w:hAnsi="Cambria"/>
+        </w:rPr>
+        <w:t>print</w:t>
+      </w:r>
+      <w:r>
+        <w:rPr>
+          <w:rStyle w:val="HTMLCode"/>
+          <w:rFonts w:ascii="Cambria" w:hAnsi="Cambria"/>
+        </w:rPr>
+        <w:t>(name[::-</w:t>
+      </w:r>
+      <w:r>
+        <w:rPr>
+          <w:rStyle w:val="hljs-number"/>
+          <w:rFonts w:ascii="Cambria" w:hAnsi="Cambria"/>
+        </w:rPr>
+        <w:t>2</w:t>
+      </w:r>
+      <w:r>
+        <w:rPr>
+          <w:rStyle w:val="HTMLCode"/>
+          <w:rFonts w:ascii="Cambria" w:hAnsi="Cambria"/>
+        </w:rPr>
+        <w:t xml:space="preserve">])  </w:t>
+      </w:r>
+      <w:r>
+        <w:rPr>
+          <w:rStyle w:val="hljs-comment"/>
+          <w:rFonts w:ascii="Cambria" w:eastAsiaTheme="majorEastAsia" w:hAnsi="Cambria"/>
+        </w:rPr>
+        <w:t># Output: mea (skip 2 while reversing)</w:t>
+      </w:r>
+    </w:p>
+    <w:p>
+      <w:pPr>
+        <w:rPr>
+          <w:rFonts w:ascii="Cambria" w:hAnsi="Cambria"/>
+        </w:rPr>
+      </w:pPr>
+      <w:r>
+        <w:rPr>
+          <w:rFonts w:ascii="Cambria" w:hAnsi="Cambria"/>
+        </w:rPr>
+        <w:pict w14:anchorId="4430ABDB">
+          <v:rect id="_x0000_i1027" style="width:0;height:1.5pt" o:hralign="center" o:hrstd="t" o:hr="t" fillcolor="#a0a0a0" stroked="f"/>
+        </w:pict>
+      </w:r>
+    </w:p>
+    <w:p>
+      <w:pPr>
+        <w:pStyle w:val="NormalWeb"/>
+        <w:rPr>
+          <w:rFonts w:ascii="Cambria" w:hAnsi="Cambria"/>
+        </w:rPr>
+      </w:pPr>
+      <w:r>
+        <w:rPr>
+          <w:rFonts w:ascii="Cambria" w:hAnsi="Cambria"/>
+        </w:rPr>
+        <w:t xml:space="preserve">Tip: </w:t>
+      </w:r>
+      <w:r>
+        <w:rPr>
+          <w:rStyle w:val="Strong"/>
+          <w:rFonts w:ascii="Cambria" w:hAnsi="Cambria"/>
+        </w:rPr>
+        <w:t>Ordered data</w:t>
+      </w:r>
+      <w:r>
+        <w:rPr>
+          <w:rFonts w:ascii="Cambria" w:hAnsi="Cambria"/>
+        </w:rPr>
+        <w:t xml:space="preserve"> → String, List, Tuple</w:t>
+      </w:r>
+      <w:r>
+        <w:rPr>
+          <w:rFonts w:ascii="Cambria" w:hAnsi="Cambria"/>
+        </w:rPr>
+        <w:br/>
+      </w:r>
+      <w:r>
+        <w:rPr>
+          <w:rStyle w:val="Strong"/>
+          <w:rFonts w:ascii="Cambria" w:hAnsi="Cambria"/>
+        </w:rPr>
+        <w:t>Unordered data</w:t>
+      </w:r>
+      <w:r>
+        <w:rPr>
+          <w:rFonts w:ascii="Cambria" w:hAnsi="Cambria"/>
+        </w:rPr>
+        <w:t xml:space="preserve"> → Set, Dictionary</w:t>
       </w:r>
     </w:p>
     <w:sectPr>
@@ -1443,6 +2239,92 @@
 <file path=word/numbering.xml><?xml version="1.0" encoding="utf-8"?>
 <w:numbering xmlns:wpc="http://schemas.microsoft.com/office/word/2010/wordprocessingCanvas" xmlns:cx="http://schemas.microsoft.com/office/drawing/2014/chartex" xmlns:cx1="http://schemas.microsoft.com/office/drawing/2015/9/8/chartex" xmlns:cx2="http://schemas.microsoft.com/office/drawing/2015/10/21/chartex" xmlns:cx3="http://schemas.microsoft.com/office/drawing/2016/5/9/chartex" xmlns:cx4="http://schemas.microsoft.com/office/drawing/2016/5/10/chartex" xmlns:cx5="http://schemas.microsoft.com/office/drawing/2016/5/11/chartex" xmlns:cx6="http://schemas.microsoft.com/office/drawing/2016/5/12/chartex" xmlns:cx7="http://schemas.microsoft.com/office/drawing/2016/5/13/chartex" xmlns:cx8="http://schemas.microsoft.com/office/drawing/2016/5/14/chartex" xmlns:mc="http://schemas.openxmlformats.org/markup-compatibility/2006" xmlns:aink="http://schemas.microsoft.com/office/drawing/2016/ink" xmlns:am3d="http://schemas.microsoft.com/office/drawing/2017/model3d" xmlns:o="urn:schemas-microsoft-com:office:office" xmlns:r="http://schemas.openxmlformats.org/officeDocument/2006/relationships" xmlns:m="http://schemas.openxmlformats.org/officeDocument/2006/math" xmlns:v="urn:schemas-microsoft-com:vml" xmlns:wp14="http://schemas.microsoft.com/office/word/2010/wordprocessingDrawing" xmlns:wp="http://schemas.openxmlformats.org/drawingml/2006/wordprocessingDrawing" xmlns:w10="urn:schemas-microsoft-com:office:word" xmlns:w="http://schemas.openxmlformats.org/wordprocessingml/2006/main" xmlns:w14="http://schemas.microsoft.com/office/word/2010/wordml" xmlns:w15="http://schemas.microsoft.com/office/word/2012/wordml" xmlns:w16cex="http://schemas.microsoft.com/office/word/2018/wordml/cex" xmlns:w16cid="http://schemas.microsoft.com/office/word/2016/wordml/cid" xmlns:w16="http://schemas.microsoft.com/office/word/2018/wordml" xmlns:w16sdtdh="http://schemas.microsoft.com/office/word/2020/wordml/sdtdatahash" xmlns:w16se="http://schemas.microsoft.com/office/word/2015/wordml/symex" xmlns:wpg="http://schemas.microsoft.com/office/word/2010/wordprocessingGroup" xmlns:wpi="http://schemas.microsoft.com/office/word/2010/wordprocessingInk" xmlns:wne="http://schemas.microsoft.com/office/word/2006/wordml" xmlns:wps="http://schemas.microsoft.com/office/word/2010/wordprocessingShape" mc:Ignorable="w14 w15 w16se w16cid w16 w16cex w16sdtdh wp14">
   <w:abstractNum w:abstractNumId="0" w15:restartNumberingAfterBreak="0">
+    <w:nsid w:val="060B72C4"/>
+    <w:multiLevelType w:val="hybridMultilevel"/>
+    <w:tmpl w:val="49021E08"/>
+    <w:lvl w:ilvl="0" w:tplc="0809000F">
+      <w:start w:val="1"/>
+      <w:numFmt w:val="decimal"/>
+      <w:lvlText w:val="%1."/>
+      <w:lvlJc w:val="left"/>
+      <w:pPr>
+        <w:ind w:left="720" w:hanging="360"/>
+      </w:pPr>
+    </w:lvl>
+    <w:lvl w:ilvl="1" w:tplc="08090019" w:tentative="1">
+      <w:start w:val="1"/>
+      <w:numFmt w:val="lowerLetter"/>
+      <w:lvlText w:val="%2."/>
+      <w:lvlJc w:val="left"/>
+      <w:pPr>
+        <w:ind w:left="1440" w:hanging="360"/>
+      </w:pPr>
+    </w:lvl>
+    <w:lvl w:ilvl="2" w:tplc="0809001B" w:tentative="1">
+      <w:start w:val="1"/>
+      <w:numFmt w:val="lowerRoman"/>
+      <w:lvlText w:val="%3."/>
+      <w:lvlJc w:val="right"/>
+      <w:pPr>
+        <w:ind w:left="2160" w:hanging="180"/>
+      </w:pPr>
+    </w:lvl>
+    <w:lvl w:ilvl="3" w:tplc="0809000F" w:tentative="1">
+      <w:start w:val="1"/>
+      <w:numFmt w:val="decimal"/>
+      <w:lvlText w:val="%4."/>
+      <w:lvlJc w:val="left"/>
+      <w:pPr>
+        <w:ind w:left="2880" w:hanging="360"/>
+      </w:pPr>
+    </w:lvl>
+    <w:lvl w:ilvl="4" w:tplc="08090019" w:tentative="1">
+      <w:start w:val="1"/>
+      <w:numFmt w:val="lowerLetter"/>
+      <w:lvlText w:val="%5."/>
+      <w:lvlJc w:val="left"/>
+      <w:pPr>
+        <w:ind w:left="3600" w:hanging="360"/>
+      </w:pPr>
+    </w:lvl>
+    <w:lvl w:ilvl="5" w:tplc="0809001B" w:tentative="1">
+      <w:start w:val="1"/>
+      <w:numFmt w:val="lowerRoman"/>
+      <w:lvlText w:val="%6."/>
+      <w:lvlJc w:val="right"/>
+      <w:pPr>
+        <w:ind w:left="4320" w:hanging="180"/>
+      </w:pPr>
+    </w:lvl>
+    <w:lvl w:ilvl="6" w:tplc="0809000F" w:tentative="1">
+      <w:start w:val="1"/>
+      <w:numFmt w:val="decimal"/>
+      <w:lvlText w:val="%7."/>
+      <w:lvlJc w:val="left"/>
+      <w:pPr>
+        <w:ind w:left="5040" w:hanging="360"/>
+      </w:pPr>
+    </w:lvl>
+    <w:lvl w:ilvl="7" w:tplc="08090019" w:tentative="1">
+      <w:start w:val="1"/>
+      <w:numFmt w:val="lowerLetter"/>
+      <w:lvlText w:val="%8."/>
+      <w:lvlJc w:val="left"/>
+      <w:pPr>
+        <w:ind w:left="5760" w:hanging="360"/>
+      </w:pPr>
+    </w:lvl>
+    <w:lvl w:ilvl="8" w:tplc="0809001B" w:tentative="1">
+      <w:start w:val="1"/>
+      <w:numFmt w:val="lowerRoman"/>
+      <w:lvlText w:val="%9."/>
+      <w:lvlJc w:val="right"/>
+      <w:pPr>
+        <w:ind w:left="6480" w:hanging="180"/>
+      </w:pPr>
+    </w:lvl>
+  </w:abstractNum>
+  <w:abstractNum w:abstractNumId="1" w15:restartNumberingAfterBreak="0">
     <w:nsid w:val="2E3D14F6"/>
     <w:multiLevelType w:val="multilevel"/>
     <w:tmpl w:val="969C48CC"/>
@@ -1591,7 +2473,7 @@
       </w:rPr>
     </w:lvl>
   </w:abstractNum>
-  <w:abstractNum w:abstractNumId="1" w15:restartNumberingAfterBreak="0">
+  <w:abstractNum w:abstractNumId="2" w15:restartNumberingAfterBreak="0">
     <w:nsid w:val="422F4182"/>
     <w:multiLevelType w:val="hybridMultilevel"/>
     <w:tmpl w:val="72F6E2C0"/>
@@ -1704,7 +2586,7 @@
       </w:rPr>
     </w:lvl>
   </w:abstractNum>
-  <w:abstractNum w:abstractNumId="2" w15:restartNumberingAfterBreak="0">
+  <w:abstractNum w:abstractNumId="3" w15:restartNumberingAfterBreak="0">
     <w:nsid w:val="493D6F15"/>
     <w:multiLevelType w:val="multilevel"/>
     <w:tmpl w:val="7C76396E"/>
@@ -1853,7 +2735,7 @@
       </w:rPr>
     </w:lvl>
   </w:abstractNum>
-  <w:abstractNum w:abstractNumId="3" w15:restartNumberingAfterBreak="0">
+  <w:abstractNum w:abstractNumId="4" w15:restartNumberingAfterBreak="0">
     <w:nsid w:val="63673B98"/>
     <w:multiLevelType w:val="hybridMultilevel"/>
     <w:tmpl w:val="0D4EDAF2"/>
@@ -1966,7 +2848,7 @@
       </w:rPr>
     </w:lvl>
   </w:abstractNum>
-  <w:abstractNum w:abstractNumId="4" w15:restartNumberingAfterBreak="0">
+  <w:abstractNum w:abstractNumId="5" w15:restartNumberingAfterBreak="0">
     <w:nsid w:val="689440BA"/>
     <w:multiLevelType w:val="multilevel"/>
     <w:tmpl w:val="C1D802AA"/>
@@ -2080,18 +2962,21 @@
     </w:lvl>
   </w:abstractNum>
   <w:num w:numId="1">
+    <w:abstractNumId w:val="2"/>
+  </w:num>
+  <w:num w:numId="2">
+    <w:abstractNumId w:val="4"/>
+  </w:num>
+  <w:num w:numId="3">
+    <w:abstractNumId w:val="5"/>
+  </w:num>
+  <w:num w:numId="4">
+    <w:abstractNumId w:val="3"/>
+  </w:num>
+  <w:num w:numId="5">
     <w:abstractNumId w:val="1"/>
   </w:num>
-  <w:num w:numId="2">
-    <w:abstractNumId w:val="3"/>
-  </w:num>
-  <w:num w:numId="3">
-    <w:abstractNumId w:val="4"/>
-  </w:num>
-  <w:num w:numId="4">
-    <w:abstractNumId w:val="2"/>
-  </w:num>
-  <w:num w:numId="5">
+  <w:num w:numId="6">
     <w:abstractNumId w:val="0"/>
   </w:num>
 </w:numbering>
@@ -2553,7 +3438,6 @@
     <w:next w:val="Normal"/>
     <w:link w:val="Heading3Char"/>
     <w:uiPriority w:val="9"/>
-    <w:semiHidden/>
     <w:unhideWhenUsed/>
     <w:qFormat/>
     <w:rsid w:val="006411C6"/>
@@ -2762,7 +3646,6 @@
     <w:basedOn w:val="DefaultParagraphFont"/>
     <w:link w:val="Heading3"/>
     <w:uiPriority w:val="9"/>
-    <w:semiHidden/>
     <w:rsid w:val="006411C6"/>
     <w:rPr>
       <w:caps/>
@@ -3204,6 +4087,11 @@
     <w:name w:val="hljs-string"/>
     <w:basedOn w:val="DefaultParagraphFont"/>
     <w:rsid w:val="00B265C8"/>
+  </w:style>
+  <w:style w:type="character" w:customStyle="1" w:styleId="hljs-subst">
+    <w:name w:val="hljs-subst"/>
+    <w:basedOn w:val="DefaultParagraphFont"/>
+    <w:rsid w:val="00381657"/>
   </w:style>
 </w:styles>
 </file>

--- a/Section-5.docx
+++ b/Section-5.docx
@@ -5,6 +5,10 @@
     <w:p>
       <w:pPr>
         <w:pStyle w:val="Heading1"/>
+        <w:numPr>
+          <w:ilvl w:val="0"/>
+          <w:numId w:val="7"/>
+        </w:numPr>
         <w:rPr>
           <w:rFonts w:ascii="Cambria" w:hAnsi="Cambria"/>
         </w:rPr>
@@ -19,6 +23,7 @@
     <w:p>
       <w:pPr>
         <w:pStyle w:val="NormalWeb"/>
+        <w:ind w:firstLine="360"/>
         <w:rPr>
           <w:rFonts w:ascii="Cambria" w:hAnsi="Cambria"/>
         </w:rPr>
@@ -143,15 +148,16 @@
     <w:p>
       <w:pPr>
         <w:pStyle w:val="NormalWeb"/>
-        <w:rPr>
-          <w:rFonts w:ascii="Cambria" w:hAnsi="Cambria"/>
-        </w:rPr>
-      </w:pPr>
-      <w:r>
-        <w:rPr>
-          <w:rFonts w:ascii="Cambria" w:hAnsi="Cambria"/>
-        </w:rPr>
-        <w:t xml:space="preserve"> Easy way to remember: </w:t>
+        <w:ind w:left="720"/>
+        <w:rPr>
+          <w:rFonts w:ascii="Cambria" w:hAnsi="Cambria"/>
+        </w:rPr>
+      </w:pPr>
+      <w:r>
+        <w:rPr>
+          <w:rFonts w:ascii="Cambria" w:hAnsi="Cambria"/>
+        </w:rPr>
+        <w:t xml:space="preserve">Easy way to remember: </w:t>
       </w:r>
       <w:r>
         <w:rPr>
@@ -170,22 +176,11 @@
     </w:p>
     <w:p>
       <w:pPr>
-        <w:rPr>
-          <w:rFonts w:ascii="Cambria" w:hAnsi="Cambria"/>
-        </w:rPr>
-      </w:pPr>
-      <w:r>
-        <w:rPr>
-          <w:rFonts w:ascii="Cambria" w:hAnsi="Cambria"/>
-        </w:rPr>
-        <w:pict w14:anchorId="02D7DD1A">
-          <v:rect id="_x0000_i1025" style="width:0;height:1.5pt" o:hralign="center" o:hrstd="t" o:hr="t" fillcolor="#a0a0a0" stroked="f"/>
-        </w:pict>
-      </w:r>
-    </w:p>
-    <w:p>
-      <w:pPr>
         <w:pStyle w:val="Heading1"/>
+        <w:numPr>
+          <w:ilvl w:val="0"/>
+          <w:numId w:val="7"/>
+        </w:numPr>
         <w:rPr>
           <w:rFonts w:ascii="Cambria" w:hAnsi="Cambria"/>
         </w:rPr>
@@ -200,6 +195,7 @@
     <w:p>
       <w:pPr>
         <w:pStyle w:val="NormalWeb"/>
+        <w:ind w:firstLine="360"/>
         <w:rPr>
           <w:rFonts w:ascii="Cambria" w:hAnsi="Cambria"/>
         </w:rPr>
@@ -359,7 +355,11 @@
     </w:p>
     <w:p>
       <w:pPr>
-        <w:pStyle w:val="Heading2"/>
+        <w:pStyle w:val="Heading1"/>
+        <w:numPr>
+          <w:ilvl w:val="0"/>
+          <w:numId w:val="7"/>
+        </w:numPr>
         <w:rPr>
           <w:rFonts w:ascii="Cambria" w:hAnsi="Cambria"/>
         </w:rPr>
@@ -371,7 +371,7 @@
           <w:b w:val="0"/>
           <w:bCs w:val="0"/>
         </w:rPr>
-        <w:t>3. Statement vs Expression</w:t>
+        <w:t>Statement vs Expression</w:t>
       </w:r>
     </w:p>
     <w:p>
@@ -437,6 +437,13 @@
           <w:rStyle w:val="HTMLCode"/>
           <w:rFonts w:ascii="Cambria" w:hAnsi="Cambria"/>
         </w:rPr>
+        <w:tab/>
+      </w:r>
+      <w:r>
+        <w:rPr>
+          <w:rStyle w:val="HTMLCode"/>
+          <w:rFonts w:ascii="Cambria" w:hAnsi="Cambria"/>
+        </w:rPr>
         <w:t xml:space="preserve">a, b = </w:t>
       </w:r>
       <w:r>
@@ -501,6 +508,13 @@
           <w:rStyle w:val="hljs-builtin"/>
           <w:rFonts w:ascii="Cambria" w:hAnsi="Cambria"/>
         </w:rPr>
+        <w:tab/>
+      </w:r>
+      <w:r>
+        <w:rPr>
+          <w:rStyle w:val="hljs-builtin"/>
+          <w:rFonts w:ascii="Cambria" w:hAnsi="Cambria"/>
+        </w:rPr>
         <w:t>print</w:t>
       </w:r>
       <w:r>
@@ -520,7 +534,11 @@
     </w:p>
     <w:p>
       <w:pPr>
-        <w:pStyle w:val="Heading2"/>
+        <w:pStyle w:val="Heading1"/>
+        <w:numPr>
+          <w:ilvl w:val="0"/>
+          <w:numId w:val="7"/>
+        </w:numPr>
         <w:rPr>
           <w:rFonts w:ascii="Cambria" w:hAnsi="Cambria"/>
         </w:rPr>
@@ -532,12 +550,13 @@
           <w:b w:val="0"/>
           <w:bCs w:val="0"/>
         </w:rPr>
-        <w:t>4. Augmented Assignment Operators</w:t>
+        <w:t>Augmented Assignment Operators</w:t>
       </w:r>
     </w:p>
     <w:p>
       <w:pPr>
         <w:pStyle w:val="NormalWeb"/>
+        <w:ind w:firstLine="360"/>
         <w:rPr>
           <w:rFonts w:ascii="Cambria" w:hAnsi="Cambria"/>
         </w:rPr>
@@ -562,6 +581,13 @@
           <w:rStyle w:val="HTMLCode"/>
           <w:rFonts w:ascii="Cambria" w:hAnsi="Cambria"/>
         </w:rPr>
+        <w:tab/>
+      </w:r>
+      <w:r>
+        <w:rPr>
+          <w:rStyle w:val="HTMLCode"/>
+          <w:rFonts w:ascii="Cambria" w:hAnsi="Cambria"/>
+        </w:rPr>
         <w:t xml:space="preserve">a = </w:t>
       </w:r>
       <w:r>
@@ -585,6 +611,13 @@
           <w:rStyle w:val="HTMLCode"/>
           <w:rFonts w:ascii="Cambria" w:hAnsi="Cambria"/>
         </w:rPr>
+        <w:tab/>
+      </w:r>
+      <w:r>
+        <w:rPr>
+          <w:rStyle w:val="HTMLCode"/>
+          <w:rFonts w:ascii="Cambria" w:hAnsi="Cambria"/>
+        </w:rPr>
         <w:t xml:space="preserve">a = a + </w:t>
       </w:r>
       <w:r>
@@ -615,6 +648,13 @@
           <w:rStyle w:val="HTMLCode"/>
           <w:rFonts w:ascii="Cambria" w:hAnsi="Cambria"/>
         </w:rPr>
+        <w:tab/>
+      </w:r>
+      <w:r>
+        <w:rPr>
+          <w:rStyle w:val="HTMLCode"/>
+          <w:rFonts w:ascii="Cambria" w:hAnsi="Cambria"/>
+        </w:rPr>
         <w:t xml:space="preserve">a += </w:t>
       </w:r>
       <w:r>
@@ -645,6 +685,13 @@
           <w:rStyle w:val="hljs-builtin"/>
           <w:rFonts w:ascii="Cambria" w:hAnsi="Cambria"/>
         </w:rPr>
+        <w:tab/>
+      </w:r>
+      <w:r>
+        <w:rPr>
+          <w:rStyle w:val="hljs-builtin"/>
+          <w:rFonts w:ascii="Cambria" w:hAnsi="Cambria"/>
+        </w:rPr>
         <w:t>print</w:t>
       </w:r>
       <w:r>
@@ -658,6 +705,7 @@
     <w:p>
       <w:pPr>
         <w:pStyle w:val="NormalWeb"/>
+        <w:ind w:firstLine="720"/>
         <w:rPr>
           <w:rFonts w:ascii="Cambria" w:hAnsi="Cambria"/>
         </w:rPr>
@@ -717,7 +765,11 @@
     </w:p>
     <w:p>
       <w:pPr>
-        <w:pStyle w:val="Heading2"/>
+        <w:pStyle w:val="Heading1"/>
+        <w:numPr>
+          <w:ilvl w:val="0"/>
+          <w:numId w:val="7"/>
+        </w:numPr>
         <w:rPr>
           <w:rFonts w:ascii="Cambria" w:hAnsi="Cambria"/>
         </w:rPr>
@@ -729,12 +781,13 @@
           <w:b w:val="0"/>
           <w:bCs w:val="0"/>
         </w:rPr>
-        <w:t>5. String Data Type</w:t>
+        <w:t>String Data Type</w:t>
       </w:r>
     </w:p>
     <w:p>
       <w:pPr>
         <w:pStyle w:val="NormalWeb"/>
+        <w:ind w:firstLine="360"/>
         <w:rPr>
           <w:rFonts w:ascii="Cambria" w:hAnsi="Cambria"/>
         </w:rPr>
@@ -759,6 +812,13 @@
           <w:rStyle w:val="HTMLCode"/>
           <w:rFonts w:ascii="Cambria" w:hAnsi="Cambria"/>
         </w:rPr>
+        <w:tab/>
+      </w:r>
+      <w:r>
+        <w:rPr>
+          <w:rStyle w:val="HTMLCode"/>
+          <w:rFonts w:ascii="Cambria" w:hAnsi="Cambria"/>
+        </w:rPr>
         <w:t xml:space="preserve">Message = </w:t>
       </w:r>
       <w:r>
@@ -782,6 +842,13 @@
           <w:rStyle w:val="HTMLCode"/>
           <w:rFonts w:ascii="Cambria" w:hAnsi="Cambria"/>
         </w:rPr>
+        <w:tab/>
+      </w:r>
+      <w:r>
+        <w:rPr>
+          <w:rStyle w:val="HTMLCode"/>
+          <w:rFonts w:ascii="Cambria" w:hAnsi="Cambria"/>
+        </w:rPr>
         <w:t xml:space="preserve">Quote = </w:t>
       </w:r>
       <w:r>
@@ -814,15 +881,77 @@
           <w:rStyle w:val="HTMLCode"/>
           <w:rFonts w:ascii="Cambria" w:hAnsi="Cambria"/>
         </w:rPr>
+        <w:tab/>
+      </w:r>
+      <w:proofErr w:type="spellStart"/>
+      <w:r>
+        <w:rPr>
+          <w:rStyle w:val="HTMLCode"/>
+          <w:rFonts w:ascii="Cambria" w:hAnsi="Cambria"/>
+        </w:rPr>
+        <w:t>multiLine</w:t>
+      </w:r>
+      <w:proofErr w:type="spellEnd"/>
+      <w:r>
+        <w:rPr>
+          <w:rStyle w:val="HTMLCode"/>
+          <w:rFonts w:ascii="Cambria" w:hAnsi="Cambria"/>
+        </w:rPr>
+        <w:t xml:space="preserve"> = </w:t>
+      </w:r>
+      <w:r>
+        <w:rPr>
+          <w:rStyle w:val="hljs-string"/>
+          <w:rFonts w:ascii="Cambria" w:hAnsi="Cambria"/>
+        </w:rPr>
+        <w:t xml:space="preserve">''' </w:t>
+      </w:r>
+    </w:p>
+    <w:p>
+      <w:pPr>
+        <w:pStyle w:val="HTMLPreformatted"/>
+        <w:rPr>
+          <w:rStyle w:val="hljs-string"/>
+          <w:rFonts w:ascii="Cambria" w:hAnsi="Cambria"/>
+        </w:rPr>
+      </w:pPr>
+      <w:r>
+        <w:rPr>
+          <w:rStyle w:val="hljs-string"/>
+          <w:rFonts w:ascii="Cambria" w:hAnsi="Cambria"/>
+        </w:rPr>
+        <w:tab/>
+      </w:r>
+      <w:r>
+        <w:rPr>
+          <w:rStyle w:val="hljs-string"/>
+          <w:rFonts w:ascii="Cambria" w:hAnsi="Cambria"/>
+        </w:rPr>
+        <w:t xml:space="preserve">I remember you said: “Never give up” </w:t>
+      </w:r>
+    </w:p>
+    <w:p>
+      <w:pPr>
+        <w:pStyle w:val="HTMLPreformatted"/>
+        <w:rPr>
+          <w:rStyle w:val="hljs-string"/>
+          <w:rFonts w:ascii="Cambria" w:hAnsi="Cambria"/>
+        </w:rPr>
+      </w:pPr>
+      <w:r>
+        <w:rPr>
+          <w:rStyle w:val="hljs-string"/>
+          <w:rFonts w:ascii="Cambria" w:hAnsi="Cambria"/>
+        </w:rPr>
         <w:lastRenderedPageBreak/>
-        <w:t xml:space="preserve">multiLine = </w:t>
+        <w:tab/>
       </w:r>
       <w:r>
         <w:rPr>
           <w:rStyle w:val="hljs-string"/>
           <w:rFonts w:ascii="Cambria" w:hAnsi="Cambria"/>
         </w:rPr>
-        <w:t xml:space="preserve">''' </w:t>
+        <w:t xml:space="preserve">I remember you said: “Never give up” </w:t>
       </w:r>
     </w:p>
     <w:p>
@@ -838,6 +967,13 @@
           <w:rStyle w:val="hljs-string"/>
           <w:rFonts w:ascii="Cambria" w:hAnsi="Cambria"/>
         </w:rPr>
+        <w:tab/>
+      </w:r>
+      <w:r>
+        <w:rPr>
+          <w:rStyle w:val="hljs-string"/>
+          <w:rFonts w:ascii="Cambria" w:hAnsi="Cambria"/>
+        </w:rPr>
         <w:t xml:space="preserve">I remember you said: “Never give up” </w:t>
       </w:r>
     </w:p>
@@ -845,33 +981,33 @@
       <w:pPr>
         <w:pStyle w:val="HTMLPreformatted"/>
         <w:rPr>
+          <w:rStyle w:val="HTMLCode"/>
+          <w:rFonts w:ascii="Cambria" w:hAnsi="Cambria"/>
+        </w:rPr>
+      </w:pPr>
+      <w:r>
+        <w:rPr>
           <w:rStyle w:val="hljs-string"/>
           <w:rFonts w:ascii="Cambria" w:hAnsi="Cambria"/>
         </w:rPr>
-      </w:pPr>
+        <w:tab/>
+      </w:r>
       <w:r>
         <w:rPr>
           <w:rStyle w:val="hljs-string"/>
           <w:rFonts w:ascii="Cambria" w:hAnsi="Cambria"/>
         </w:rPr>
-        <w:t xml:space="preserve">I remember you said: “Never give up” </w:t>
+        <w:t>'''</w:t>
       </w:r>
     </w:p>
     <w:p>
       <w:pPr>
         <w:pStyle w:val="HTMLPreformatted"/>
         <w:rPr>
-          <w:rStyle w:val="hljs-string"/>
-          <w:rFonts w:ascii="Cambria" w:hAnsi="Cambria"/>
-        </w:rPr>
-      </w:pPr>
-      <w:r>
-        <w:rPr>
-          <w:rStyle w:val="hljs-string"/>
-          <w:rFonts w:ascii="Cambria" w:hAnsi="Cambria"/>
-        </w:rPr>
-        <w:t xml:space="preserve">I remember you said: “Never give up” </w:t>
-      </w:r>
+          <w:rStyle w:val="HTMLCode"/>
+          <w:rFonts w:ascii="Cambria" w:hAnsi="Cambria"/>
+        </w:rPr>
+      </w:pPr>
     </w:p>
     <w:p>
       <w:pPr>
@@ -883,10 +1019,24 @@
       </w:pPr>
       <w:r>
         <w:rPr>
-          <w:rStyle w:val="hljs-string"/>
-          <w:rFonts w:ascii="Cambria" w:hAnsi="Cambria"/>
-        </w:rPr>
-        <w:t>'''</w:t>
+          <w:rStyle w:val="hljs-builtin"/>
+          <w:rFonts w:ascii="Cambria" w:hAnsi="Cambria"/>
+        </w:rPr>
+        <w:tab/>
+      </w:r>
+      <w:r>
+        <w:rPr>
+          <w:rStyle w:val="hljs-builtin"/>
+          <w:rFonts w:ascii="Cambria" w:hAnsi="Cambria"/>
+        </w:rPr>
+        <w:t>print</w:t>
+      </w:r>
+      <w:r>
+        <w:rPr>
+          <w:rStyle w:val="HTMLCode"/>
+          <w:rFonts w:ascii="Cambria" w:hAnsi="Cambria"/>
+        </w:rPr>
+        <w:t>(Message)</w:t>
       </w:r>
     </w:p>
     <w:p>
@@ -897,12 +1047,32 @@
           <w:rFonts w:ascii="Cambria" w:hAnsi="Cambria"/>
         </w:rPr>
       </w:pPr>
+      <w:r>
+        <w:rPr>
+          <w:rStyle w:val="hljs-builtin"/>
+          <w:rFonts w:ascii="Cambria" w:hAnsi="Cambria"/>
+        </w:rPr>
+        <w:tab/>
+      </w:r>
+      <w:r>
+        <w:rPr>
+          <w:rStyle w:val="hljs-builtin"/>
+          <w:rFonts w:ascii="Cambria" w:hAnsi="Cambria"/>
+        </w:rPr>
+        <w:t>print</w:t>
+      </w:r>
+      <w:r>
+        <w:rPr>
+          <w:rStyle w:val="HTMLCode"/>
+          <w:rFonts w:ascii="Cambria" w:hAnsi="Cambria"/>
+        </w:rPr>
+        <w:t>(Quote)</w:t>
+      </w:r>
     </w:p>
     <w:p>
       <w:pPr>
         <w:pStyle w:val="HTMLPreformatted"/>
         <w:rPr>
-          <w:rStyle w:val="HTMLCode"/>
           <w:rFonts w:ascii="Cambria" w:hAnsi="Cambria"/>
         </w:rPr>
       </w:pPr>
@@ -911,6 +1081,13 @@
           <w:rStyle w:val="hljs-builtin"/>
           <w:rFonts w:ascii="Cambria" w:hAnsi="Cambria"/>
         </w:rPr>
+        <w:tab/>
+      </w:r>
+      <w:r>
+        <w:rPr>
+          <w:rStyle w:val="hljs-builtin"/>
+          <w:rFonts w:ascii="Cambria" w:hAnsi="Cambria"/>
+        </w:rPr>
         <w:t>print</w:t>
       </w:r>
       <w:r>
@@ -918,57 +1095,32 @@
           <w:rStyle w:val="HTMLCode"/>
           <w:rFonts w:ascii="Cambria" w:hAnsi="Cambria"/>
         </w:rPr>
-        <w:t>(Message)</w:t>
-      </w:r>
-    </w:p>
-    <w:p>
-      <w:pPr>
-        <w:pStyle w:val="HTMLPreformatted"/>
-        <w:rPr>
-          <w:rStyle w:val="HTMLCode"/>
-          <w:rFonts w:ascii="Cambria" w:hAnsi="Cambria"/>
-        </w:rPr>
-      </w:pPr>
-      <w:r>
-        <w:rPr>
-          <w:rStyle w:val="hljs-builtin"/>
-          <w:rFonts w:ascii="Cambria" w:hAnsi="Cambria"/>
-        </w:rPr>
-        <w:t>print</w:t>
-      </w:r>
-      <w:r>
-        <w:rPr>
-          <w:rStyle w:val="HTMLCode"/>
-          <w:rFonts w:ascii="Cambria" w:hAnsi="Cambria"/>
-        </w:rPr>
-        <w:t>(Quote)</w:t>
-      </w:r>
-    </w:p>
-    <w:p>
-      <w:pPr>
-        <w:pStyle w:val="HTMLPreformatted"/>
-        <w:rPr>
-          <w:rFonts w:ascii="Cambria" w:hAnsi="Cambria"/>
-        </w:rPr>
-      </w:pPr>
-      <w:r>
-        <w:rPr>
-          <w:rStyle w:val="hljs-builtin"/>
-          <w:rFonts w:ascii="Cambria" w:hAnsi="Cambria"/>
-        </w:rPr>
-        <w:t>print</w:t>
-      </w:r>
-      <w:r>
-        <w:rPr>
-          <w:rStyle w:val="HTMLCode"/>
-          <w:rFonts w:ascii="Cambria" w:hAnsi="Cambria"/>
-        </w:rPr>
-        <w:t>(multiLine)</w:t>
-      </w:r>
-    </w:p>
-    <w:p>
-      <w:pPr>
-        <w:pStyle w:val="Heading2"/>
+        <w:t>(</w:t>
+      </w:r>
+      <w:proofErr w:type="spellStart"/>
+      <w:r>
+        <w:rPr>
+          <w:rStyle w:val="HTMLCode"/>
+          <w:rFonts w:ascii="Cambria" w:hAnsi="Cambria"/>
+        </w:rPr>
+        <w:t>multiLine</w:t>
+      </w:r>
+      <w:proofErr w:type="spellEnd"/>
+      <w:r>
+        <w:rPr>
+          <w:rStyle w:val="HTMLCode"/>
+          <w:rFonts w:ascii="Cambria" w:hAnsi="Cambria"/>
+        </w:rPr>
+        <w:t>)</w:t>
+      </w:r>
+    </w:p>
+    <w:p>
+      <w:pPr>
+        <w:pStyle w:val="Heading1"/>
+        <w:numPr>
+          <w:ilvl w:val="0"/>
+          <w:numId w:val="7"/>
+        </w:numPr>
         <w:rPr>
           <w:rFonts w:ascii="Cambria" w:hAnsi="Cambria"/>
         </w:rPr>
@@ -980,12 +1132,13 @@
           <w:b w:val="0"/>
           <w:bCs w:val="0"/>
         </w:rPr>
-        <w:t>6. String Concatenation</w:t>
+        <w:t>String Concatenation</w:t>
       </w:r>
     </w:p>
     <w:p>
       <w:pPr>
         <w:pStyle w:val="NormalWeb"/>
+        <w:ind w:firstLine="360"/>
         <w:rPr>
           <w:rFonts w:ascii="Cambria" w:hAnsi="Cambria"/>
         </w:rPr>
@@ -1010,6 +1163,13 @@
           <w:rStyle w:val="HTMLCode"/>
           <w:rFonts w:ascii="Cambria" w:hAnsi="Cambria"/>
         </w:rPr>
+        <w:tab/>
+      </w:r>
+      <w:r>
+        <w:rPr>
+          <w:rStyle w:val="HTMLCode"/>
+          <w:rFonts w:ascii="Cambria" w:hAnsi="Cambria"/>
+        </w:rPr>
         <w:t xml:space="preserve">message = </w:t>
       </w:r>
       <w:r>
@@ -1033,6 +1193,13 @@
           <w:rStyle w:val="HTMLCode"/>
           <w:rFonts w:ascii="Cambria" w:hAnsi="Cambria"/>
         </w:rPr>
+        <w:tab/>
+      </w:r>
+      <w:r>
+        <w:rPr>
+          <w:rStyle w:val="HTMLCode"/>
+          <w:rFonts w:ascii="Cambria" w:hAnsi="Cambria"/>
+        </w:rPr>
         <w:t xml:space="preserve">name = </w:t>
       </w:r>
       <w:r>
@@ -1077,6 +1244,13 @@
           <w:rStyle w:val="hljs-builtin"/>
           <w:rFonts w:ascii="Cambria" w:hAnsi="Cambria"/>
         </w:rPr>
+        <w:tab/>
+      </w:r>
+      <w:r>
+        <w:rPr>
+          <w:rStyle w:val="hljs-builtin"/>
+          <w:rFonts w:ascii="Cambria" w:hAnsi="Cambria"/>
+        </w:rPr>
         <w:t>print</w:t>
       </w:r>
       <w:r>
@@ -1113,6 +1287,13 @@
           <w:rStyle w:val="hljs-builtin"/>
           <w:rFonts w:ascii="Cambria" w:hAnsi="Cambria"/>
         </w:rPr>
+        <w:tab/>
+      </w:r>
+      <w:r>
+        <w:rPr>
+          <w:rStyle w:val="hljs-builtin"/>
+          <w:rFonts w:ascii="Cambria" w:hAnsi="Cambria"/>
+        </w:rPr>
         <w:t>print</w:t>
       </w:r>
       <w:r>
@@ -1125,7 +1306,11 @@
     </w:p>
     <w:p>
       <w:pPr>
-        <w:pStyle w:val="Heading2"/>
+        <w:pStyle w:val="Heading1"/>
+        <w:numPr>
+          <w:ilvl w:val="0"/>
+          <w:numId w:val="7"/>
+        </w:numPr>
         <w:rPr>
           <w:rFonts w:ascii="Cambria" w:hAnsi="Cambria"/>
         </w:rPr>
@@ -1137,12 +1322,13 @@
           <w:b w:val="0"/>
           <w:bCs w:val="0"/>
         </w:rPr>
-        <w:t>7. Type Conversion</w:t>
+        <w:t>Type Conversion</w:t>
       </w:r>
     </w:p>
     <w:p>
       <w:pPr>
         <w:pStyle w:val="NormalWeb"/>
+        <w:ind w:firstLine="360"/>
         <w:rPr>
           <w:rFonts w:ascii="Cambria" w:hAnsi="Cambria"/>
         </w:rPr>
@@ -1167,6 +1353,13 @@
           <w:rStyle w:val="HTMLCode"/>
           <w:rFonts w:ascii="Cambria" w:hAnsi="Cambria"/>
         </w:rPr>
+        <w:tab/>
+      </w:r>
+      <w:r>
+        <w:rPr>
+          <w:rStyle w:val="HTMLCode"/>
+          <w:rFonts w:ascii="Cambria" w:hAnsi="Cambria"/>
+        </w:rPr>
         <w:t xml:space="preserve">age = </w:t>
       </w:r>
       <w:r>
@@ -1225,6 +1418,13 @@
           <w:rStyle w:val="hljs-builtin"/>
           <w:rFonts w:ascii="Cambria" w:hAnsi="Cambria"/>
         </w:rPr>
+        <w:tab/>
+      </w:r>
+      <w:r>
+        <w:rPr>
+          <w:rStyle w:val="hljs-builtin"/>
+          <w:rFonts w:ascii="Cambria" w:hAnsi="Cambria"/>
+        </w:rPr>
         <w:t>print</w:t>
       </w:r>
       <w:r>
@@ -1257,6 +1457,13 @@
           <w:rStyle w:val="HTMLCode"/>
           <w:rFonts w:ascii="Cambria" w:hAnsi="Cambria"/>
         </w:rPr>
+        <w:tab/>
+      </w:r>
+      <w:r>
+        <w:rPr>
+          <w:rStyle w:val="HTMLCode"/>
+          <w:rFonts w:ascii="Cambria" w:hAnsi="Cambria"/>
+        </w:rPr>
         <w:t xml:space="preserve">num_1 = </w:t>
       </w:r>
       <w:r>
@@ -1280,6 +1487,13 @@
           <w:rStyle w:val="HTMLCode"/>
           <w:rFonts w:ascii="Cambria" w:hAnsi="Cambria"/>
         </w:rPr>
+        <w:tab/>
+      </w:r>
+      <w:r>
+        <w:rPr>
+          <w:rStyle w:val="HTMLCode"/>
+          <w:rFonts w:ascii="Cambria" w:hAnsi="Cambria"/>
+        </w:rPr>
         <w:t xml:space="preserve">num_2 = </w:t>
       </w:r>
       <w:r>
@@ -1347,6 +1561,13 @@
           <w:rStyle w:val="hljs-builtin"/>
           <w:rFonts w:ascii="Cambria" w:hAnsi="Cambria"/>
         </w:rPr>
+        <w:tab/>
+      </w:r>
+      <w:r>
+        <w:rPr>
+          <w:rStyle w:val="hljs-builtin"/>
+          <w:rFonts w:ascii="Cambria" w:hAnsi="Cambria"/>
+        </w:rPr>
         <w:t>print</w:t>
       </w:r>
       <w:r>
@@ -1384,6 +1605,13 @@
           <w:rStyle w:val="hljs-builtin"/>
           <w:rFonts w:ascii="Cambria" w:hAnsi="Cambria"/>
         </w:rPr>
+        <w:tab/>
+      </w:r>
+      <w:r>
+        <w:rPr>
+          <w:rStyle w:val="hljs-builtin"/>
+          <w:rFonts w:ascii="Cambria" w:hAnsi="Cambria"/>
+        </w:rPr>
         <w:t>print</w:t>
       </w:r>
       <w:r>
@@ -1421,6 +1649,13 @@
           <w:rStyle w:val="hljs-builtin"/>
           <w:rFonts w:ascii="Cambria" w:hAnsi="Cambria"/>
         </w:rPr>
+        <w:tab/>
+      </w:r>
+      <w:r>
+        <w:rPr>
+          <w:rStyle w:val="hljs-builtin"/>
+          <w:rFonts w:ascii="Cambria" w:hAnsi="Cambria"/>
+        </w:rPr>
         <w:t>print</w:t>
       </w:r>
       <w:r>
@@ -1433,7 +1668,11 @@
     </w:p>
     <w:p>
       <w:pPr>
-        <w:pStyle w:val="Heading2"/>
+        <w:pStyle w:val="Heading1"/>
+        <w:numPr>
+          <w:ilvl w:val="0"/>
+          <w:numId w:val="7"/>
+        </w:numPr>
         <w:rPr>
           <w:rFonts w:ascii="Cambria" w:hAnsi="Cambria"/>
         </w:rPr>
@@ -1445,12 +1684,13 @@
           <w:b w:val="0"/>
           <w:bCs w:val="0"/>
         </w:rPr>
-        <w:t>8. String Formatting</w:t>
+        <w:t>String Formatting</w:t>
       </w:r>
     </w:p>
     <w:p>
       <w:pPr>
         <w:pStyle w:val="NormalWeb"/>
+        <w:ind w:firstLine="360"/>
         <w:rPr>
           <w:rFonts w:ascii="Cambria" w:hAnsi="Cambria"/>
         </w:rPr>
@@ -1464,22 +1704,20 @@
     </w:p>
     <w:p>
       <w:pPr>
-        <w:pStyle w:val="Heading3"/>
-        <w:rPr>
-          <w:rFonts w:ascii="Cambria" w:hAnsi="Cambria"/>
-        </w:rPr>
-      </w:pPr>
-      <w:r>
-        <w:rPr>
-          <w:rFonts w:ascii="Segoe UI Emoji" w:hAnsi="Segoe UI Emoji" w:cs="Segoe UI Emoji"/>
-        </w:rPr>
-        <w:t>🔹</w:t>
-      </w:r>
-      <w:r>
-        <w:rPr>
-          <w:rFonts w:ascii="Cambria" w:hAnsi="Cambria"/>
-        </w:rPr>
-        <w:t xml:space="preserve"> Method 1: </w:t>
+        <w:pStyle w:val="Heading2"/>
+        <w:numPr>
+          <w:ilvl w:val="0"/>
+          <w:numId w:val="9"/>
+        </w:numPr>
+        <w:rPr>
+          <w:rFonts w:ascii="Cambria" w:hAnsi="Cambria"/>
+        </w:rPr>
+      </w:pPr>
+      <w:r>
+        <w:rPr>
+          <w:rFonts w:ascii="Cambria" w:hAnsi="Cambria"/>
+        </w:rPr>
+        <w:t xml:space="preserve">Method 1: </w:t>
       </w:r>
       <w:r>
         <w:rPr>
@@ -1502,6 +1740,13 @@
           <w:rStyle w:val="HTMLCode"/>
           <w:rFonts w:ascii="Cambria" w:hAnsi="Cambria"/>
         </w:rPr>
+        <w:tab/>
+      </w:r>
+      <w:r>
+        <w:rPr>
+          <w:rStyle w:val="HTMLCode"/>
+          <w:rFonts w:ascii="Cambria" w:hAnsi="Cambria"/>
+        </w:rPr>
         <w:t xml:space="preserve">name = </w:t>
       </w:r>
       <w:r>
@@ -1525,6 +1770,13 @@
           <w:rStyle w:val="HTMLCode"/>
           <w:rFonts w:ascii="Cambria" w:hAnsi="Cambria"/>
         </w:rPr>
+        <w:tab/>
+      </w:r>
+      <w:r>
+        <w:rPr>
+          <w:rStyle w:val="HTMLCode"/>
+          <w:rFonts w:ascii="Cambria" w:hAnsi="Cambria"/>
+        </w:rPr>
         <w:t xml:space="preserve">price = </w:t>
       </w:r>
       <w:r>
@@ -1557,6 +1809,13 @@
           <w:rStyle w:val="hljs-builtin"/>
           <w:rFonts w:ascii="Cambria" w:hAnsi="Cambria"/>
         </w:rPr>
+        <w:tab/>
+      </w:r>
+      <w:r>
+        <w:rPr>
+          <w:rStyle w:val="hljs-builtin"/>
+          <w:rFonts w:ascii="Cambria" w:hAnsi="Cambria"/>
+        </w:rPr>
         <w:t>print</w:t>
       </w:r>
       <w:r>
@@ -1597,22 +1856,20 @@
     </w:p>
     <w:p>
       <w:pPr>
-        <w:pStyle w:val="Heading3"/>
-        <w:rPr>
-          <w:rFonts w:ascii="Cambria" w:hAnsi="Cambria"/>
-        </w:rPr>
-      </w:pPr>
-      <w:r>
-        <w:rPr>
-          <w:rFonts w:ascii="Segoe UI Emoji" w:hAnsi="Segoe UI Emoji" w:cs="Segoe UI Emoji"/>
-        </w:rPr>
-        <w:t>🔹</w:t>
-      </w:r>
-      <w:r>
-        <w:rPr>
-          <w:rFonts w:ascii="Cambria" w:hAnsi="Cambria"/>
-        </w:rPr>
-        <w:t xml:space="preserve"> Method 2: f-Strings (Python 3+)</w:t>
+        <w:pStyle w:val="Heading2"/>
+        <w:numPr>
+          <w:ilvl w:val="0"/>
+          <w:numId w:val="9"/>
+        </w:numPr>
+        <w:rPr>
+          <w:rFonts w:ascii="Cambria" w:hAnsi="Cambria"/>
+        </w:rPr>
+      </w:pPr>
+      <w:r>
+        <w:rPr>
+          <w:rFonts w:ascii="Cambria" w:hAnsi="Cambria"/>
+        </w:rPr>
+        <w:t>Method 2: f-Strings (Python 3+)</w:t>
       </w:r>
     </w:p>
     <w:p>
@@ -1628,6 +1885,13 @@
           <w:rStyle w:val="HTMLCode"/>
           <w:rFonts w:ascii="Cambria" w:hAnsi="Cambria"/>
         </w:rPr>
+        <w:tab/>
+      </w:r>
+      <w:r>
+        <w:rPr>
+          <w:rStyle w:val="HTMLCode"/>
+          <w:rFonts w:ascii="Cambria" w:hAnsi="Cambria"/>
+        </w:rPr>
         <w:t xml:space="preserve">name = </w:t>
       </w:r>
       <w:r>
@@ -1651,6 +1915,13 @@
           <w:rStyle w:val="HTMLCode"/>
           <w:rFonts w:ascii="Cambria" w:hAnsi="Cambria"/>
         </w:rPr>
+        <w:tab/>
+      </w:r>
+      <w:r>
+        <w:rPr>
+          <w:rStyle w:val="HTMLCode"/>
+          <w:rFonts w:ascii="Cambria" w:hAnsi="Cambria"/>
+        </w:rPr>
         <w:t xml:space="preserve">price = </w:t>
       </w:r>
       <w:r>
@@ -1683,6 +1954,13 @@
           <w:rStyle w:val="hljs-builtin"/>
           <w:rFonts w:ascii="Cambria" w:hAnsi="Cambria"/>
         </w:rPr>
+        <w:tab/>
+      </w:r>
+      <w:r>
+        <w:rPr>
+          <w:rStyle w:val="hljs-builtin"/>
+          <w:rFonts w:ascii="Cambria" w:hAnsi="Cambria"/>
+        </w:rPr>
         <w:t>print</w:t>
       </w:r>
       <w:r>
@@ -1692,12 +1970,21 @@
         </w:rPr>
         <w:t>(</w:t>
       </w:r>
+      <w:proofErr w:type="spellStart"/>
       <w:r>
         <w:rPr>
           <w:rStyle w:val="hljs-string"/>
           <w:rFonts w:ascii="Cambria" w:hAnsi="Cambria"/>
         </w:rPr>
-        <w:t xml:space="preserve">f'Hello </w:t>
+        <w:t>f'Hello</w:t>
+      </w:r>
+      <w:proofErr w:type="spellEnd"/>
+      <w:r>
+        <w:rPr>
+          <w:rStyle w:val="hljs-string"/>
+          <w:rFonts w:ascii="Cambria" w:hAnsi="Cambria"/>
+        </w:rPr>
+        <w:t xml:space="preserve"> </w:t>
       </w:r>
       <w:r>
         <w:rPr>
@@ -1731,6 +2018,7 @@
     <w:p>
       <w:pPr>
         <w:pStyle w:val="NormalWeb"/>
+        <w:ind w:firstLine="720"/>
         <w:rPr>
           <w:rFonts w:ascii="Cambria" w:hAnsi="Cambria"/>
         </w:rPr>
@@ -1744,22 +2032,11 @@
     </w:p>
     <w:p>
       <w:pPr>
-        <w:rPr>
-          <w:rFonts w:ascii="Cambria" w:hAnsi="Cambria"/>
-        </w:rPr>
-      </w:pPr>
-      <w:r>
-        <w:rPr>
-          <w:rFonts w:ascii="Cambria" w:hAnsi="Cambria"/>
-        </w:rPr>
-        <w:pict w14:anchorId="24B16306">
-          <v:rect id="_x0000_i1026" style="width:0;height:1.5pt" o:hralign="center" o:hrstd="t" o:hr="t" fillcolor="#a0a0a0" stroked="f"/>
-        </w:pict>
-      </w:r>
-    </w:p>
-    <w:p>
-      <w:pPr>
         <w:pStyle w:val="Heading2"/>
+        <w:numPr>
+          <w:ilvl w:val="0"/>
+          <w:numId w:val="7"/>
+        </w:numPr>
         <w:rPr>
           <w:rFonts w:ascii="Cambria" w:hAnsi="Cambria"/>
         </w:rPr>
@@ -1771,21 +2048,21 @@
           <w:b w:val="0"/>
           <w:bCs w:val="0"/>
         </w:rPr>
-        <w:t>9. Indexing in Strings</w:t>
+        <w:t>Indexing in Strings</w:t>
       </w:r>
     </w:p>
     <w:p>
       <w:pPr>
         <w:pStyle w:val="NormalWeb"/>
-        <w:rPr>
-          <w:rFonts w:ascii="Cambria" w:hAnsi="Cambria"/>
-        </w:rPr>
-      </w:pPr>
-      <w:r>
-        <w:rPr>
-          <w:rFonts w:ascii="Cambria" w:hAnsi="Cambria"/>
-        </w:rPr>
-        <w:lastRenderedPageBreak/>
+        <w:ind w:left="360"/>
+        <w:rPr>
+          <w:rFonts w:ascii="Cambria" w:hAnsi="Cambria"/>
+        </w:rPr>
+      </w:pPr>
+      <w:r>
+        <w:rPr>
+          <w:rFonts w:ascii="Cambria" w:hAnsi="Cambria"/>
+        </w:rPr>
         <w:t xml:space="preserve">Strings are </w:t>
       </w:r>
       <w:r>
@@ -1822,6 +2099,14 @@
           <w:rStyle w:val="HTMLCode"/>
           <w:rFonts w:ascii="Cambria" w:hAnsi="Cambria"/>
         </w:rPr>
+        <w:lastRenderedPageBreak/>
+        <w:tab/>
+      </w:r>
+      <w:r>
+        <w:rPr>
+          <w:rStyle w:val="HTMLCode"/>
+          <w:rFonts w:ascii="Cambria" w:hAnsi="Cambria"/>
+        </w:rPr>
         <w:t xml:space="preserve">name = </w:t>
       </w:r>
       <w:r>
@@ -1845,23 +2130,14 @@
           <w:rStyle w:val="hljs-comment"/>
           <w:rFonts w:ascii="Cambria" w:eastAsiaTheme="majorEastAsia" w:hAnsi="Cambria"/>
         </w:rPr>
-        <w:t># Index positions:</w:t>
-      </w:r>
-    </w:p>
-    <w:p>
-      <w:pPr>
-        <w:pStyle w:val="HTMLPreformatted"/>
-        <w:rPr>
-          <w:rStyle w:val="HTMLCode"/>
-          <w:rFonts w:ascii="Cambria" w:hAnsi="Cambria"/>
-        </w:rPr>
-      </w:pPr>
+        <w:tab/>
+      </w:r>
       <w:r>
         <w:rPr>
           <w:rStyle w:val="hljs-comment"/>
           <w:rFonts w:ascii="Cambria" w:eastAsiaTheme="majorEastAsia" w:hAnsi="Cambria"/>
         </w:rPr>
-        <w:t>#  z  a  e  e  m</w:t>
+        <w:t># Index positions:</w:t>
       </w:r>
     </w:p>
     <w:p>
@@ -1877,58 +2153,14 @@
           <w:rStyle w:val="hljs-comment"/>
           <w:rFonts w:ascii="Cambria" w:eastAsiaTheme="majorEastAsia" w:hAnsi="Cambria"/>
         </w:rPr>
-        <w:t>#  0  1  2  3  4  → Positive index</w:t>
-      </w:r>
-    </w:p>
-    <w:p>
-      <w:pPr>
-        <w:pStyle w:val="HTMLPreformatted"/>
-        <w:rPr>
-          <w:rStyle w:val="HTMLCode"/>
-          <w:rFonts w:ascii="Cambria" w:hAnsi="Cambria"/>
-        </w:rPr>
-      </w:pPr>
+        <w:tab/>
+      </w:r>
       <w:r>
         <w:rPr>
           <w:rStyle w:val="hljs-comment"/>
           <w:rFonts w:ascii="Cambria" w:eastAsiaTheme="majorEastAsia" w:hAnsi="Cambria"/>
         </w:rPr>
-        <w:t># -5 -4 -3 -2 -1 → Negative index</w:t>
-      </w:r>
-    </w:p>
-    <w:p>
-      <w:pPr>
-        <w:pStyle w:val="NormalWeb"/>
-        <w:rPr>
-          <w:rFonts w:ascii="Cambria" w:hAnsi="Cambria"/>
-        </w:rPr>
-      </w:pPr>
-      <w:r>
-        <w:rPr>
-          <w:rFonts w:ascii="Cambria" w:hAnsi="Cambria"/>
-        </w:rPr>
-        <w:t xml:space="preserve"> Syntax: </w:t>
-      </w:r>
-      <w:r>
-        <w:rPr>
-          <w:rStyle w:val="HTMLCode"/>
-          <w:rFonts w:ascii="Cambria" w:hAnsi="Cambria"/>
-        </w:rPr>
-        <w:t>string[start:stop:skip]</w:t>
-      </w:r>
-    </w:p>
-    <w:p>
-      <w:pPr>
-        <w:pStyle w:val="Heading3"/>
-        <w:rPr>
-          <w:rFonts w:ascii="Cambria" w:hAnsi="Cambria"/>
-        </w:rPr>
-      </w:pPr>
-      <w:r>
-        <w:rPr>
-          <w:rFonts w:ascii="Cambria" w:hAnsi="Cambria"/>
-        </w:rPr>
-        <w:t>Examples:</w:t>
+        <w:t>#  z  a  e  e  m</w:t>
       </w:r>
     </w:p>
     <w:p>
@@ -1939,84 +2171,19 @@
           <w:rFonts w:ascii="Cambria" w:hAnsi="Cambria"/>
         </w:rPr>
       </w:pPr>
-      <w:r>
-        <w:rPr>
-          <w:rStyle w:val="hljs-builtin"/>
-          <w:rFonts w:ascii="Cambria" w:hAnsi="Cambria"/>
-        </w:rPr>
-        <w:t>print</w:t>
-      </w:r>
-      <w:r>
-        <w:rPr>
-          <w:rStyle w:val="HTMLCode"/>
-          <w:rFonts w:ascii="Cambria" w:hAnsi="Cambria"/>
-        </w:rPr>
-        <w:t>(name[</w:t>
-      </w:r>
-      <w:r>
-        <w:rPr>
-          <w:rStyle w:val="hljs-number"/>
-          <w:rFonts w:ascii="Cambria" w:hAnsi="Cambria"/>
-        </w:rPr>
-        <w:t>0</w:t>
-      </w:r>
-      <w:r>
-        <w:rPr>
-          <w:rStyle w:val="HTMLCode"/>
-          <w:rFonts w:ascii="Cambria" w:hAnsi="Cambria"/>
-        </w:rPr>
-        <w:t xml:space="preserve">])     </w:t>
-      </w:r>
       <w:r>
         <w:rPr>
           <w:rStyle w:val="hljs-comment"/>
           <w:rFonts w:ascii="Cambria" w:eastAsiaTheme="majorEastAsia" w:hAnsi="Cambria"/>
         </w:rPr>
-        <w:t># Output: z</w:t>
-      </w:r>
-    </w:p>
-    <w:p>
-      <w:pPr>
-        <w:pStyle w:val="HTMLPreformatted"/>
-        <w:rPr>
-          <w:rStyle w:val="HTMLCode"/>
-          <w:rFonts w:ascii="Cambria" w:hAnsi="Cambria"/>
-        </w:rPr>
-      </w:pPr>
-      <w:r>
-        <w:rPr>
-          <w:rStyle w:val="hljs-builtin"/>
-          <w:rFonts w:ascii="Cambria" w:hAnsi="Cambria"/>
-        </w:rPr>
-        <w:t>print</w:t>
-      </w:r>
-      <w:r>
-        <w:rPr>
-          <w:rStyle w:val="HTMLCode"/>
-          <w:rFonts w:ascii="Cambria" w:hAnsi="Cambria"/>
-        </w:rPr>
-        <w:t>(name[-</w:t>
-      </w:r>
-      <w:r>
-        <w:rPr>
-          <w:rStyle w:val="hljs-number"/>
-          <w:rFonts w:ascii="Cambria" w:hAnsi="Cambria"/>
-        </w:rPr>
-        <w:t>1</w:t>
-      </w:r>
-      <w:r>
-        <w:rPr>
-          <w:rStyle w:val="HTMLCode"/>
-          <w:rFonts w:ascii="Cambria" w:hAnsi="Cambria"/>
-        </w:rPr>
-        <w:t xml:space="preserve">])    </w:t>
+        <w:tab/>
       </w:r>
       <w:r>
         <w:rPr>
           <w:rStyle w:val="hljs-comment"/>
           <w:rFonts w:ascii="Cambria" w:eastAsiaTheme="majorEastAsia" w:hAnsi="Cambria"/>
         </w:rPr>
-        <w:t># Output: m</w:t>
+        <w:t>#  0  1  2  3  4  → Positive index</w:t>
       </w:r>
     </w:p>
     <w:p>
@@ -2027,98 +2194,86 @@
           <w:rFonts w:ascii="Cambria" w:hAnsi="Cambria"/>
         </w:rPr>
       </w:pPr>
-      <w:r>
-        <w:rPr>
-          <w:rStyle w:val="hljs-builtin"/>
-          <w:rFonts w:ascii="Cambria" w:hAnsi="Cambria"/>
-        </w:rPr>
-        <w:t>print</w:t>
-      </w:r>
-      <w:r>
-        <w:rPr>
-          <w:rStyle w:val="HTMLCode"/>
-          <w:rFonts w:ascii="Cambria" w:hAnsi="Cambria"/>
-        </w:rPr>
-        <w:t>(name[</w:t>
-      </w:r>
-      <w:r>
-        <w:rPr>
-          <w:rStyle w:val="hljs-number"/>
-          <w:rFonts w:ascii="Cambria" w:hAnsi="Cambria"/>
-        </w:rPr>
-        <w:t>1</w:t>
-      </w:r>
-      <w:r>
-        <w:rPr>
-          <w:rStyle w:val="HTMLCode"/>
-          <w:rFonts w:ascii="Cambria" w:hAnsi="Cambria"/>
-        </w:rPr>
-        <w:t>:</w:t>
-      </w:r>
-      <w:r>
-        <w:rPr>
-          <w:rStyle w:val="hljs-number"/>
-          <w:rFonts w:ascii="Cambria" w:hAnsi="Cambria"/>
-        </w:rPr>
-        <w:t>4</w:t>
-      </w:r>
-      <w:r>
-        <w:rPr>
-          <w:rStyle w:val="HTMLCode"/>
-          <w:rFonts w:ascii="Cambria" w:hAnsi="Cambria"/>
-        </w:rPr>
-        <w:t xml:space="preserve">])   </w:t>
-      </w:r>
       <w:r>
         <w:rPr>
           <w:rStyle w:val="hljs-comment"/>
           <w:rFonts w:ascii="Cambria" w:eastAsiaTheme="majorEastAsia" w:hAnsi="Cambria"/>
         </w:rPr>
-        <w:t># Output: aee</w:t>
-      </w:r>
-    </w:p>
-    <w:p>
-      <w:pPr>
-        <w:pStyle w:val="HTMLPreformatted"/>
-        <w:rPr>
-          <w:rStyle w:val="HTMLCode"/>
-          <w:rFonts w:ascii="Cambria" w:hAnsi="Cambria"/>
-        </w:rPr>
-      </w:pPr>
-      <w:r>
-        <w:rPr>
-          <w:rStyle w:val="hljs-builtin"/>
-          <w:rFonts w:ascii="Cambria" w:hAnsi="Cambria"/>
-        </w:rPr>
-        <w:t>print</w:t>
-      </w:r>
-      <w:r>
-        <w:rPr>
-          <w:rStyle w:val="HTMLCode"/>
-          <w:rFonts w:ascii="Cambria" w:hAnsi="Cambria"/>
-        </w:rPr>
-        <w:t>(name[::-</w:t>
-      </w:r>
-      <w:r>
-        <w:rPr>
-          <w:rStyle w:val="hljs-number"/>
-          <w:rFonts w:ascii="Cambria" w:hAnsi="Cambria"/>
-        </w:rPr>
-        <w:t>1</w:t>
-      </w:r>
-      <w:r>
-        <w:rPr>
-          <w:rStyle w:val="HTMLCode"/>
-          <w:rFonts w:ascii="Cambria" w:hAnsi="Cambria"/>
-        </w:rPr>
-        <w:t xml:space="preserve">])  </w:t>
+        <w:tab/>
       </w:r>
       <w:r>
         <w:rPr>
           <w:rStyle w:val="hljs-comment"/>
           <w:rFonts w:ascii="Cambria" w:eastAsiaTheme="majorEastAsia" w:hAnsi="Cambria"/>
         </w:rPr>
-        <w:t># Output: meeaz (reversed string)</w:t>
+        <w:t># -5 -4 -3 -2 -1 → Negative index</w:t>
+      </w:r>
+    </w:p>
+    <w:p>
+      <w:pPr>
+        <w:pStyle w:val="NormalWeb"/>
+        <w:rPr>
+          <w:rFonts w:ascii="Cambria" w:hAnsi="Cambria"/>
+        </w:rPr>
+      </w:pPr>
+      <w:r>
+        <w:rPr>
+          <w:rFonts w:ascii="Cambria" w:hAnsi="Cambria"/>
+        </w:rPr>
+        <w:t xml:space="preserve"> </w:t>
+      </w:r>
+      <w:r>
+        <w:rPr>
+          <w:rFonts w:ascii="Cambria" w:hAnsi="Cambria"/>
+        </w:rPr>
+        <w:tab/>
+      </w:r>
+      <w:r>
+        <w:rPr>
+          <w:rFonts w:ascii="Cambria" w:hAnsi="Cambria"/>
+        </w:rPr>
+        <w:t xml:space="preserve">Syntax: </w:t>
+      </w:r>
+      <w:r>
+        <w:rPr>
+          <w:rStyle w:val="HTMLCode"/>
+          <w:rFonts w:ascii="Cambria" w:hAnsi="Cambria"/>
+        </w:rPr>
+        <w:t>string[</w:t>
+      </w:r>
+      <w:proofErr w:type="spellStart"/>
+      <w:r>
+        <w:rPr>
+          <w:rStyle w:val="HTMLCode"/>
+          <w:rFonts w:ascii="Cambria" w:hAnsi="Cambria"/>
+        </w:rPr>
+        <w:t>start:stop:skip</w:t>
+      </w:r>
+      <w:proofErr w:type="spellEnd"/>
+      <w:r>
+        <w:rPr>
+          <w:rStyle w:val="HTMLCode"/>
+          <w:rFonts w:ascii="Cambria" w:hAnsi="Cambria"/>
+        </w:rPr>
+        <w:t>]</w:t>
+      </w:r>
+    </w:p>
+    <w:p>
+      <w:pPr>
+        <w:pStyle w:val="Heading2"/>
+        <w:numPr>
+          <w:ilvl w:val="0"/>
+          <w:numId w:val="9"/>
+        </w:numPr>
+        <w:rPr>
+          <w:rFonts w:ascii="Cambria" w:hAnsi="Cambria"/>
+        </w:rPr>
+      </w:pPr>
+      <w:r>
+        <w:rPr>
+          <w:rFonts w:ascii="Cambria" w:hAnsi="Cambria"/>
+        </w:rPr>
+        <w:t>Examples:</w:t>
       </w:r>
     </w:p>
     <w:p>
@@ -2134,6 +2289,13 @@
           <w:rStyle w:val="hljs-builtin"/>
           <w:rFonts w:ascii="Cambria" w:hAnsi="Cambria"/>
         </w:rPr>
+        <w:tab/>
+      </w:r>
+      <w:r>
+        <w:rPr>
+          <w:rStyle w:val="hljs-builtin"/>
+          <w:rFonts w:ascii="Cambria" w:hAnsi="Cambria"/>
+        </w:rPr>
         <w:t>print</w:t>
       </w:r>
       <w:r>
@@ -2141,48 +2303,292 @@
           <w:rStyle w:val="HTMLCode"/>
           <w:rFonts w:ascii="Cambria" w:hAnsi="Cambria"/>
         </w:rPr>
-        <w:t>(name[::-</w:t>
+        <w:t>(name[</w:t>
       </w:r>
       <w:r>
         <w:rPr>
           <w:rStyle w:val="hljs-number"/>
           <w:rFonts w:ascii="Cambria" w:hAnsi="Cambria"/>
         </w:rPr>
-        <w:t>2</w:t>
-      </w:r>
-      <w:r>
-        <w:rPr>
-          <w:rStyle w:val="HTMLCode"/>
-          <w:rFonts w:ascii="Cambria" w:hAnsi="Cambria"/>
-        </w:rPr>
-        <w:t xml:space="preserve">])  </w:t>
+        <w:t>0</w:t>
+      </w:r>
+      <w:r>
+        <w:rPr>
+          <w:rStyle w:val="HTMLCode"/>
+          <w:rFonts w:ascii="Cambria" w:hAnsi="Cambria"/>
+        </w:rPr>
+        <w:t xml:space="preserve">])     </w:t>
       </w:r>
       <w:r>
         <w:rPr>
           <w:rStyle w:val="hljs-comment"/>
           <w:rFonts w:ascii="Cambria" w:eastAsiaTheme="majorEastAsia" w:hAnsi="Cambria"/>
         </w:rPr>
-        <w:t># Output: mea (skip 2 while reversing)</w:t>
-      </w:r>
-    </w:p>
-    <w:p>
-      <w:pPr>
-        <w:rPr>
-          <w:rFonts w:ascii="Cambria" w:hAnsi="Cambria"/>
-        </w:rPr>
-      </w:pPr>
-      <w:r>
-        <w:rPr>
-          <w:rFonts w:ascii="Cambria" w:hAnsi="Cambria"/>
-        </w:rPr>
-        <w:pict w14:anchorId="4430ABDB">
-          <v:rect id="_x0000_i1027" style="width:0;height:1.5pt" o:hralign="center" o:hrstd="t" o:hr="t" fillcolor="#a0a0a0" stroked="f"/>
-        </w:pict>
+        <w:t># Output: z</w:t>
+      </w:r>
+    </w:p>
+    <w:p>
+      <w:pPr>
+        <w:pStyle w:val="HTMLPreformatted"/>
+        <w:rPr>
+          <w:rStyle w:val="HTMLCode"/>
+          <w:rFonts w:ascii="Cambria" w:hAnsi="Cambria"/>
+        </w:rPr>
+      </w:pPr>
+      <w:r>
+        <w:rPr>
+          <w:rStyle w:val="hljs-builtin"/>
+          <w:rFonts w:ascii="Cambria" w:hAnsi="Cambria"/>
+        </w:rPr>
+        <w:tab/>
+      </w:r>
+      <w:r>
+        <w:rPr>
+          <w:rStyle w:val="hljs-builtin"/>
+          <w:rFonts w:ascii="Cambria" w:hAnsi="Cambria"/>
+        </w:rPr>
+        <w:t>print</w:t>
+      </w:r>
+      <w:r>
+        <w:rPr>
+          <w:rStyle w:val="HTMLCode"/>
+          <w:rFonts w:ascii="Cambria" w:hAnsi="Cambria"/>
+        </w:rPr>
+        <w:t>(name[-</w:t>
+      </w:r>
+      <w:r>
+        <w:rPr>
+          <w:rStyle w:val="hljs-number"/>
+          <w:rFonts w:ascii="Cambria" w:hAnsi="Cambria"/>
+        </w:rPr>
+        <w:t>1</w:t>
+      </w:r>
+      <w:r>
+        <w:rPr>
+          <w:rStyle w:val="HTMLCode"/>
+          <w:rFonts w:ascii="Cambria" w:hAnsi="Cambria"/>
+        </w:rPr>
+        <w:t xml:space="preserve">])    </w:t>
+      </w:r>
+      <w:r>
+        <w:rPr>
+          <w:rStyle w:val="hljs-comment"/>
+          <w:rFonts w:ascii="Cambria" w:eastAsiaTheme="majorEastAsia" w:hAnsi="Cambria"/>
+        </w:rPr>
+        <w:t># Output: m</w:t>
+      </w:r>
+    </w:p>
+    <w:p>
+      <w:pPr>
+        <w:pStyle w:val="HTMLPreformatted"/>
+        <w:rPr>
+          <w:rStyle w:val="HTMLCode"/>
+          <w:rFonts w:ascii="Cambria" w:hAnsi="Cambria"/>
+        </w:rPr>
+      </w:pPr>
+      <w:r>
+        <w:rPr>
+          <w:rStyle w:val="hljs-builtin"/>
+          <w:rFonts w:ascii="Cambria" w:hAnsi="Cambria"/>
+        </w:rPr>
+        <w:tab/>
+      </w:r>
+      <w:r>
+        <w:rPr>
+          <w:rStyle w:val="hljs-builtin"/>
+          <w:rFonts w:ascii="Cambria" w:hAnsi="Cambria"/>
+        </w:rPr>
+        <w:t>print</w:t>
+      </w:r>
+      <w:r>
+        <w:rPr>
+          <w:rStyle w:val="HTMLCode"/>
+          <w:rFonts w:ascii="Cambria" w:hAnsi="Cambria"/>
+        </w:rPr>
+        <w:t>(name[</w:t>
+      </w:r>
+      <w:r>
+        <w:rPr>
+          <w:rStyle w:val="hljs-number"/>
+          <w:rFonts w:ascii="Cambria" w:hAnsi="Cambria"/>
+        </w:rPr>
+        <w:t>1</w:t>
+      </w:r>
+      <w:r>
+        <w:rPr>
+          <w:rStyle w:val="HTMLCode"/>
+          <w:rFonts w:ascii="Cambria" w:hAnsi="Cambria"/>
+        </w:rPr>
+        <w:t>:</w:t>
+      </w:r>
+      <w:r>
+        <w:rPr>
+          <w:rStyle w:val="hljs-number"/>
+          <w:rFonts w:ascii="Cambria" w:hAnsi="Cambria"/>
+        </w:rPr>
+        <w:t>4</w:t>
+      </w:r>
+      <w:r>
+        <w:rPr>
+          <w:rStyle w:val="HTMLCode"/>
+          <w:rFonts w:ascii="Cambria" w:hAnsi="Cambria"/>
+        </w:rPr>
+        <w:t xml:space="preserve">])   </w:t>
+      </w:r>
+      <w:r>
+        <w:rPr>
+          <w:rStyle w:val="hljs-comment"/>
+          <w:rFonts w:ascii="Cambria" w:eastAsiaTheme="majorEastAsia" w:hAnsi="Cambria"/>
+        </w:rPr>
+        <w:t xml:space="preserve"># Output: </w:t>
+      </w:r>
+      <w:proofErr w:type="spellStart"/>
+      <w:r>
+        <w:rPr>
+          <w:rStyle w:val="hljs-comment"/>
+          <w:rFonts w:ascii="Cambria" w:eastAsiaTheme="majorEastAsia" w:hAnsi="Cambria"/>
+        </w:rPr>
+        <w:t>aee</w:t>
+      </w:r>
+      <w:proofErr w:type="spellEnd"/>
+    </w:p>
+    <w:p>
+      <w:pPr>
+        <w:pStyle w:val="HTMLPreformatted"/>
+        <w:rPr>
+          <w:rStyle w:val="HTMLCode"/>
+          <w:rFonts w:ascii="Cambria" w:hAnsi="Cambria"/>
+        </w:rPr>
+      </w:pPr>
+      <w:r>
+        <w:rPr>
+          <w:rStyle w:val="hljs-builtin"/>
+          <w:rFonts w:ascii="Cambria" w:hAnsi="Cambria"/>
+        </w:rPr>
+        <w:tab/>
+      </w:r>
+      <w:r>
+        <w:rPr>
+          <w:rStyle w:val="hljs-builtin"/>
+          <w:rFonts w:ascii="Cambria" w:hAnsi="Cambria"/>
+        </w:rPr>
+        <w:t>print</w:t>
+      </w:r>
+      <w:r>
+        <w:rPr>
+          <w:rStyle w:val="HTMLCode"/>
+          <w:rFonts w:ascii="Cambria" w:hAnsi="Cambria"/>
+        </w:rPr>
+        <w:t>(name[::-</w:t>
+      </w:r>
+      <w:r>
+        <w:rPr>
+          <w:rStyle w:val="hljs-number"/>
+          <w:rFonts w:ascii="Cambria" w:hAnsi="Cambria"/>
+        </w:rPr>
+        <w:t>1</w:t>
+      </w:r>
+      <w:r>
+        <w:rPr>
+          <w:rStyle w:val="HTMLCode"/>
+          <w:rFonts w:ascii="Cambria" w:hAnsi="Cambria"/>
+        </w:rPr>
+        <w:t xml:space="preserve">])  </w:t>
+      </w:r>
+      <w:r>
+        <w:rPr>
+          <w:rStyle w:val="hljs-comment"/>
+          <w:rFonts w:ascii="Cambria" w:eastAsiaTheme="majorEastAsia" w:hAnsi="Cambria"/>
+        </w:rPr>
+        <w:t xml:space="preserve"># Output: </w:t>
+      </w:r>
+      <w:proofErr w:type="spellStart"/>
+      <w:r>
+        <w:rPr>
+          <w:rStyle w:val="hljs-comment"/>
+          <w:rFonts w:ascii="Cambria" w:eastAsiaTheme="majorEastAsia" w:hAnsi="Cambria"/>
+        </w:rPr>
+        <w:t>meeaz</w:t>
+      </w:r>
+      <w:proofErr w:type="spellEnd"/>
+      <w:r>
+        <w:rPr>
+          <w:rStyle w:val="hljs-comment"/>
+          <w:rFonts w:ascii="Cambria" w:eastAsiaTheme="majorEastAsia" w:hAnsi="Cambria"/>
+        </w:rPr>
+        <w:t xml:space="preserve"> (reversed string)</w:t>
+      </w:r>
+    </w:p>
+    <w:p>
+      <w:pPr>
+        <w:pStyle w:val="HTMLPreformatted"/>
+        <w:rPr>
+          <w:rFonts w:ascii="Cambria" w:hAnsi="Cambria"/>
+        </w:rPr>
+      </w:pPr>
+      <w:r>
+        <w:rPr>
+          <w:rStyle w:val="hljs-builtin"/>
+          <w:rFonts w:ascii="Cambria" w:hAnsi="Cambria"/>
+        </w:rPr>
+        <w:tab/>
+      </w:r>
+      <w:r>
+        <w:rPr>
+          <w:rStyle w:val="hljs-builtin"/>
+          <w:rFonts w:ascii="Cambria" w:hAnsi="Cambria"/>
+        </w:rPr>
+        <w:t>print</w:t>
+      </w:r>
+      <w:r>
+        <w:rPr>
+          <w:rStyle w:val="HTMLCode"/>
+          <w:rFonts w:ascii="Cambria" w:hAnsi="Cambria"/>
+        </w:rPr>
+        <w:t>(name[::-</w:t>
+      </w:r>
+      <w:r>
+        <w:rPr>
+          <w:rStyle w:val="hljs-number"/>
+          <w:rFonts w:ascii="Cambria" w:hAnsi="Cambria"/>
+        </w:rPr>
+        <w:t>2</w:t>
+      </w:r>
+      <w:r>
+        <w:rPr>
+          <w:rStyle w:val="HTMLCode"/>
+          <w:rFonts w:ascii="Cambria" w:hAnsi="Cambria"/>
+        </w:rPr>
+        <w:t xml:space="preserve">])  </w:t>
+      </w:r>
+      <w:r>
+        <w:rPr>
+          <w:rStyle w:val="hljs-comment"/>
+          <w:rFonts w:ascii="Cambria" w:eastAsiaTheme="majorEastAsia" w:hAnsi="Cambria"/>
+        </w:rPr>
+        <w:t xml:space="preserve"># Output: </w:t>
+      </w:r>
+      <w:proofErr w:type="spellStart"/>
+      <w:r>
+        <w:rPr>
+          <w:rStyle w:val="hljs-comment"/>
+          <w:rFonts w:ascii="Cambria" w:eastAsiaTheme="majorEastAsia" w:hAnsi="Cambria"/>
+        </w:rPr>
+        <w:t>mea</w:t>
+      </w:r>
+      <w:proofErr w:type="spellEnd"/>
+      <w:r>
+        <w:rPr>
+          <w:rStyle w:val="hljs-comment"/>
+          <w:rFonts w:ascii="Cambria" w:eastAsiaTheme="majorEastAsia" w:hAnsi="Cambria"/>
+        </w:rPr>
+        <w:t xml:space="preserve"> (skip 2 while reversing)</w:t>
       </w:r>
     </w:p>
     <w:p>
       <w:pPr>
         <w:pStyle w:val="NormalWeb"/>
+        <w:ind w:left="720"/>
         <w:rPr>
           <w:rFonts w:ascii="Cambria" w:hAnsi="Cambria"/>
         </w:rPr>
@@ -2325,6 +2731,119 @@
     </w:lvl>
   </w:abstractNum>
   <w:abstractNum w:abstractNumId="1" w15:restartNumberingAfterBreak="0">
+    <w:nsid w:val="1D410936"/>
+    <w:multiLevelType w:val="hybridMultilevel"/>
+    <w:tmpl w:val="0DC21670"/>
+    <w:lvl w:ilvl="0" w:tplc="08090001">
+      <w:start w:val="1"/>
+      <w:numFmt w:val="bullet"/>
+      <w:lvlText w:val=""/>
+      <w:lvlJc w:val="left"/>
+      <w:pPr>
+        <w:ind w:left="720" w:hanging="360"/>
+      </w:pPr>
+      <w:rPr>
+        <w:rFonts w:ascii="Symbol" w:hAnsi="Symbol" w:hint="default"/>
+      </w:rPr>
+    </w:lvl>
+    <w:lvl w:ilvl="1" w:tplc="08090003" w:tentative="1">
+      <w:start w:val="1"/>
+      <w:numFmt w:val="bullet"/>
+      <w:lvlText w:val="o"/>
+      <w:lvlJc w:val="left"/>
+      <w:pPr>
+        <w:ind w:left="1440" w:hanging="360"/>
+      </w:pPr>
+      <w:rPr>
+        <w:rFonts w:ascii="Courier New" w:hAnsi="Courier New" w:cs="Courier New" w:hint="default"/>
+      </w:rPr>
+    </w:lvl>
+    <w:lvl w:ilvl="2" w:tplc="08090005" w:tentative="1">
+      <w:start w:val="1"/>
+      <w:numFmt w:val="bullet"/>
+      <w:lvlText w:val=""/>
+      <w:lvlJc w:val="left"/>
+      <w:pPr>
+        <w:ind w:left="2160" w:hanging="360"/>
+      </w:pPr>
+      <w:rPr>
+        <w:rFonts w:ascii="Wingdings" w:hAnsi="Wingdings" w:hint="default"/>
+      </w:rPr>
+    </w:lvl>
+    <w:lvl w:ilvl="3" w:tplc="08090001" w:tentative="1">
+      <w:start w:val="1"/>
+      <w:numFmt w:val="bullet"/>
+      <w:lvlText w:val=""/>
+      <w:lvlJc w:val="left"/>
+      <w:pPr>
+        <w:ind w:left="2880" w:hanging="360"/>
+      </w:pPr>
+      <w:rPr>
+        <w:rFonts w:ascii="Symbol" w:hAnsi="Symbol" w:hint="default"/>
+      </w:rPr>
+    </w:lvl>
+    <w:lvl w:ilvl="4" w:tplc="08090003" w:tentative="1">
+      <w:start w:val="1"/>
+      <w:numFmt w:val="bullet"/>
+      <w:lvlText w:val="o"/>
+      <w:lvlJc w:val="left"/>
+      <w:pPr>
+        <w:ind w:left="3600" w:hanging="360"/>
+      </w:pPr>
+      <w:rPr>
+        <w:rFonts w:ascii="Courier New" w:hAnsi="Courier New" w:cs="Courier New" w:hint="default"/>
+      </w:rPr>
+    </w:lvl>
+    <w:lvl w:ilvl="5" w:tplc="08090005" w:tentative="1">
+      <w:start w:val="1"/>
+      <w:numFmt w:val="bullet"/>
+      <w:lvlText w:val=""/>
+      <w:lvlJc w:val="left"/>
+      <w:pPr>
+        <w:ind w:left="4320" w:hanging="360"/>
+      </w:pPr>
+      <w:rPr>
+        <w:rFonts w:ascii="Wingdings" w:hAnsi="Wingdings" w:hint="default"/>
+      </w:rPr>
+    </w:lvl>
+    <w:lvl w:ilvl="6" w:tplc="08090001" w:tentative="1">
+      <w:start w:val="1"/>
+      <w:numFmt w:val="bullet"/>
+      <w:lvlText w:val=""/>
+      <w:lvlJc w:val="left"/>
+      <w:pPr>
+        <w:ind w:left="5040" w:hanging="360"/>
+      </w:pPr>
+      <w:rPr>
+        <w:rFonts w:ascii="Symbol" w:hAnsi="Symbol" w:hint="default"/>
+      </w:rPr>
+    </w:lvl>
+    <w:lvl w:ilvl="7" w:tplc="08090003" w:tentative="1">
+      <w:start w:val="1"/>
+      <w:numFmt w:val="bullet"/>
+      <w:lvlText w:val="o"/>
+      <w:lvlJc w:val="left"/>
+      <w:pPr>
+        <w:ind w:left="5760" w:hanging="360"/>
+      </w:pPr>
+      <w:rPr>
+        <w:rFonts w:ascii="Courier New" w:hAnsi="Courier New" w:cs="Courier New" w:hint="default"/>
+      </w:rPr>
+    </w:lvl>
+    <w:lvl w:ilvl="8" w:tplc="08090005" w:tentative="1">
+      <w:start w:val="1"/>
+      <w:numFmt w:val="bullet"/>
+      <w:lvlText w:val=""/>
+      <w:lvlJc w:val="left"/>
+      <w:pPr>
+        <w:ind w:left="6480" w:hanging="360"/>
+      </w:pPr>
+      <w:rPr>
+        <w:rFonts w:ascii="Wingdings" w:hAnsi="Wingdings" w:hint="default"/>
+      </w:rPr>
+    </w:lvl>
+  </w:abstractNum>
+  <w:abstractNum w:abstractNumId="2" w15:restartNumberingAfterBreak="0">
     <w:nsid w:val="2E3D14F6"/>
     <w:multiLevelType w:val="multilevel"/>
     <w:tmpl w:val="969C48CC"/>
@@ -2335,9 +2854,9 @@
       <w:lvlJc w:val="left"/>
       <w:pPr>
         <w:tabs>
-          <w:tab w:val="num" w:pos="720"/>
+          <w:tab w:val="num" w:pos="1080"/>
         </w:tabs>
-        <w:ind w:left="720" w:hanging="360"/>
+        <w:ind w:left="1080" w:hanging="360"/>
       </w:pPr>
       <w:rPr>
         <w:rFonts w:ascii="Symbol" w:hAnsi="Symbol" w:hint="default"/>
@@ -2351,9 +2870,9 @@
       <w:lvlJc w:val="left"/>
       <w:pPr>
         <w:tabs>
-          <w:tab w:val="num" w:pos="1440"/>
+          <w:tab w:val="num" w:pos="1800"/>
         </w:tabs>
-        <w:ind w:left="1440" w:hanging="360"/>
+        <w:ind w:left="1800" w:hanging="360"/>
       </w:pPr>
       <w:rPr>
         <w:rFonts w:ascii="Courier New" w:hAnsi="Courier New" w:hint="default"/>
@@ -2367,9 +2886,9 @@
       <w:lvlJc w:val="left"/>
       <w:pPr>
         <w:tabs>
-          <w:tab w:val="num" w:pos="2160"/>
+          <w:tab w:val="num" w:pos="2520"/>
         </w:tabs>
-        <w:ind w:left="2160" w:hanging="360"/>
+        <w:ind w:left="2520" w:hanging="360"/>
       </w:pPr>
       <w:rPr>
         <w:rFonts w:ascii="Wingdings" w:hAnsi="Wingdings" w:hint="default"/>
@@ -2383,9 +2902,9 @@
       <w:lvlJc w:val="left"/>
       <w:pPr>
         <w:tabs>
-          <w:tab w:val="num" w:pos="2880"/>
+          <w:tab w:val="num" w:pos="3240"/>
         </w:tabs>
-        <w:ind w:left="2880" w:hanging="360"/>
+        <w:ind w:left="3240" w:hanging="360"/>
       </w:pPr>
       <w:rPr>
         <w:rFonts w:ascii="Wingdings" w:hAnsi="Wingdings" w:hint="default"/>
@@ -2399,9 +2918,9 @@
       <w:lvlJc w:val="left"/>
       <w:pPr>
         <w:tabs>
-          <w:tab w:val="num" w:pos="3600"/>
+          <w:tab w:val="num" w:pos="3960"/>
         </w:tabs>
-        <w:ind w:left="3600" w:hanging="360"/>
+        <w:ind w:left="3960" w:hanging="360"/>
       </w:pPr>
       <w:rPr>
         <w:rFonts w:ascii="Wingdings" w:hAnsi="Wingdings" w:hint="default"/>
@@ -2415,9 +2934,9 @@
       <w:lvlJc w:val="left"/>
       <w:pPr>
         <w:tabs>
-          <w:tab w:val="num" w:pos="4320"/>
+          <w:tab w:val="num" w:pos="4680"/>
         </w:tabs>
-        <w:ind w:left="4320" w:hanging="360"/>
+        <w:ind w:left="4680" w:hanging="360"/>
       </w:pPr>
       <w:rPr>
         <w:rFonts w:ascii="Wingdings" w:hAnsi="Wingdings" w:hint="default"/>
@@ -2431,9 +2950,9 @@
       <w:lvlJc w:val="left"/>
       <w:pPr>
         <w:tabs>
-          <w:tab w:val="num" w:pos="5040"/>
+          <w:tab w:val="num" w:pos="5400"/>
         </w:tabs>
-        <w:ind w:left="5040" w:hanging="360"/>
+        <w:ind w:left="5400" w:hanging="360"/>
       </w:pPr>
       <w:rPr>
         <w:rFonts w:ascii="Wingdings" w:hAnsi="Wingdings" w:hint="default"/>
@@ -2447,9 +2966,9 @@
       <w:lvlJc w:val="left"/>
       <w:pPr>
         <w:tabs>
-          <w:tab w:val="num" w:pos="5760"/>
+          <w:tab w:val="num" w:pos="6120"/>
         </w:tabs>
-        <w:ind w:left="5760" w:hanging="360"/>
+        <w:ind w:left="6120" w:hanging="360"/>
       </w:pPr>
       <w:rPr>
         <w:rFonts w:ascii="Wingdings" w:hAnsi="Wingdings" w:hint="default"/>
@@ -2463,9 +2982,9 @@
       <w:lvlJc w:val="left"/>
       <w:pPr>
         <w:tabs>
-          <w:tab w:val="num" w:pos="6480"/>
+          <w:tab w:val="num" w:pos="6840"/>
         </w:tabs>
-        <w:ind w:left="6480" w:hanging="360"/>
+        <w:ind w:left="6840" w:hanging="360"/>
       </w:pPr>
       <w:rPr>
         <w:rFonts w:ascii="Wingdings" w:hAnsi="Wingdings" w:hint="default"/>
@@ -2473,7 +2992,206 @@
       </w:rPr>
     </w:lvl>
   </w:abstractNum>
-  <w:abstractNum w:abstractNumId="2" w15:restartNumberingAfterBreak="0">
+  <w:abstractNum w:abstractNumId="3" w15:restartNumberingAfterBreak="0">
+    <w:nsid w:val="31136D33"/>
+    <w:multiLevelType w:val="hybridMultilevel"/>
+    <w:tmpl w:val="616ABCD8"/>
+    <w:lvl w:ilvl="0" w:tplc="0809000F">
+      <w:start w:val="1"/>
+      <w:numFmt w:val="decimal"/>
+      <w:lvlText w:val="%1."/>
+      <w:lvlJc w:val="left"/>
+      <w:pPr>
+        <w:ind w:left="720" w:hanging="360"/>
+      </w:pPr>
+    </w:lvl>
+    <w:lvl w:ilvl="1" w:tplc="08090019" w:tentative="1">
+      <w:start w:val="1"/>
+      <w:numFmt w:val="lowerLetter"/>
+      <w:lvlText w:val="%2."/>
+      <w:lvlJc w:val="left"/>
+      <w:pPr>
+        <w:ind w:left="1440" w:hanging="360"/>
+      </w:pPr>
+    </w:lvl>
+    <w:lvl w:ilvl="2" w:tplc="0809001B" w:tentative="1">
+      <w:start w:val="1"/>
+      <w:numFmt w:val="lowerRoman"/>
+      <w:lvlText w:val="%3."/>
+      <w:lvlJc w:val="right"/>
+      <w:pPr>
+        <w:ind w:left="2160" w:hanging="180"/>
+      </w:pPr>
+    </w:lvl>
+    <w:lvl w:ilvl="3" w:tplc="0809000F" w:tentative="1">
+      <w:start w:val="1"/>
+      <w:numFmt w:val="decimal"/>
+      <w:lvlText w:val="%4."/>
+      <w:lvlJc w:val="left"/>
+      <w:pPr>
+        <w:ind w:left="2880" w:hanging="360"/>
+      </w:pPr>
+    </w:lvl>
+    <w:lvl w:ilvl="4" w:tplc="08090019" w:tentative="1">
+      <w:start w:val="1"/>
+      <w:numFmt w:val="lowerLetter"/>
+      <w:lvlText w:val="%5."/>
+      <w:lvlJc w:val="left"/>
+      <w:pPr>
+        <w:ind w:left="3600" w:hanging="360"/>
+      </w:pPr>
+    </w:lvl>
+    <w:lvl w:ilvl="5" w:tplc="0809001B" w:tentative="1">
+      <w:start w:val="1"/>
+      <w:numFmt w:val="lowerRoman"/>
+      <w:lvlText w:val="%6."/>
+      <w:lvlJc w:val="right"/>
+      <w:pPr>
+        <w:ind w:left="4320" w:hanging="180"/>
+      </w:pPr>
+    </w:lvl>
+    <w:lvl w:ilvl="6" w:tplc="0809000F" w:tentative="1">
+      <w:start w:val="1"/>
+      <w:numFmt w:val="decimal"/>
+      <w:lvlText w:val="%7."/>
+      <w:lvlJc w:val="left"/>
+      <w:pPr>
+        <w:ind w:left="5040" w:hanging="360"/>
+      </w:pPr>
+    </w:lvl>
+    <w:lvl w:ilvl="7" w:tplc="08090019" w:tentative="1">
+      <w:start w:val="1"/>
+      <w:numFmt w:val="lowerLetter"/>
+      <w:lvlText w:val="%8."/>
+      <w:lvlJc w:val="left"/>
+      <w:pPr>
+        <w:ind w:left="5760" w:hanging="360"/>
+      </w:pPr>
+    </w:lvl>
+    <w:lvl w:ilvl="8" w:tplc="0809001B" w:tentative="1">
+      <w:start w:val="1"/>
+      <w:numFmt w:val="lowerRoman"/>
+      <w:lvlText w:val="%9."/>
+      <w:lvlJc w:val="right"/>
+      <w:pPr>
+        <w:ind w:left="6480" w:hanging="180"/>
+      </w:pPr>
+    </w:lvl>
+  </w:abstractNum>
+  <w:abstractNum w:abstractNumId="4" w15:restartNumberingAfterBreak="0">
+    <w:nsid w:val="3B020A43"/>
+    <w:multiLevelType w:val="hybridMultilevel"/>
+    <w:tmpl w:val="9830D202"/>
+    <w:lvl w:ilvl="0" w:tplc="08090001">
+      <w:start w:val="1"/>
+      <w:numFmt w:val="bullet"/>
+      <w:lvlText w:val=""/>
+      <w:lvlJc w:val="left"/>
+      <w:pPr>
+        <w:ind w:left="720" w:hanging="360"/>
+      </w:pPr>
+      <w:rPr>
+        <w:rFonts w:ascii="Symbol" w:hAnsi="Symbol" w:hint="default"/>
+      </w:rPr>
+    </w:lvl>
+    <w:lvl w:ilvl="1" w:tplc="08090003" w:tentative="1">
+      <w:start w:val="1"/>
+      <w:numFmt w:val="bullet"/>
+      <w:lvlText w:val="o"/>
+      <w:lvlJc w:val="left"/>
+      <w:pPr>
+        <w:ind w:left="1440" w:hanging="360"/>
+      </w:pPr>
+      <w:rPr>
+        <w:rFonts w:ascii="Courier New" w:hAnsi="Courier New" w:cs="Courier New" w:hint="default"/>
+      </w:rPr>
+    </w:lvl>
+    <w:lvl w:ilvl="2" w:tplc="08090005" w:tentative="1">
+      <w:start w:val="1"/>
+      <w:numFmt w:val="bullet"/>
+      <w:lvlText w:val=""/>
+      <w:lvlJc w:val="left"/>
+      <w:pPr>
+        <w:ind w:left="2160" w:hanging="360"/>
+      </w:pPr>
+      <w:rPr>
+        <w:rFonts w:ascii="Wingdings" w:hAnsi="Wingdings" w:hint="default"/>
+      </w:rPr>
+    </w:lvl>
+    <w:lvl w:ilvl="3" w:tplc="08090001" w:tentative="1">
+      <w:start w:val="1"/>
+      <w:numFmt w:val="bullet"/>
+      <w:lvlText w:val=""/>
+      <w:lvlJc w:val="left"/>
+      <w:pPr>
+        <w:ind w:left="2880" w:hanging="360"/>
+      </w:pPr>
+      <w:rPr>
+        <w:rFonts w:ascii="Symbol" w:hAnsi="Symbol" w:hint="default"/>
+      </w:rPr>
+    </w:lvl>
+    <w:lvl w:ilvl="4" w:tplc="08090003" w:tentative="1">
+      <w:start w:val="1"/>
+      <w:numFmt w:val="bullet"/>
+      <w:lvlText w:val="o"/>
+      <w:lvlJc w:val="left"/>
+      <w:pPr>
+        <w:ind w:left="3600" w:hanging="360"/>
+      </w:pPr>
+      <w:rPr>
+        <w:rFonts w:ascii="Courier New" w:hAnsi="Courier New" w:cs="Courier New" w:hint="default"/>
+      </w:rPr>
+    </w:lvl>
+    <w:lvl w:ilvl="5" w:tplc="08090005" w:tentative="1">
+      <w:start w:val="1"/>
+      <w:numFmt w:val="bullet"/>
+      <w:lvlText w:val=""/>
+      <w:lvlJc w:val="left"/>
+      <w:pPr>
+        <w:ind w:left="4320" w:hanging="360"/>
+      </w:pPr>
+      <w:rPr>
+        <w:rFonts w:ascii="Wingdings" w:hAnsi="Wingdings" w:hint="default"/>
+      </w:rPr>
+    </w:lvl>
+    <w:lvl w:ilvl="6" w:tplc="08090001" w:tentative="1">
+      <w:start w:val="1"/>
+      <w:numFmt w:val="bullet"/>
+      <w:lvlText w:val=""/>
+      <w:lvlJc w:val="left"/>
+      <w:pPr>
+        <w:ind w:left="5040" w:hanging="360"/>
+      </w:pPr>
+      <w:rPr>
+        <w:rFonts w:ascii="Symbol" w:hAnsi="Symbol" w:hint="default"/>
+      </w:rPr>
+    </w:lvl>
+    <w:lvl w:ilvl="7" w:tplc="08090003" w:tentative="1">
+      <w:start w:val="1"/>
+      <w:numFmt w:val="bullet"/>
+      <w:lvlText w:val="o"/>
+      <w:lvlJc w:val="left"/>
+      <w:pPr>
+        <w:ind w:left="5760" w:hanging="360"/>
+      </w:pPr>
+      <w:rPr>
+        <w:rFonts w:ascii="Courier New" w:hAnsi="Courier New" w:cs="Courier New" w:hint="default"/>
+      </w:rPr>
+    </w:lvl>
+    <w:lvl w:ilvl="8" w:tplc="08090005" w:tentative="1">
+      <w:start w:val="1"/>
+      <w:numFmt w:val="bullet"/>
+      <w:lvlText w:val=""/>
+      <w:lvlJc w:val="left"/>
+      <w:pPr>
+        <w:ind w:left="6480" w:hanging="360"/>
+      </w:pPr>
+      <w:rPr>
+        <w:rFonts w:ascii="Wingdings" w:hAnsi="Wingdings" w:hint="default"/>
+      </w:rPr>
+    </w:lvl>
+  </w:abstractNum>
+  <w:abstractNum w:abstractNumId="5" w15:restartNumberingAfterBreak="0">
     <w:nsid w:val="422F4182"/>
     <w:multiLevelType w:val="hybridMultilevel"/>
     <w:tmpl w:val="72F6E2C0"/>
@@ -2586,7 +3304,7 @@
       </w:rPr>
     </w:lvl>
   </w:abstractNum>
-  <w:abstractNum w:abstractNumId="3" w15:restartNumberingAfterBreak="0">
+  <w:abstractNum w:abstractNumId="6" w15:restartNumberingAfterBreak="0">
     <w:nsid w:val="493D6F15"/>
     <w:multiLevelType w:val="multilevel"/>
     <w:tmpl w:val="7C76396E"/>
@@ -2597,9 +3315,9 @@
       <w:lvlJc w:val="left"/>
       <w:pPr>
         <w:tabs>
-          <w:tab w:val="num" w:pos="720"/>
+          <w:tab w:val="num" w:pos="1080"/>
         </w:tabs>
-        <w:ind w:left="720" w:hanging="360"/>
+        <w:ind w:left="1080" w:hanging="360"/>
       </w:pPr>
       <w:rPr>
         <w:rFonts w:ascii="Symbol" w:hAnsi="Symbol" w:hint="default"/>
@@ -2613,9 +3331,9 @@
       <w:lvlJc w:val="left"/>
       <w:pPr>
         <w:tabs>
-          <w:tab w:val="num" w:pos="1440"/>
+          <w:tab w:val="num" w:pos="1800"/>
         </w:tabs>
-        <w:ind w:left="1440" w:hanging="360"/>
+        <w:ind w:left="1800" w:hanging="360"/>
       </w:pPr>
       <w:rPr>
         <w:rFonts w:ascii="Courier New" w:hAnsi="Courier New" w:hint="default"/>
@@ -2629,9 +3347,9 @@
       <w:lvlJc w:val="left"/>
       <w:pPr>
         <w:tabs>
-          <w:tab w:val="num" w:pos="2160"/>
+          <w:tab w:val="num" w:pos="2520"/>
         </w:tabs>
-        <w:ind w:left="2160" w:hanging="360"/>
+        <w:ind w:left="2520" w:hanging="360"/>
       </w:pPr>
       <w:rPr>
         <w:rFonts w:ascii="Wingdings" w:hAnsi="Wingdings" w:hint="default"/>
@@ -2645,9 +3363,9 @@
       <w:lvlJc w:val="left"/>
       <w:pPr>
         <w:tabs>
-          <w:tab w:val="num" w:pos="2880"/>
+          <w:tab w:val="num" w:pos="3240"/>
         </w:tabs>
-        <w:ind w:left="2880" w:hanging="360"/>
+        <w:ind w:left="3240" w:hanging="360"/>
       </w:pPr>
       <w:rPr>
         <w:rFonts w:ascii="Wingdings" w:hAnsi="Wingdings" w:hint="default"/>
@@ -2661,9 +3379,9 @@
       <w:lvlJc w:val="left"/>
       <w:pPr>
         <w:tabs>
-          <w:tab w:val="num" w:pos="3600"/>
+          <w:tab w:val="num" w:pos="3960"/>
         </w:tabs>
-        <w:ind w:left="3600" w:hanging="360"/>
+        <w:ind w:left="3960" w:hanging="360"/>
       </w:pPr>
       <w:rPr>
         <w:rFonts w:ascii="Wingdings" w:hAnsi="Wingdings" w:hint="default"/>
@@ -2677,9 +3395,9 @@
       <w:lvlJc w:val="left"/>
       <w:pPr>
         <w:tabs>
-          <w:tab w:val="num" w:pos="4320"/>
+          <w:tab w:val="num" w:pos="4680"/>
         </w:tabs>
-        <w:ind w:left="4320" w:hanging="360"/>
+        <w:ind w:left="4680" w:hanging="360"/>
       </w:pPr>
       <w:rPr>
         <w:rFonts w:ascii="Wingdings" w:hAnsi="Wingdings" w:hint="default"/>
@@ -2693,9 +3411,9 @@
       <w:lvlJc w:val="left"/>
       <w:pPr>
         <w:tabs>
-          <w:tab w:val="num" w:pos="5040"/>
+          <w:tab w:val="num" w:pos="5400"/>
         </w:tabs>
-        <w:ind w:left="5040" w:hanging="360"/>
+        <w:ind w:left="5400" w:hanging="360"/>
       </w:pPr>
       <w:rPr>
         <w:rFonts w:ascii="Wingdings" w:hAnsi="Wingdings" w:hint="default"/>
@@ -2709,9 +3427,9 @@
       <w:lvlJc w:val="left"/>
       <w:pPr>
         <w:tabs>
-          <w:tab w:val="num" w:pos="5760"/>
+          <w:tab w:val="num" w:pos="6120"/>
         </w:tabs>
-        <w:ind w:left="5760" w:hanging="360"/>
+        <w:ind w:left="6120" w:hanging="360"/>
       </w:pPr>
       <w:rPr>
         <w:rFonts w:ascii="Wingdings" w:hAnsi="Wingdings" w:hint="default"/>
@@ -2725,9 +3443,9 @@
       <w:lvlJc w:val="left"/>
       <w:pPr>
         <w:tabs>
-          <w:tab w:val="num" w:pos="6480"/>
+          <w:tab w:val="num" w:pos="6840"/>
         </w:tabs>
-        <w:ind w:left="6480" w:hanging="360"/>
+        <w:ind w:left="6840" w:hanging="360"/>
       </w:pPr>
       <w:rPr>
         <w:rFonts w:ascii="Wingdings" w:hAnsi="Wingdings" w:hint="default"/>
@@ -2735,7 +3453,7 @@
       </w:rPr>
     </w:lvl>
   </w:abstractNum>
-  <w:abstractNum w:abstractNumId="4" w15:restartNumberingAfterBreak="0">
+  <w:abstractNum w:abstractNumId="7" w15:restartNumberingAfterBreak="0">
     <w:nsid w:val="63673B98"/>
     <w:multiLevelType w:val="hybridMultilevel"/>
     <w:tmpl w:val="0D4EDAF2"/>
@@ -2848,7 +3566,7 @@
       </w:rPr>
     </w:lvl>
   </w:abstractNum>
-  <w:abstractNum w:abstractNumId="5" w15:restartNumberingAfterBreak="0">
+  <w:abstractNum w:abstractNumId="8" w15:restartNumberingAfterBreak="0">
     <w:nsid w:val="689440BA"/>
     <w:multiLevelType w:val="multilevel"/>
     <w:tmpl w:val="C1D802AA"/>
@@ -2859,9 +3577,9 @@
       <w:lvlJc w:val="left"/>
       <w:pPr>
         <w:tabs>
-          <w:tab w:val="num" w:pos="720"/>
+          <w:tab w:val="num" w:pos="1080"/>
         </w:tabs>
-        <w:ind w:left="720" w:hanging="360"/>
+        <w:ind w:left="1080" w:hanging="360"/>
       </w:pPr>
     </w:lvl>
     <w:lvl w:ilvl="1" w:tentative="1">
@@ -2871,9 +3589,9 @@
       <w:lvlJc w:val="left"/>
       <w:pPr>
         <w:tabs>
-          <w:tab w:val="num" w:pos="1440"/>
+          <w:tab w:val="num" w:pos="1800"/>
         </w:tabs>
-        <w:ind w:left="1440" w:hanging="360"/>
+        <w:ind w:left="1800" w:hanging="360"/>
       </w:pPr>
     </w:lvl>
     <w:lvl w:ilvl="2" w:tentative="1">
@@ -2883,9 +3601,9 @@
       <w:lvlJc w:val="left"/>
       <w:pPr>
         <w:tabs>
-          <w:tab w:val="num" w:pos="2160"/>
+          <w:tab w:val="num" w:pos="2520"/>
         </w:tabs>
-        <w:ind w:left="2160" w:hanging="360"/>
+        <w:ind w:left="2520" w:hanging="360"/>
       </w:pPr>
     </w:lvl>
     <w:lvl w:ilvl="3" w:tentative="1">
@@ -2895,9 +3613,9 @@
       <w:lvlJc w:val="left"/>
       <w:pPr>
         <w:tabs>
-          <w:tab w:val="num" w:pos="2880"/>
+          <w:tab w:val="num" w:pos="3240"/>
         </w:tabs>
-        <w:ind w:left="2880" w:hanging="360"/>
+        <w:ind w:left="3240" w:hanging="360"/>
       </w:pPr>
     </w:lvl>
     <w:lvl w:ilvl="4" w:tentative="1">
@@ -2907,9 +3625,9 @@
       <w:lvlJc w:val="left"/>
       <w:pPr>
         <w:tabs>
-          <w:tab w:val="num" w:pos="3600"/>
+          <w:tab w:val="num" w:pos="3960"/>
         </w:tabs>
-        <w:ind w:left="3600" w:hanging="360"/>
+        <w:ind w:left="3960" w:hanging="360"/>
       </w:pPr>
     </w:lvl>
     <w:lvl w:ilvl="5" w:tentative="1">
@@ -2919,9 +3637,9 @@
       <w:lvlJc w:val="left"/>
       <w:pPr>
         <w:tabs>
-          <w:tab w:val="num" w:pos="4320"/>
+          <w:tab w:val="num" w:pos="4680"/>
         </w:tabs>
-        <w:ind w:left="4320" w:hanging="360"/>
+        <w:ind w:left="4680" w:hanging="360"/>
       </w:pPr>
     </w:lvl>
     <w:lvl w:ilvl="6" w:tentative="1">
@@ -2931,9 +3649,9 @@
       <w:lvlJc w:val="left"/>
       <w:pPr>
         <w:tabs>
-          <w:tab w:val="num" w:pos="5040"/>
+          <w:tab w:val="num" w:pos="5400"/>
         </w:tabs>
-        <w:ind w:left="5040" w:hanging="360"/>
+        <w:ind w:left="5400" w:hanging="360"/>
       </w:pPr>
     </w:lvl>
     <w:lvl w:ilvl="7" w:tentative="1">
@@ -2943,9 +3661,9 @@
       <w:lvlJc w:val="left"/>
       <w:pPr>
         <w:tabs>
-          <w:tab w:val="num" w:pos="5760"/>
+          <w:tab w:val="num" w:pos="6120"/>
         </w:tabs>
-        <w:ind w:left="5760" w:hanging="360"/>
+        <w:ind w:left="6120" w:hanging="360"/>
       </w:pPr>
     </w:lvl>
     <w:lvl w:ilvl="8" w:tentative="1">
@@ -2955,29 +3673,38 @@
       <w:lvlJc w:val="left"/>
       <w:pPr>
         <w:tabs>
-          <w:tab w:val="num" w:pos="6480"/>
+          <w:tab w:val="num" w:pos="6840"/>
         </w:tabs>
-        <w:ind w:left="6480" w:hanging="360"/>
+        <w:ind w:left="6840" w:hanging="360"/>
       </w:pPr>
     </w:lvl>
   </w:abstractNum>
   <w:num w:numId="1">
-    <w:abstractNumId w:val="2"/>
+    <w:abstractNumId w:val="5"/>
   </w:num>
   <w:num w:numId="2">
-    <w:abstractNumId w:val="4"/>
+    <w:abstractNumId w:val="7"/>
   </w:num>
   <w:num w:numId="3">
-    <w:abstractNumId w:val="5"/>
+    <w:abstractNumId w:val="8"/>
   </w:num>
   <w:num w:numId="4">
-    <w:abstractNumId w:val="3"/>
+    <w:abstractNumId w:val="6"/>
   </w:num>
   <w:num w:numId="5">
-    <w:abstractNumId w:val="1"/>
+    <w:abstractNumId w:val="2"/>
   </w:num>
   <w:num w:numId="6">
     <w:abstractNumId w:val="0"/>
+  </w:num>
+  <w:num w:numId="7">
+    <w:abstractNumId w:val="3"/>
+  </w:num>
+  <w:num w:numId="8">
+    <w:abstractNumId w:val="4"/>
+  </w:num>
+  <w:num w:numId="9">
+    <w:abstractNumId w:val="1"/>
   </w:num>
 </w:numbering>
 </file>
@@ -3378,7 +4105,7 @@
   <w:style w:type="paragraph" w:default="1" w:styleId="Normal">
     <w:name w:val="Normal"/>
     <w:qFormat/>
-    <w:rsid w:val="006411C6"/>
+    <w:rsid w:val="00562C6C"/>
   </w:style>
   <w:style w:type="paragraph" w:styleId="Heading1">
     <w:name w:val="heading 1"/>
@@ -3387,15 +4114,15 @@
     <w:link w:val="Heading1Char"/>
     <w:uiPriority w:val="9"/>
     <w:qFormat/>
-    <w:rsid w:val="006411C6"/>
+    <w:rsid w:val="00562C6C"/>
     <w:pPr>
       <w:pBdr>
-        <w:top w:val="single" w:sz="24" w:space="0" w:color="1CADE4" w:themeColor="accent1"/>
-        <w:left w:val="single" w:sz="24" w:space="0" w:color="1CADE4" w:themeColor="accent1"/>
-        <w:bottom w:val="single" w:sz="24" w:space="0" w:color="1CADE4" w:themeColor="accent1"/>
-        <w:right w:val="single" w:sz="24" w:space="0" w:color="1CADE4" w:themeColor="accent1"/>
+        <w:top w:val="single" w:sz="24" w:space="0" w:color="4472C4" w:themeColor="accent1"/>
+        <w:left w:val="single" w:sz="24" w:space="0" w:color="4472C4" w:themeColor="accent1"/>
+        <w:bottom w:val="single" w:sz="24" w:space="0" w:color="4472C4" w:themeColor="accent1"/>
+        <w:right w:val="single" w:sz="24" w:space="0" w:color="4472C4" w:themeColor="accent1"/>
       </w:pBdr>
-      <w:shd w:val="clear" w:color="auto" w:fill="1CADE4" w:themeFill="accent1"/>
+      <w:shd w:val="clear" w:color="auto" w:fill="4472C4" w:themeFill="accent1"/>
       <w:spacing w:after="0"/>
       <w:outlineLvl w:val="0"/>
     </w:pPr>
@@ -3415,15 +4142,15 @@
     <w:uiPriority w:val="9"/>
     <w:unhideWhenUsed/>
     <w:qFormat/>
-    <w:rsid w:val="006411C6"/>
+    <w:rsid w:val="00562C6C"/>
     <w:pPr>
       <w:pBdr>
-        <w:top w:val="single" w:sz="24" w:space="0" w:color="D1EEF9" w:themeColor="accent1" w:themeTint="33"/>
-        <w:left w:val="single" w:sz="24" w:space="0" w:color="D1EEF9" w:themeColor="accent1" w:themeTint="33"/>
-        <w:bottom w:val="single" w:sz="24" w:space="0" w:color="D1EEF9" w:themeColor="accent1" w:themeTint="33"/>
-        <w:right w:val="single" w:sz="24" w:space="0" w:color="D1EEF9" w:themeColor="accent1" w:themeTint="33"/>
+        <w:top w:val="single" w:sz="24" w:space="0" w:color="D9E2F3" w:themeColor="accent1" w:themeTint="33"/>
+        <w:left w:val="single" w:sz="24" w:space="0" w:color="D9E2F3" w:themeColor="accent1" w:themeTint="33"/>
+        <w:bottom w:val="single" w:sz="24" w:space="0" w:color="D9E2F3" w:themeColor="accent1" w:themeTint="33"/>
+        <w:right w:val="single" w:sz="24" w:space="0" w:color="D9E2F3" w:themeColor="accent1" w:themeTint="33"/>
       </w:pBdr>
-      <w:shd w:val="clear" w:color="auto" w:fill="D1EEF9" w:themeFill="accent1" w:themeFillTint="33"/>
+      <w:shd w:val="clear" w:color="auto" w:fill="D9E2F3" w:themeFill="accent1" w:themeFillTint="33"/>
       <w:spacing w:after="0"/>
       <w:outlineLvl w:val="1"/>
     </w:pPr>
@@ -3440,17 +4167,17 @@
     <w:uiPriority w:val="9"/>
     <w:unhideWhenUsed/>
     <w:qFormat/>
-    <w:rsid w:val="006411C6"/>
+    <w:rsid w:val="00562C6C"/>
     <w:pPr>
       <w:pBdr>
-        <w:top w:val="single" w:sz="6" w:space="2" w:color="1CADE4" w:themeColor="accent1"/>
+        <w:top w:val="single" w:sz="6" w:space="2" w:color="4472C4" w:themeColor="accent1"/>
       </w:pBdr>
       <w:spacing w:before="300" w:after="0"/>
       <w:outlineLvl w:val="2"/>
     </w:pPr>
     <w:rPr>
       <w:caps/>
-      <w:color w:val="0D5571" w:themeColor="accent1" w:themeShade="7F"/>
+      <w:color w:val="1F3763" w:themeColor="accent1" w:themeShade="7F"/>
       <w:spacing w:val="15"/>
     </w:rPr>
   </w:style>
@@ -3463,17 +4190,17 @@
     <w:semiHidden/>
     <w:unhideWhenUsed/>
     <w:qFormat/>
-    <w:rsid w:val="006411C6"/>
+    <w:rsid w:val="00562C6C"/>
     <w:pPr>
       <w:pBdr>
-        <w:top w:val="dotted" w:sz="6" w:space="2" w:color="1CADE4" w:themeColor="accent1"/>
+        <w:top w:val="dotted" w:sz="6" w:space="2" w:color="4472C4" w:themeColor="accent1"/>
       </w:pBdr>
       <w:spacing w:before="200" w:after="0"/>
       <w:outlineLvl w:val="3"/>
     </w:pPr>
     <w:rPr>
       <w:caps/>
-      <w:color w:val="1481AB" w:themeColor="accent1" w:themeShade="BF"/>
+      <w:color w:val="2F5496" w:themeColor="accent1" w:themeShade="BF"/>
       <w:spacing w:val="10"/>
     </w:rPr>
   </w:style>
@@ -3486,17 +4213,17 @@
     <w:semiHidden/>
     <w:unhideWhenUsed/>
     <w:qFormat/>
-    <w:rsid w:val="006411C6"/>
+    <w:rsid w:val="00562C6C"/>
     <w:pPr>
       <w:pBdr>
-        <w:bottom w:val="single" w:sz="6" w:space="1" w:color="1CADE4" w:themeColor="accent1"/>
+        <w:bottom w:val="single" w:sz="6" w:space="1" w:color="4472C4" w:themeColor="accent1"/>
       </w:pBdr>
       <w:spacing w:before="200" w:after="0"/>
       <w:outlineLvl w:val="4"/>
     </w:pPr>
     <w:rPr>
       <w:caps/>
-      <w:color w:val="1481AB" w:themeColor="accent1" w:themeShade="BF"/>
+      <w:color w:val="2F5496" w:themeColor="accent1" w:themeShade="BF"/>
       <w:spacing w:val="10"/>
     </w:rPr>
   </w:style>
@@ -3509,17 +4236,17 @@
     <w:semiHidden/>
     <w:unhideWhenUsed/>
     <w:qFormat/>
-    <w:rsid w:val="006411C6"/>
+    <w:rsid w:val="00562C6C"/>
     <w:pPr>
       <w:pBdr>
-        <w:bottom w:val="dotted" w:sz="6" w:space="1" w:color="1CADE4" w:themeColor="accent1"/>
+        <w:bottom w:val="dotted" w:sz="6" w:space="1" w:color="4472C4" w:themeColor="accent1"/>
       </w:pBdr>
       <w:spacing w:before="200" w:after="0"/>
       <w:outlineLvl w:val="5"/>
     </w:pPr>
     <w:rPr>
       <w:caps/>
-      <w:color w:val="1481AB" w:themeColor="accent1" w:themeShade="BF"/>
+      <w:color w:val="2F5496" w:themeColor="accent1" w:themeShade="BF"/>
       <w:spacing w:val="10"/>
     </w:rPr>
   </w:style>
@@ -3532,14 +4259,14 @@
     <w:semiHidden/>
     <w:unhideWhenUsed/>
     <w:qFormat/>
-    <w:rsid w:val="006411C6"/>
+    <w:rsid w:val="00562C6C"/>
     <w:pPr>
       <w:spacing w:before="200" w:after="0"/>
       <w:outlineLvl w:val="6"/>
     </w:pPr>
     <w:rPr>
       <w:caps/>
-      <w:color w:val="1481AB" w:themeColor="accent1" w:themeShade="BF"/>
+      <w:color w:val="2F5496" w:themeColor="accent1" w:themeShade="BF"/>
       <w:spacing w:val="10"/>
     </w:rPr>
   </w:style>
@@ -3552,7 +4279,7 @@
     <w:semiHidden/>
     <w:unhideWhenUsed/>
     <w:qFormat/>
-    <w:rsid w:val="006411C6"/>
+    <w:rsid w:val="00562C6C"/>
     <w:pPr>
       <w:spacing w:before="200" w:after="0"/>
       <w:outlineLvl w:val="7"/>
@@ -3573,7 +4300,7 @@
     <w:semiHidden/>
     <w:unhideWhenUsed/>
     <w:qFormat/>
-    <w:rsid w:val="006411C6"/>
+    <w:rsid w:val="00562C6C"/>
     <w:pPr>
       <w:spacing w:before="200" w:after="0"/>
       <w:outlineLvl w:val="8"/>
@@ -3619,11 +4346,11 @@
     <w:basedOn w:val="DefaultParagraphFont"/>
     <w:link w:val="Heading2"/>
     <w:uiPriority w:val="9"/>
-    <w:rsid w:val="006411C6"/>
+    <w:rsid w:val="00562C6C"/>
     <w:rPr>
       <w:caps/>
       <w:spacing w:val="15"/>
-      <w:shd w:val="clear" w:color="auto" w:fill="D1EEF9" w:themeFill="accent1" w:themeFillTint="33"/>
+      <w:shd w:val="clear" w:color="auto" w:fill="D9E2F3" w:themeFill="accent1" w:themeFillTint="33"/>
     </w:rPr>
   </w:style>
   <w:style w:type="character" w:customStyle="1" w:styleId="Heading1Char">
@@ -3631,14 +4358,14 @@
     <w:basedOn w:val="DefaultParagraphFont"/>
     <w:link w:val="Heading1"/>
     <w:uiPriority w:val="9"/>
-    <w:rsid w:val="006411C6"/>
+    <w:rsid w:val="00562C6C"/>
     <w:rPr>
       <w:caps/>
       <w:color w:val="FFFFFF" w:themeColor="background1"/>
       <w:spacing w:val="15"/>
       <w:sz w:val="22"/>
       <w:szCs w:val="22"/>
-      <w:shd w:val="clear" w:color="auto" w:fill="1CADE4" w:themeFill="accent1"/>
+      <w:shd w:val="clear" w:color="auto" w:fill="4472C4" w:themeFill="accent1"/>
     </w:rPr>
   </w:style>
   <w:style w:type="character" w:customStyle="1" w:styleId="Heading3Char">
@@ -3646,10 +4373,10 @@
     <w:basedOn w:val="DefaultParagraphFont"/>
     <w:link w:val="Heading3"/>
     <w:uiPriority w:val="9"/>
-    <w:rsid w:val="006411C6"/>
+    <w:rsid w:val="00562C6C"/>
     <w:rPr>
       <w:caps/>
-      <w:color w:val="0D5571" w:themeColor="accent1" w:themeShade="7F"/>
+      <w:color w:val="1F3763" w:themeColor="accent1" w:themeShade="7F"/>
       <w:spacing w:val="15"/>
     </w:rPr>
   </w:style>
@@ -3659,10 +4386,10 @@
     <w:link w:val="Heading4"/>
     <w:uiPriority w:val="9"/>
     <w:semiHidden/>
-    <w:rsid w:val="006411C6"/>
+    <w:rsid w:val="00562C6C"/>
     <w:rPr>
       <w:caps/>
-      <w:color w:val="1481AB" w:themeColor="accent1" w:themeShade="BF"/>
+      <w:color w:val="2F5496" w:themeColor="accent1" w:themeShade="BF"/>
       <w:spacing w:val="10"/>
     </w:rPr>
   </w:style>
@@ -3672,10 +4399,10 @@
     <w:link w:val="Heading5"/>
     <w:uiPriority w:val="9"/>
     <w:semiHidden/>
-    <w:rsid w:val="006411C6"/>
+    <w:rsid w:val="00562C6C"/>
     <w:rPr>
       <w:caps/>
-      <w:color w:val="1481AB" w:themeColor="accent1" w:themeShade="BF"/>
+      <w:color w:val="2F5496" w:themeColor="accent1" w:themeShade="BF"/>
       <w:spacing w:val="10"/>
     </w:rPr>
   </w:style>
@@ -3685,10 +4412,10 @@
     <w:link w:val="Heading6"/>
     <w:uiPriority w:val="9"/>
     <w:semiHidden/>
-    <w:rsid w:val="006411C6"/>
+    <w:rsid w:val="00562C6C"/>
     <w:rPr>
       <w:caps/>
-      <w:color w:val="1481AB" w:themeColor="accent1" w:themeShade="BF"/>
+      <w:color w:val="2F5496" w:themeColor="accent1" w:themeShade="BF"/>
       <w:spacing w:val="10"/>
     </w:rPr>
   </w:style>
@@ -3698,10 +4425,10 @@
     <w:link w:val="Heading7"/>
     <w:uiPriority w:val="9"/>
     <w:semiHidden/>
-    <w:rsid w:val="006411C6"/>
+    <w:rsid w:val="00562C6C"/>
     <w:rPr>
       <w:caps/>
-      <w:color w:val="1481AB" w:themeColor="accent1" w:themeShade="BF"/>
+      <w:color w:val="2F5496" w:themeColor="accent1" w:themeShade="BF"/>
       <w:spacing w:val="10"/>
     </w:rPr>
   </w:style>
@@ -3711,7 +4438,7 @@
     <w:link w:val="Heading8"/>
     <w:uiPriority w:val="9"/>
     <w:semiHidden/>
-    <w:rsid w:val="006411C6"/>
+    <w:rsid w:val="00562C6C"/>
     <w:rPr>
       <w:caps/>
       <w:spacing w:val="10"/>
@@ -3725,7 +4452,7 @@
     <w:link w:val="Heading9"/>
     <w:uiPriority w:val="9"/>
     <w:semiHidden/>
-    <w:rsid w:val="006411C6"/>
+    <w:rsid w:val="00562C6C"/>
     <w:rPr>
       <w:i/>
       <w:iCs/>
@@ -3743,11 +4470,11 @@
     <w:semiHidden/>
     <w:unhideWhenUsed/>
     <w:qFormat/>
-    <w:rsid w:val="006411C6"/>
+    <w:rsid w:val="00562C6C"/>
     <w:rPr>
       <w:b/>
       <w:bCs/>
-      <w:color w:val="1481AB" w:themeColor="accent1" w:themeShade="BF"/>
+      <w:color w:val="2F5496" w:themeColor="accent1" w:themeShade="BF"/>
       <w:sz w:val="16"/>
       <w:szCs w:val="16"/>
     </w:rPr>
@@ -3759,14 +4486,14 @@
     <w:link w:val="TitleChar"/>
     <w:uiPriority w:val="10"/>
     <w:qFormat/>
-    <w:rsid w:val="006411C6"/>
+    <w:rsid w:val="00562C6C"/>
     <w:pPr>
       <w:spacing w:before="0" w:after="0"/>
     </w:pPr>
     <w:rPr>
       <w:rFonts w:asciiTheme="majorHAnsi" w:eastAsiaTheme="majorEastAsia" w:hAnsiTheme="majorHAnsi" w:cstheme="majorBidi"/>
       <w:caps/>
-      <w:color w:val="1CADE4" w:themeColor="accent1"/>
+      <w:color w:val="4472C4" w:themeColor="accent1"/>
       <w:spacing w:val="10"/>
       <w:sz w:val="52"/>
       <w:szCs w:val="52"/>
@@ -3777,11 +4504,11 @@
     <w:basedOn w:val="DefaultParagraphFont"/>
     <w:link w:val="Title"/>
     <w:uiPriority w:val="10"/>
-    <w:rsid w:val="006411C6"/>
+    <w:rsid w:val="00562C6C"/>
     <w:rPr>
       <w:rFonts w:asciiTheme="majorHAnsi" w:eastAsiaTheme="majorEastAsia" w:hAnsiTheme="majorHAnsi" w:cstheme="majorBidi"/>
       <w:caps/>
-      <w:color w:val="1CADE4" w:themeColor="accent1"/>
+      <w:color w:val="4472C4" w:themeColor="accent1"/>
       <w:spacing w:val="10"/>
       <w:sz w:val="52"/>
       <w:szCs w:val="52"/>
@@ -3794,7 +4521,7 @@
     <w:link w:val="SubtitleChar"/>
     <w:uiPriority w:val="11"/>
     <w:qFormat/>
-    <w:rsid w:val="006411C6"/>
+    <w:rsid w:val="00562C6C"/>
     <w:pPr>
       <w:spacing w:before="0" w:after="500" w:line="240" w:lineRule="auto"/>
     </w:pPr>
@@ -3811,7 +4538,7 @@
     <w:basedOn w:val="DefaultParagraphFont"/>
     <w:link w:val="Subtitle"/>
     <w:uiPriority w:val="11"/>
-    <w:rsid w:val="006411C6"/>
+    <w:rsid w:val="00562C6C"/>
     <w:rPr>
       <w:caps/>
       <w:color w:val="595959" w:themeColor="text1" w:themeTint="A6"/>
@@ -3824,7 +4551,7 @@
     <w:name w:val="Strong"/>
     <w:uiPriority w:val="22"/>
     <w:qFormat/>
-    <w:rsid w:val="006411C6"/>
+    <w:rsid w:val="00562C6C"/>
     <w:rPr>
       <w:b/>
       <w:bCs/>
@@ -3834,10 +4561,10 @@
     <w:name w:val="Emphasis"/>
     <w:uiPriority w:val="20"/>
     <w:qFormat/>
-    <w:rsid w:val="006411C6"/>
+    <w:rsid w:val="00562C6C"/>
     <w:rPr>
       <w:caps/>
-      <w:color w:val="0D5571" w:themeColor="accent1" w:themeShade="7F"/>
+      <w:color w:val="1F3763" w:themeColor="accent1" w:themeShade="7F"/>
       <w:spacing w:val="5"/>
     </w:rPr>
   </w:style>
@@ -3845,7 +4572,7 @@
     <w:name w:val="No Spacing"/>
     <w:uiPriority w:val="1"/>
     <w:qFormat/>
-    <w:rsid w:val="006411C6"/>
+    <w:rsid w:val="00562C6C"/>
     <w:pPr>
       <w:spacing w:after="0" w:line="240" w:lineRule="auto"/>
     </w:pPr>
@@ -3857,7 +4584,7 @@
     <w:link w:val="QuoteChar"/>
     <w:uiPriority w:val="29"/>
     <w:qFormat/>
-    <w:rsid w:val="006411C6"/>
+    <w:rsid w:val="00562C6C"/>
     <w:rPr>
       <w:i/>
       <w:iCs/>
@@ -3870,7 +4597,7 @@
     <w:basedOn w:val="DefaultParagraphFont"/>
     <w:link w:val="Quote"/>
     <w:uiPriority w:val="29"/>
-    <w:rsid w:val="006411C6"/>
+    <w:rsid w:val="00562C6C"/>
     <w:rPr>
       <w:i/>
       <w:iCs/>
@@ -3885,14 +4612,14 @@
     <w:link w:val="IntenseQuoteChar"/>
     <w:uiPriority w:val="30"/>
     <w:qFormat/>
-    <w:rsid w:val="006411C6"/>
+    <w:rsid w:val="00562C6C"/>
     <w:pPr>
       <w:spacing w:before="240" w:after="240" w:line="240" w:lineRule="auto"/>
       <w:ind w:left="1080" w:right="1080"/>
       <w:jc w:val="center"/>
     </w:pPr>
     <w:rPr>
-      <w:color w:val="1CADE4" w:themeColor="accent1"/>
+      <w:color w:val="4472C4" w:themeColor="accent1"/>
       <w:sz w:val="24"/>
       <w:szCs w:val="24"/>
     </w:rPr>
@@ -3902,9 +4629,9 @@
     <w:basedOn w:val="DefaultParagraphFont"/>
     <w:link w:val="IntenseQuote"/>
     <w:uiPriority w:val="30"/>
-    <w:rsid w:val="006411C6"/>
+    <w:rsid w:val="00562C6C"/>
     <w:rPr>
-      <w:color w:val="1CADE4" w:themeColor="accent1"/>
+      <w:color w:val="4472C4" w:themeColor="accent1"/>
       <w:sz w:val="24"/>
       <w:szCs w:val="24"/>
     </w:rPr>
@@ -3913,23 +4640,23 @@
     <w:name w:val="Subtle Emphasis"/>
     <w:uiPriority w:val="19"/>
     <w:qFormat/>
-    <w:rsid w:val="006411C6"/>
+    <w:rsid w:val="00562C6C"/>
     <w:rPr>
       <w:i/>
       <w:iCs/>
-      <w:color w:val="0D5571" w:themeColor="accent1" w:themeShade="7F"/>
+      <w:color w:val="1F3763" w:themeColor="accent1" w:themeShade="7F"/>
     </w:rPr>
   </w:style>
   <w:style w:type="character" w:styleId="IntenseEmphasis">
     <w:name w:val="Intense Emphasis"/>
     <w:uiPriority w:val="21"/>
     <w:qFormat/>
-    <w:rsid w:val="006411C6"/>
+    <w:rsid w:val="00562C6C"/>
     <w:rPr>
       <w:b/>
       <w:bCs/>
       <w:caps/>
-      <w:color w:val="0D5571" w:themeColor="accent1" w:themeShade="7F"/>
+      <w:color w:val="1F3763" w:themeColor="accent1" w:themeShade="7F"/>
       <w:spacing w:val="10"/>
     </w:rPr>
   </w:style>
@@ -3937,32 +4664,32 @@
     <w:name w:val="Subtle Reference"/>
     <w:uiPriority w:val="31"/>
     <w:qFormat/>
-    <w:rsid w:val="006411C6"/>
+    <w:rsid w:val="00562C6C"/>
     <w:rPr>
       <w:b/>
       <w:bCs/>
-      <w:color w:val="1CADE4" w:themeColor="accent1"/>
+      <w:color w:val="4472C4" w:themeColor="accent1"/>
     </w:rPr>
   </w:style>
   <w:style w:type="character" w:styleId="IntenseReference">
     <w:name w:val="Intense Reference"/>
     <w:uiPriority w:val="32"/>
     <w:qFormat/>
-    <w:rsid w:val="006411C6"/>
+    <w:rsid w:val="00562C6C"/>
     <w:rPr>
       <w:b/>
       <w:bCs/>
       <w:i/>
       <w:iCs/>
       <w:caps/>
-      <w:color w:val="1CADE4" w:themeColor="accent1"/>
+      <w:color w:val="4472C4" w:themeColor="accent1"/>
     </w:rPr>
   </w:style>
   <w:style w:type="character" w:styleId="BookTitle">
     <w:name w:val="Book Title"/>
     <w:uiPriority w:val="33"/>
     <w:qFormat/>
-    <w:rsid w:val="006411C6"/>
+    <w:rsid w:val="00562C6C"/>
     <w:rPr>
       <w:b/>
       <w:bCs/>
@@ -3979,7 +4706,7 @@
     <w:semiHidden/>
     <w:unhideWhenUsed/>
     <w:qFormat/>
-    <w:rsid w:val="006411C6"/>
+    <w:rsid w:val="00562C6C"/>
     <w:pPr>
       <w:outlineLvl w:val="9"/>
     </w:pPr>
@@ -4099,7 +4826,7 @@
 <file path=word/theme/theme1.xml><?xml version="1.0" encoding="utf-8"?>
 <a:theme xmlns:a="http://schemas.openxmlformats.org/drawingml/2006/main" name="Savon">
   <a:themeElements>
-    <a:clrScheme name="Savon">
+    <a:clrScheme name="Office">
       <a:dk1>
         <a:sysClr val="windowText" lastClr="000000"/>
       </a:dk1>
@@ -4107,34 +4834,34 @@
         <a:sysClr val="window" lastClr="FFFFFF"/>
       </a:lt1>
       <a:dk2>
-        <a:srgbClr val="1485A4"/>
+        <a:srgbClr val="44546A"/>
       </a:dk2>
       <a:lt2>
-        <a:srgbClr val="E3DED1"/>
+        <a:srgbClr val="E7E6E6"/>
       </a:lt2>
       <a:accent1>
-        <a:srgbClr val="1CADE4"/>
+        <a:srgbClr val="4472C4"/>
       </a:accent1>
       <a:accent2>
-        <a:srgbClr val="2683C6"/>
+        <a:srgbClr val="ED7D31"/>
       </a:accent2>
       <a:accent3>
-        <a:srgbClr val="27CED7"/>
+        <a:srgbClr val="A5A5A5"/>
       </a:accent3>
       <a:accent4>
-        <a:srgbClr val="42BA97"/>
+        <a:srgbClr val="FFC000"/>
       </a:accent4>
       <a:accent5>
-        <a:srgbClr val="3E8853"/>
+        <a:srgbClr val="5B9BD5"/>
       </a:accent5>
       <a:accent6>
-        <a:srgbClr val="62A39F"/>
+        <a:srgbClr val="70AD47"/>
       </a:accent6>
       <a:hlink>
-        <a:srgbClr val="F49100"/>
+        <a:srgbClr val="0563C1"/>
       </a:hlink>
       <a:folHlink>
-        <a:srgbClr val="739D9B"/>
+        <a:srgbClr val="954F72"/>
       </a:folHlink>
     </a:clrScheme>
     <a:fontScheme name="Savon">

--- a/Section-5.docx
+++ b/Section-5.docx
@@ -1,6 +1,6 @@
 
 <file path=word/document.xml><?xml version="1.0" encoding="utf-8"?>
-<w:document xmlns:wpc="http://schemas.microsoft.com/office/word/2010/wordprocessingCanvas" xmlns:cx="http://schemas.microsoft.com/office/drawing/2014/chartex" xmlns:cx1="http://schemas.microsoft.com/office/drawing/2015/9/8/chartex" xmlns:cx2="http://schemas.microsoft.com/office/drawing/2015/10/21/chartex" xmlns:cx3="http://schemas.microsoft.com/office/drawing/2016/5/9/chartex" xmlns:cx4="http://schemas.microsoft.com/office/drawing/2016/5/10/chartex" xmlns:cx5="http://schemas.microsoft.com/office/drawing/2016/5/11/chartex" xmlns:cx6="http://schemas.microsoft.com/office/drawing/2016/5/12/chartex" xmlns:cx7="http://schemas.microsoft.com/office/drawing/2016/5/13/chartex" xmlns:cx8="http://schemas.microsoft.com/office/drawing/2016/5/14/chartex" xmlns:mc="http://schemas.openxmlformats.org/markup-compatibility/2006" xmlns:aink="http://schemas.microsoft.com/office/drawing/2016/ink" xmlns:am3d="http://schemas.microsoft.com/office/drawing/2017/model3d" xmlns:o="urn:schemas-microsoft-com:office:office" xmlns:r="http://schemas.openxmlformats.org/officeDocument/2006/relationships" xmlns:m="http://schemas.openxmlformats.org/officeDocument/2006/math" xmlns:v="urn:schemas-microsoft-com:vml" xmlns:wp14="http://schemas.microsoft.com/office/word/2010/wordprocessingDrawing" xmlns:wp="http://schemas.openxmlformats.org/drawingml/2006/wordprocessingDrawing" xmlns:w10="urn:schemas-microsoft-com:office:word" xmlns:w="http://schemas.openxmlformats.org/wordprocessingml/2006/main" xmlns:w14="http://schemas.microsoft.com/office/word/2010/wordml" xmlns:w15="http://schemas.microsoft.com/office/word/2012/wordml" xmlns:w16cex="http://schemas.microsoft.com/office/word/2018/wordml/cex" xmlns:w16cid="http://schemas.microsoft.com/office/word/2016/wordml/cid" xmlns:w16="http://schemas.microsoft.com/office/word/2018/wordml" xmlns:w16sdtdh="http://schemas.microsoft.com/office/word/2020/wordml/sdtdatahash" xmlns:w16se="http://schemas.microsoft.com/office/word/2015/wordml/symex" xmlns:wpg="http://schemas.microsoft.com/office/word/2010/wordprocessingGroup" xmlns:wpi="http://schemas.microsoft.com/office/word/2010/wordprocessingInk" xmlns:wne="http://schemas.microsoft.com/office/word/2006/wordml" xmlns:wps="http://schemas.microsoft.com/office/word/2010/wordprocessingShape" mc:Ignorable="w14 w15 w16se w16cid w16 w16cex w16sdtdh wp14">
+<w:document xmlns:wpc="http://schemas.microsoft.com/office/word/2010/wordprocessingCanvas" xmlns:cx="http://schemas.microsoft.com/office/drawing/2014/chartex" xmlns:cx1="http://schemas.microsoft.com/office/drawing/2015/9/8/chartex" xmlns:cx2="http://schemas.microsoft.com/office/drawing/2015/10/21/chartex" xmlns:cx3="http://schemas.microsoft.com/office/drawing/2016/5/9/chartex" xmlns:cx4="http://schemas.microsoft.com/office/drawing/2016/5/10/chartex" xmlns:cx5="http://schemas.microsoft.com/office/drawing/2016/5/11/chartex" xmlns:cx6="http://schemas.microsoft.com/office/drawing/2016/5/12/chartex" xmlns:cx7="http://schemas.microsoft.com/office/drawing/2016/5/13/chartex" xmlns:cx8="http://schemas.microsoft.com/office/drawing/2016/5/14/chartex" xmlns:mc="http://schemas.openxmlformats.org/markup-compatibility/2006" xmlns:aink="http://schemas.microsoft.com/office/drawing/2016/ink" xmlns:am3d="http://schemas.microsoft.com/office/drawing/2017/model3d" xmlns:o="urn:schemas-microsoft-com:office:office" xmlns:oel="http://schemas.microsoft.com/office/2019/extlst" xmlns:r="http://schemas.openxmlformats.org/officeDocument/2006/relationships" xmlns:m="http://schemas.openxmlformats.org/officeDocument/2006/math" xmlns:v="urn:schemas-microsoft-com:vml" xmlns:wp14="http://schemas.microsoft.com/office/word/2010/wordprocessingDrawing" xmlns:wp="http://schemas.openxmlformats.org/drawingml/2006/wordprocessingDrawing" xmlns:w10="urn:schemas-microsoft-com:office:word" xmlns:w="http://schemas.openxmlformats.org/wordprocessingml/2006/main" xmlns:w14="http://schemas.microsoft.com/office/word/2010/wordml" xmlns:w15="http://schemas.microsoft.com/office/word/2012/wordml" xmlns:w16cex="http://schemas.microsoft.com/office/word/2018/wordml/cex" xmlns:w16cid="http://schemas.microsoft.com/office/word/2016/wordml/cid" xmlns:w16="http://schemas.microsoft.com/office/word/2018/wordml" xmlns:w16du="http://schemas.microsoft.com/office/word/2023/wordml/word16du" xmlns:w16sdtdh="http://schemas.microsoft.com/office/word/2020/wordml/sdtdatahash" xmlns:w16sdtfl="http://schemas.microsoft.com/office/word/2024/wordml/sdtformatlock" xmlns:w16se="http://schemas.microsoft.com/office/word/2015/wordml/symex" xmlns:wpg="http://schemas.microsoft.com/office/word/2010/wordprocessingGroup" xmlns:wpi="http://schemas.microsoft.com/office/word/2010/wordprocessingInk" xmlns:wne="http://schemas.microsoft.com/office/word/2006/wordml" xmlns:wps="http://schemas.microsoft.com/office/word/2010/wordprocessingShape" mc:Ignorable="w14 w15 w16se w16cid w16 w16cex w16sdtdh w16sdtfl w16du wp14">
   <w:body>
     <w:p>
       <w:pPr>
@@ -11,13 +11,18 @@
         </w:numPr>
         <w:rPr>
           <w:rFonts w:ascii="Cambria" w:hAnsi="Cambria"/>
-        </w:rPr>
-      </w:pPr>
-      <w:r>
-        <w:rPr>
-          <w:rFonts w:ascii="Cambria" w:hAnsi="Cambria"/>
-        </w:rPr>
-        <w:t>Mathematical Operators and Order of Precedence</w:t>
+          <w:sz w:val="20"/>
+          <w:szCs w:val="20"/>
+        </w:rPr>
+      </w:pPr>
+      <w:r>
+        <w:rPr>
+          <w:rFonts w:ascii="Cambria" w:hAnsi="Cambria"/>
+          <w:caps w:val="0"/>
+          <w:sz w:val="20"/>
+          <w:szCs w:val="20"/>
+        </w:rPr>
+        <w:t>MATHEMATICAL OPERATORS AND ORDER OF PRECEDENCE</w:t>
       </w:r>
     </w:p>
     <w:p>
@@ -26,24 +31,32 @@
         <w:ind w:firstLine="360"/>
         <w:rPr>
           <w:rFonts w:ascii="Cambria" w:hAnsi="Cambria"/>
-        </w:rPr>
-      </w:pPr>
-      <w:r>
-        <w:rPr>
-          <w:rFonts w:ascii="Cambria" w:hAnsi="Cambria"/>
-        </w:rPr>
-        <w:t xml:space="preserve">In Python, operations follow a </w:t>
+          <w:sz w:val="20"/>
+          <w:szCs w:val="20"/>
+        </w:rPr>
+      </w:pPr>
+      <w:r>
+        <w:rPr>
+          <w:rFonts w:ascii="Cambria" w:hAnsi="Cambria"/>
+          <w:sz w:val="20"/>
+          <w:szCs w:val="20"/>
+        </w:rPr>
+        <w:t xml:space="preserve">IN PYTHON, OPERATIONS FOLLOW A </w:t>
       </w:r>
       <w:r>
         <w:rPr>
           <w:rStyle w:val="Strong"/>
           <w:rFonts w:ascii="Cambria" w:hAnsi="Cambria"/>
-        </w:rPr>
-        <w:t>priority order</w:t>
-      </w:r>
-      <w:r>
-        <w:rPr>
-          <w:rFonts w:ascii="Cambria" w:hAnsi="Cambria"/>
+          <w:sz w:val="20"/>
+          <w:szCs w:val="20"/>
+        </w:rPr>
+        <w:t>PRIORITY ORDER</w:t>
+      </w:r>
+      <w:r>
+        <w:rPr>
+          <w:rFonts w:ascii="Cambria" w:hAnsi="Cambria"/>
+          <w:sz w:val="20"/>
+          <w:szCs w:val="20"/>
         </w:rPr>
         <w:t>:</w:t>
       </w:r>
@@ -57,20 +70,26 @@
         </w:numPr>
         <w:rPr>
           <w:rFonts w:ascii="Cambria" w:hAnsi="Cambria"/>
+          <w:sz w:val="20"/>
+          <w:szCs w:val="20"/>
         </w:rPr>
       </w:pPr>
       <w:r>
         <w:rPr>
           <w:rStyle w:val="Strong"/>
           <w:rFonts w:ascii="Cambria" w:hAnsi="Cambria"/>
+          <w:sz w:val="20"/>
+          <w:szCs w:val="20"/>
         </w:rPr>
         <w:t>()</w:t>
       </w:r>
       <w:r>
         <w:rPr>
           <w:rFonts w:ascii="Cambria" w:hAnsi="Cambria"/>
-        </w:rPr>
-        <w:t xml:space="preserve"> → Parentheses (done first)</w:t>
+          <w:sz w:val="20"/>
+          <w:szCs w:val="20"/>
+        </w:rPr>
+        <w:t xml:space="preserve"> → PARENTHESES (DONE FIRST)</w:t>
       </w:r>
     </w:p>
     <w:p>
@@ -82,13 +101,17 @@
         </w:numPr>
         <w:rPr>
           <w:rFonts w:ascii="Cambria" w:hAnsi="Cambria"/>
-        </w:rPr>
-      </w:pPr>
-      <w:r>
-        <w:rPr>
-          <w:rFonts w:ascii="Cambria" w:hAnsi="Cambria"/>
-        </w:rPr>
-        <w:t>** → Exponent (power)</w:t>
+          <w:sz w:val="20"/>
+          <w:szCs w:val="20"/>
+        </w:rPr>
+      </w:pPr>
+      <w:r>
+        <w:rPr>
+          <w:rFonts w:ascii="Cambria" w:hAnsi="Cambria"/>
+          <w:sz w:val="20"/>
+          <w:szCs w:val="20"/>
+        </w:rPr>
+        <w:t>** → EXPONENT (POWER)</w:t>
       </w:r>
     </w:p>
     <w:p>
@@ -100,6 +123,8 @@
         </w:numPr>
         <w:rPr>
           <w:rFonts w:ascii="Cambria" w:hAnsi="Cambria"/>
+          <w:sz w:val="20"/>
+          <w:szCs w:val="20"/>
         </w:rPr>
       </w:pPr>
       <w:r>
@@ -114,8 +139,10 @@
       <w:r>
         <w:rPr>
           <w:rFonts w:ascii="Cambria" w:hAnsi="Cambria"/>
-        </w:rPr>
-        <w:t xml:space="preserve"> → Multiplication and Division</w:t>
+          <w:sz w:val="20"/>
+          <w:szCs w:val="20"/>
+        </w:rPr>
+        <w:t xml:space="preserve"> → MULTIPLICATION AND DIVISION</w:t>
       </w:r>
     </w:p>
     <w:p>
@@ -127,6 +154,8 @@
         </w:numPr>
         <w:rPr>
           <w:rFonts w:ascii="Cambria" w:hAnsi="Cambria"/>
+          <w:sz w:val="20"/>
+          <w:szCs w:val="20"/>
         </w:rPr>
       </w:pPr>
       <w:r>
@@ -141,8 +170,10 @@
       <w:r>
         <w:rPr>
           <w:rFonts w:ascii="Cambria" w:hAnsi="Cambria"/>
-        </w:rPr>
-        <w:t xml:space="preserve"> → Addition and Subtraction</w:t>
+          <w:sz w:val="20"/>
+          <w:szCs w:val="20"/>
+        </w:rPr>
+        <w:t xml:space="preserve"> → ADDITION AND SUBTRACTION</w:t>
       </w:r>
     </w:p>
     <w:p>
@@ -151,27 +182,35 @@
         <w:ind w:left="720"/>
         <w:rPr>
           <w:rFonts w:ascii="Cambria" w:hAnsi="Cambria"/>
-        </w:rPr>
-      </w:pPr>
-      <w:r>
-        <w:rPr>
-          <w:rFonts w:ascii="Cambria" w:hAnsi="Cambria"/>
-        </w:rPr>
-        <w:t xml:space="preserve">Easy way to remember: </w:t>
+          <w:sz w:val="20"/>
+          <w:szCs w:val="20"/>
+        </w:rPr>
+      </w:pPr>
+      <w:r>
+        <w:rPr>
+          <w:rFonts w:ascii="Cambria" w:hAnsi="Cambria"/>
+          <w:sz w:val="20"/>
+          <w:szCs w:val="20"/>
+        </w:rPr>
+        <w:t xml:space="preserve">EASY WAY TO REMEMBER: </w:t>
       </w:r>
       <w:r>
         <w:rPr>
           <w:rStyle w:val="Strong"/>
           <w:rFonts w:ascii="Cambria" w:hAnsi="Cambria"/>
-        </w:rPr>
-        <w:t>"Please Excuse My Dear Aunt Sally"</w:t>
-      </w:r>
-      <w:r>
-        <w:rPr>
-          <w:rFonts w:ascii="Cambria" w:hAnsi="Cambria"/>
+          <w:sz w:val="20"/>
+          <w:szCs w:val="20"/>
+        </w:rPr>
+        <w:t>"PLEASE EXCUSE MY DEAR AUNT SALLY"</w:t>
+      </w:r>
+      <w:r>
+        <w:rPr>
+          <w:rFonts w:ascii="Cambria" w:hAnsi="Cambria"/>
+          <w:sz w:val="20"/>
+          <w:szCs w:val="20"/>
         </w:rPr>
         <w:br/>
-        <w:t>(Parentheses, Exponents, Multiplication/Division, Addition/Subtraction).</w:t>
+        <w:t>(PARENTHESES, EXPONENTS, MULTIPLICATION/DIVISION, ADDITION/SUBTRACTION).</w:t>
       </w:r>
     </w:p>
     <w:p>
@@ -183,13 +222,18 @@
         </w:numPr>
         <w:rPr>
           <w:rFonts w:ascii="Cambria" w:hAnsi="Cambria"/>
-        </w:rPr>
-      </w:pPr>
-      <w:r>
-        <w:rPr>
-          <w:rFonts w:ascii="Cambria" w:hAnsi="Cambria"/>
-        </w:rPr>
-        <w:t>Variables and Their Rules (Big No-No’s)</w:t>
+          <w:sz w:val="20"/>
+          <w:szCs w:val="20"/>
+        </w:rPr>
+      </w:pPr>
+      <w:r>
+        <w:rPr>
+          <w:rFonts w:ascii="Cambria" w:hAnsi="Cambria"/>
+          <w:caps w:val="0"/>
+          <w:sz w:val="20"/>
+          <w:szCs w:val="20"/>
+        </w:rPr>
+        <w:t>VARIABLES AND THEIR RULES (BIG NO-NO’S)</w:t>
       </w:r>
     </w:p>
     <w:p>
@@ -198,13 +242,17 @@
         <w:ind w:firstLine="360"/>
         <w:rPr>
           <w:rFonts w:ascii="Cambria" w:hAnsi="Cambria"/>
-        </w:rPr>
-      </w:pPr>
-      <w:r>
-        <w:rPr>
-          <w:rFonts w:ascii="Cambria" w:hAnsi="Cambria"/>
-        </w:rPr>
-        <w:t>When naming variables in Python, keep these rules in mind:</w:t>
+          <w:sz w:val="20"/>
+          <w:szCs w:val="20"/>
+        </w:rPr>
+      </w:pPr>
+      <w:r>
+        <w:rPr>
+          <w:rFonts w:ascii="Cambria" w:hAnsi="Cambria"/>
+          <w:sz w:val="20"/>
+          <w:szCs w:val="20"/>
+        </w:rPr>
+        <w:t>WHEN NAMING VARIABLES IN PYTHON, KEEP THESE RULES IN MIND:</w:t>
       </w:r>
     </w:p>
     <w:p>
@@ -216,14 +264,18 @@
         </w:numPr>
         <w:rPr>
           <w:rFonts w:ascii="Cambria" w:hAnsi="Cambria"/>
+          <w:sz w:val="20"/>
+          <w:szCs w:val="20"/>
         </w:rPr>
       </w:pPr>
       <w:r>
         <w:rPr>
           <w:rStyle w:val="Strong"/>
           <w:rFonts w:ascii="Cambria" w:hAnsi="Cambria"/>
-        </w:rPr>
-        <w:t>Don’t start a variable name with a number.</w:t>
+          <w:sz w:val="20"/>
+          <w:szCs w:val="20"/>
+        </w:rPr>
+        <w:t>DON’T START A VARIABLE NAME WITH A NUMBER.</w:t>
       </w:r>
     </w:p>
     <w:p>
@@ -235,20 +287,26 @@
         </w:numPr>
         <w:rPr>
           <w:rFonts w:ascii="Cambria" w:hAnsi="Cambria"/>
+          <w:sz w:val="20"/>
+          <w:szCs w:val="20"/>
         </w:rPr>
       </w:pPr>
       <w:r>
         <w:rPr>
           <w:rStyle w:val="Strong"/>
           <w:rFonts w:ascii="Cambria" w:hAnsi="Cambria"/>
-        </w:rPr>
-        <w:t>No special characters</w:t>
-      </w:r>
-      <w:r>
-        <w:rPr>
-          <w:rFonts w:ascii="Cambria" w:hAnsi="Cambria"/>
-        </w:rPr>
-        <w:t xml:space="preserve"> (like </w:t>
+          <w:sz w:val="20"/>
+          <w:szCs w:val="20"/>
+        </w:rPr>
+        <w:t>NO SPECIAL CHARACTERS</w:t>
+      </w:r>
+      <w:r>
+        <w:rPr>
+          <w:rFonts w:ascii="Cambria" w:hAnsi="Cambria"/>
+          <w:sz w:val="20"/>
+          <w:szCs w:val="20"/>
+        </w:rPr>
+        <w:t xml:space="preserve"> (LIKE </w:t>
       </w:r>
       <w:r>
         <w:rPr>
@@ -260,6 +318,8 @@
       <w:r>
         <w:rPr>
           <w:rFonts w:ascii="Cambria" w:hAnsi="Cambria"/>
+          <w:sz w:val="20"/>
+          <w:szCs w:val="20"/>
         </w:rPr>
         <w:t>).</w:t>
       </w:r>
@@ -273,20 +333,26 @@
         </w:numPr>
         <w:rPr>
           <w:rFonts w:ascii="Cambria" w:hAnsi="Cambria"/>
+          <w:sz w:val="20"/>
+          <w:szCs w:val="20"/>
         </w:rPr>
       </w:pPr>
       <w:r>
         <w:rPr>
           <w:rStyle w:val="Strong"/>
           <w:rFonts w:ascii="Cambria" w:hAnsi="Cambria"/>
-        </w:rPr>
-        <w:t>No spaces in variable names.</w:t>
-      </w:r>
-      <w:r>
-        <w:rPr>
-          <w:rFonts w:ascii="Cambria" w:hAnsi="Cambria"/>
-        </w:rPr>
-        <w:t xml:space="preserve"> Use underscores instead.</w:t>
+          <w:sz w:val="20"/>
+          <w:szCs w:val="20"/>
+        </w:rPr>
+        <w:t>NO SPACES IN VARIABLE NAMES.</w:t>
+      </w:r>
+      <w:r>
+        <w:rPr>
+          <w:rFonts w:ascii="Cambria" w:hAnsi="Cambria"/>
+          <w:sz w:val="20"/>
+          <w:szCs w:val="20"/>
+        </w:rPr>
+        <w:t xml:space="preserve"> USE UNDERSCORES INSTEAD.</w:t>
       </w:r>
     </w:p>
     <w:p>
@@ -298,31 +364,39 @@
         </w:numPr>
         <w:rPr>
           <w:rFonts w:ascii="Cambria" w:hAnsi="Cambria"/>
+          <w:sz w:val="20"/>
+          <w:szCs w:val="20"/>
         </w:rPr>
       </w:pPr>
       <w:r>
         <w:rPr>
           <w:rStyle w:val="Strong"/>
           <w:rFonts w:ascii="Cambria" w:hAnsi="Cambria"/>
-        </w:rPr>
-        <w:t>Don’t use built-in keywords</w:t>
-      </w:r>
-      <w:r>
-        <w:rPr>
-          <w:rFonts w:ascii="Cambria" w:hAnsi="Cambria"/>
-        </w:rPr>
-        <w:t xml:space="preserve"> (like </w:t>
-      </w:r>
-      <w:r>
-        <w:rPr>
-          <w:rStyle w:val="HTMLCode"/>
-          <w:rFonts w:ascii="Cambria" w:hAnsi="Cambria"/>
-        </w:rPr>
-        <w:t>print</w:t>
-      </w:r>
-      <w:r>
-        <w:rPr>
-          <w:rFonts w:ascii="Cambria" w:hAnsi="Cambria"/>
+          <w:sz w:val="20"/>
+          <w:szCs w:val="20"/>
+        </w:rPr>
+        <w:t>DON’T USE BUILT-IN KEYWORDS</w:t>
+      </w:r>
+      <w:r>
+        <w:rPr>
+          <w:rFonts w:ascii="Cambria" w:hAnsi="Cambria"/>
+          <w:sz w:val="20"/>
+          <w:szCs w:val="20"/>
+        </w:rPr>
+        <w:t xml:space="preserve"> (LIKE </w:t>
+      </w:r>
+      <w:r>
+        <w:rPr>
+          <w:rStyle w:val="HTMLCode"/>
+          <w:rFonts w:ascii="Cambria" w:hAnsi="Cambria"/>
+        </w:rPr>
+        <w:t>PRINT</w:t>
+      </w:r>
+      <w:r>
+        <w:rPr>
+          <w:rFonts w:ascii="Cambria" w:hAnsi="Cambria"/>
+          <w:sz w:val="20"/>
+          <w:szCs w:val="20"/>
         </w:rPr>
         <w:t xml:space="preserve">, </w:t>
       </w:r>
@@ -331,11 +405,13 @@
           <w:rStyle w:val="HTMLCode"/>
           <w:rFonts w:ascii="Cambria" w:hAnsi="Cambria"/>
         </w:rPr>
-        <w:t>for</w:t>
-      </w:r>
-      <w:r>
-        <w:rPr>
-          <w:rFonts w:ascii="Cambria" w:hAnsi="Cambria"/>
+        <w:t>FOR</w:t>
+      </w:r>
+      <w:r>
+        <w:rPr>
+          <w:rFonts w:ascii="Cambria" w:hAnsi="Cambria"/>
+          <w:sz w:val="20"/>
+          <w:szCs w:val="20"/>
         </w:rPr>
         <w:t xml:space="preserve">, </w:t>
       </w:r>
@@ -344,11 +420,13 @@
           <w:rStyle w:val="HTMLCode"/>
           <w:rFonts w:ascii="Cambria" w:hAnsi="Cambria"/>
         </w:rPr>
-        <w:t>while</w:t>
-      </w:r>
-      <w:r>
-        <w:rPr>
-          <w:rFonts w:ascii="Cambria" w:hAnsi="Cambria"/>
+        <w:t>WHILE</w:t>
+      </w:r>
+      <w:r>
+        <w:rPr>
+          <w:rFonts w:ascii="Cambria" w:hAnsi="Cambria"/>
+          <w:sz w:val="20"/>
+          <w:szCs w:val="20"/>
         </w:rPr>
         <w:t>).</w:t>
       </w:r>
@@ -362,6 +440,8 @@
         </w:numPr>
         <w:rPr>
           <w:rFonts w:ascii="Cambria" w:hAnsi="Cambria"/>
+          <w:sz w:val="20"/>
+          <w:szCs w:val="20"/>
         </w:rPr>
       </w:pPr>
       <w:r>
@@ -370,8 +450,11 @@
           <w:rFonts w:ascii="Cambria" w:hAnsi="Cambria"/>
           <w:b w:val="0"/>
           <w:bCs w:val="0"/>
-        </w:rPr>
-        <w:t>Statement vs Expression</w:t>
+          <w:caps w:val="0"/>
+          <w:sz w:val="20"/>
+          <w:szCs w:val="20"/>
+        </w:rPr>
+        <w:t>STATEMENT VS EXPRESSION</w:t>
       </w:r>
     </w:p>
     <w:p>
@@ -383,20 +466,26 @@
         </w:numPr>
         <w:rPr>
           <w:rFonts w:ascii="Cambria" w:hAnsi="Cambria"/>
+          <w:sz w:val="20"/>
+          <w:szCs w:val="20"/>
         </w:rPr>
       </w:pPr>
       <w:r>
         <w:rPr>
           <w:rStyle w:val="Strong"/>
           <w:rFonts w:ascii="Cambria" w:hAnsi="Cambria"/>
-        </w:rPr>
-        <w:t>Expression</w:t>
-      </w:r>
-      <w:r>
-        <w:rPr>
-          <w:rFonts w:ascii="Cambria" w:hAnsi="Cambria"/>
-        </w:rPr>
-        <w:t xml:space="preserve"> → produces a value.</w:t>
+          <w:sz w:val="20"/>
+          <w:szCs w:val="20"/>
+        </w:rPr>
+        <w:t>EXPRESSION</w:t>
+      </w:r>
+      <w:r>
+        <w:rPr>
+          <w:rFonts w:ascii="Cambria" w:hAnsi="Cambria"/>
+          <w:sz w:val="20"/>
+          <w:szCs w:val="20"/>
+        </w:rPr>
+        <w:t xml:space="preserve"> → PRODUCES A VALUE.</w:t>
       </w:r>
     </w:p>
     <w:p>
@@ -408,20 +497,26 @@
         </w:numPr>
         <w:rPr>
           <w:rFonts w:ascii="Cambria" w:hAnsi="Cambria"/>
+          <w:sz w:val="20"/>
+          <w:szCs w:val="20"/>
         </w:rPr>
       </w:pPr>
       <w:r>
         <w:rPr>
           <w:rStyle w:val="Strong"/>
           <w:rFonts w:ascii="Cambria" w:hAnsi="Cambria"/>
-        </w:rPr>
-        <w:t>Statement</w:t>
-      </w:r>
-      <w:r>
-        <w:rPr>
-          <w:rFonts w:ascii="Cambria" w:hAnsi="Cambria"/>
-        </w:rPr>
-        <w:t xml:space="preserve"> → performs an action.</w:t>
+          <w:sz w:val="20"/>
+          <w:szCs w:val="20"/>
+        </w:rPr>
+        <w:t>STATEMENT</w:t>
+      </w:r>
+      <w:r>
+        <w:rPr>
+          <w:rFonts w:ascii="Cambria" w:hAnsi="Cambria"/>
+          <w:sz w:val="20"/>
+          <w:szCs w:val="20"/>
+        </w:rPr>
+        <w:t xml:space="preserve"> → PERFORMS AN ACTION.</w:t>
       </w:r>
     </w:p>
     <w:p>
@@ -438,13 +533,7 @@
           <w:rFonts w:ascii="Cambria" w:hAnsi="Cambria"/>
         </w:rPr>
         <w:tab/>
-      </w:r>
-      <w:r>
-        <w:rPr>
-          <w:rStyle w:val="HTMLCode"/>
-          <w:rFonts w:ascii="Cambria" w:hAnsi="Cambria"/>
-        </w:rPr>
-        <w:t xml:space="preserve">a, b = </w:t>
+        <w:t xml:space="preserve">A, B = </w:t>
       </w:r>
       <w:r>
         <w:rPr>
@@ -493,7 +582,7 @@
           <w:rStyle w:val="hljs-comment"/>
           <w:rFonts w:ascii="Cambria" w:hAnsi="Cambria"/>
         </w:rPr>
-        <w:t># Expression inside assignment</w:t>
+        <w:t># EXPRESSION INSIDE ASSIGNMENT</w:t>
       </w:r>
     </w:p>
     <w:p>
@@ -509,27 +598,21 @@
           <w:rFonts w:ascii="Cambria" w:hAnsi="Cambria"/>
         </w:rPr>
         <w:tab/>
-      </w:r>
-      <w:r>
-        <w:rPr>
-          <w:rStyle w:val="hljs-builtin"/>
-          <w:rFonts w:ascii="Cambria" w:hAnsi="Cambria"/>
-        </w:rPr>
-        <w:t>print</w:t>
-      </w:r>
-      <w:r>
-        <w:rPr>
-          <w:rStyle w:val="HTMLCode"/>
-          <w:rFonts w:ascii="Cambria" w:hAnsi="Cambria"/>
-        </w:rPr>
-        <w:t xml:space="preserve">(a, b)        </w:t>
+        <w:t>PRINT</w:t>
+      </w:r>
+      <w:r>
+        <w:rPr>
+          <w:rStyle w:val="HTMLCode"/>
+          <w:rFonts w:ascii="Cambria" w:hAnsi="Cambria"/>
+        </w:rPr>
+        <w:t xml:space="preserve">(A, B)        </w:t>
       </w:r>
       <w:r>
         <w:rPr>
           <w:rStyle w:val="hljs-comment"/>
           <w:rFonts w:ascii="Cambria" w:hAnsi="Cambria"/>
         </w:rPr>
-        <w:t># Statement</w:t>
+        <w:t># STATEMENT</w:t>
       </w:r>
     </w:p>
     <w:p>
@@ -541,6 +624,8 @@
         </w:numPr>
         <w:rPr>
           <w:rFonts w:ascii="Cambria" w:hAnsi="Cambria"/>
+          <w:sz w:val="20"/>
+          <w:szCs w:val="20"/>
         </w:rPr>
       </w:pPr>
       <w:r>
@@ -549,8 +634,11 @@
           <w:rFonts w:ascii="Cambria" w:hAnsi="Cambria"/>
           <w:b w:val="0"/>
           <w:bCs w:val="0"/>
-        </w:rPr>
-        <w:t>Augmented Assignment Operators</w:t>
+          <w:caps w:val="0"/>
+          <w:sz w:val="20"/>
+          <w:szCs w:val="20"/>
+        </w:rPr>
+        <w:t>AUGMENTED ASSIGNMENT OPERATORS</w:t>
       </w:r>
     </w:p>
     <w:p>
@@ -559,13 +647,17 @@
         <w:ind w:firstLine="360"/>
         <w:rPr>
           <w:rFonts w:ascii="Cambria" w:hAnsi="Cambria"/>
-        </w:rPr>
-      </w:pPr>
-      <w:r>
-        <w:rPr>
-          <w:rFonts w:ascii="Cambria" w:hAnsi="Cambria"/>
-        </w:rPr>
-        <w:t>They are shortcuts for updating variables.</w:t>
+          <w:sz w:val="20"/>
+          <w:szCs w:val="20"/>
+        </w:rPr>
+      </w:pPr>
+      <w:r>
+        <w:rPr>
+          <w:rFonts w:ascii="Cambria" w:hAnsi="Cambria"/>
+          <w:sz w:val="20"/>
+          <w:szCs w:val="20"/>
+        </w:rPr>
+        <w:t>THEY ARE SHORTCUTS FOR UPDATING VARIABLES.</w:t>
       </w:r>
     </w:p>
     <w:p>
@@ -582,13 +674,7 @@
           <w:rFonts w:ascii="Cambria" w:hAnsi="Cambria"/>
         </w:rPr>
         <w:tab/>
-      </w:r>
-      <w:r>
-        <w:rPr>
-          <w:rStyle w:val="HTMLCode"/>
-          <w:rFonts w:ascii="Cambria" w:hAnsi="Cambria"/>
-        </w:rPr>
-        <w:t xml:space="preserve">a = </w:t>
+        <w:t xml:space="preserve">A = </w:t>
       </w:r>
       <w:r>
         <w:rPr>
@@ -612,13 +698,7 @@
           <w:rFonts w:ascii="Cambria" w:hAnsi="Cambria"/>
         </w:rPr>
         <w:tab/>
-      </w:r>
-      <w:r>
-        <w:rPr>
-          <w:rStyle w:val="HTMLCode"/>
-          <w:rFonts w:ascii="Cambria" w:hAnsi="Cambria"/>
-        </w:rPr>
-        <w:t xml:space="preserve">a = a + </w:t>
+        <w:t xml:space="preserve">A = A + </w:t>
       </w:r>
       <w:r>
         <w:rPr>
@@ -649,13 +729,7 @@
           <w:rFonts w:ascii="Cambria" w:hAnsi="Cambria"/>
         </w:rPr>
         <w:tab/>
-      </w:r>
-      <w:r>
-        <w:rPr>
-          <w:rStyle w:val="HTMLCode"/>
-          <w:rFonts w:ascii="Cambria" w:hAnsi="Cambria"/>
-        </w:rPr>
-        <w:t xml:space="preserve">a += </w:t>
+        <w:t xml:space="preserve">A += </w:t>
       </w:r>
       <w:r>
         <w:rPr>
@@ -686,20 +760,14 @@
           <w:rFonts w:ascii="Cambria" w:hAnsi="Cambria"/>
         </w:rPr>
         <w:tab/>
-      </w:r>
-      <w:r>
-        <w:rPr>
-          <w:rStyle w:val="hljs-builtin"/>
-          <w:rFonts w:ascii="Cambria" w:hAnsi="Cambria"/>
-        </w:rPr>
-        <w:t>print</w:t>
-      </w:r>
-      <w:r>
-        <w:rPr>
-          <w:rStyle w:val="HTMLCode"/>
-          <w:rFonts w:ascii="Cambria" w:hAnsi="Cambria"/>
-        </w:rPr>
-        <w:t xml:space="preserve">(a)       </w:t>
+        <w:t>PRINT</w:t>
+      </w:r>
+      <w:r>
+        <w:rPr>
+          <w:rStyle w:val="HTMLCode"/>
+          <w:rFonts w:ascii="Cambria" w:hAnsi="Cambria"/>
+        </w:rPr>
+        <w:t xml:space="preserve">(A)       </w:t>
       </w:r>
     </w:p>
     <w:p>
@@ -708,13 +776,17 @@
         <w:ind w:firstLine="720"/>
         <w:rPr>
           <w:rFonts w:ascii="Cambria" w:hAnsi="Cambria"/>
-        </w:rPr>
-      </w:pPr>
-      <w:r>
-        <w:rPr>
-          <w:rFonts w:ascii="Cambria" w:hAnsi="Cambria"/>
-        </w:rPr>
-        <w:t xml:space="preserve">Other augmented operators: </w:t>
+          <w:sz w:val="20"/>
+          <w:szCs w:val="20"/>
+        </w:rPr>
+      </w:pPr>
+      <w:r>
+        <w:rPr>
+          <w:rFonts w:ascii="Cambria" w:hAnsi="Cambria"/>
+          <w:sz w:val="20"/>
+          <w:szCs w:val="20"/>
+        </w:rPr>
+        <w:t xml:space="preserve">OTHER AUGMENTED OPERATORS: </w:t>
       </w:r>
       <w:r>
         <w:rPr>
@@ -726,6 +798,8 @@
       <w:r>
         <w:rPr>
           <w:rFonts w:ascii="Cambria" w:hAnsi="Cambria"/>
+          <w:sz w:val="20"/>
+          <w:szCs w:val="20"/>
         </w:rPr>
         <w:t xml:space="preserve">, </w:t>
       </w:r>
@@ -739,6 +813,8 @@
       <w:r>
         <w:rPr>
           <w:rFonts w:ascii="Cambria" w:hAnsi="Cambria"/>
+          <w:sz w:val="20"/>
+          <w:szCs w:val="20"/>
         </w:rPr>
         <w:t xml:space="preserve">, </w:t>
       </w:r>
@@ -752,6 +828,8 @@
       <w:r>
         <w:rPr>
           <w:rFonts w:ascii="Cambria" w:hAnsi="Cambria"/>
+          <w:sz w:val="20"/>
+          <w:szCs w:val="20"/>
         </w:rPr>
         <w:t xml:space="preserve">, </w:t>
       </w:r>
@@ -772,6 +850,8 @@
         </w:numPr>
         <w:rPr>
           <w:rFonts w:ascii="Cambria" w:hAnsi="Cambria"/>
+          <w:sz w:val="20"/>
+          <w:szCs w:val="20"/>
         </w:rPr>
       </w:pPr>
       <w:r>
@@ -780,8 +860,11 @@
           <w:rFonts w:ascii="Cambria" w:hAnsi="Cambria"/>
           <w:b w:val="0"/>
           <w:bCs w:val="0"/>
-        </w:rPr>
-        <w:t>String Data Type</w:t>
+          <w:caps w:val="0"/>
+          <w:sz w:val="20"/>
+          <w:szCs w:val="20"/>
+        </w:rPr>
+        <w:t>STRING DATA TYPE</w:t>
       </w:r>
     </w:p>
     <w:p>
@@ -790,13 +873,17 @@
         <w:ind w:firstLine="360"/>
         <w:rPr>
           <w:rFonts w:ascii="Cambria" w:hAnsi="Cambria"/>
-        </w:rPr>
-      </w:pPr>
-      <w:r>
-        <w:rPr>
-          <w:rFonts w:ascii="Cambria" w:hAnsi="Cambria"/>
-        </w:rPr>
-        <w:t>Strings can use single, double, or triple quotes.</w:t>
+          <w:sz w:val="20"/>
+          <w:szCs w:val="20"/>
+        </w:rPr>
+      </w:pPr>
+      <w:r>
+        <w:rPr>
+          <w:rFonts w:ascii="Cambria" w:hAnsi="Cambria"/>
+          <w:sz w:val="20"/>
+          <w:szCs w:val="20"/>
+        </w:rPr>
+        <w:t>STRINGS CAN USE SINGLE, DOUBLE, OR TRIPLE QUOTES.</w:t>
       </w:r>
     </w:p>
     <w:p>
@@ -813,20 +900,14 @@
           <w:rFonts w:ascii="Cambria" w:hAnsi="Cambria"/>
         </w:rPr>
         <w:tab/>
-      </w:r>
-      <w:r>
-        <w:rPr>
-          <w:rStyle w:val="HTMLCode"/>
-          <w:rFonts w:ascii="Cambria" w:hAnsi="Cambria"/>
-        </w:rPr>
-        <w:t xml:space="preserve">Message = </w:t>
+        <w:t xml:space="preserve">MESSAGE = </w:t>
       </w:r>
       <w:r>
         <w:rPr>
           <w:rStyle w:val="hljs-string"/>
           <w:rFonts w:ascii="Cambria" w:hAnsi="Cambria"/>
         </w:rPr>
-        <w:t>"this is Mohsin’s message"</w:t>
+        <w:t>"THIS IS MOHSIN’S MESSAGE"</w:t>
       </w:r>
     </w:p>
     <w:p>
@@ -843,20 +924,14 @@
           <w:rFonts w:ascii="Cambria" w:hAnsi="Cambria"/>
         </w:rPr>
         <w:tab/>
-      </w:r>
-      <w:r>
-        <w:rPr>
-          <w:rStyle w:val="HTMLCode"/>
-          <w:rFonts w:ascii="Cambria" w:hAnsi="Cambria"/>
-        </w:rPr>
-        <w:t xml:space="preserve">Quote = </w:t>
+        <w:t xml:space="preserve">QUOTE = </w:t>
       </w:r>
       <w:r>
         <w:rPr>
           <w:rStyle w:val="hljs-string"/>
           <w:rFonts w:ascii="Cambria" w:hAnsi="Cambria"/>
         </w:rPr>
-        <w:t>'I remember you said: “Never give up”'</w:t>
+        <w:t>'I REMEMBER YOU SAID: “NEVER GIVE UP”'</w:t>
       </w:r>
     </w:p>
     <w:p>
@@ -882,22 +957,7 @@
           <w:rFonts w:ascii="Cambria" w:hAnsi="Cambria"/>
         </w:rPr>
         <w:tab/>
-      </w:r>
-      <w:proofErr w:type="spellStart"/>
-      <w:r>
-        <w:rPr>
-          <w:rStyle w:val="HTMLCode"/>
-          <w:rFonts w:ascii="Cambria" w:hAnsi="Cambria"/>
-        </w:rPr>
-        <w:t>multiLine</w:t>
-      </w:r>
-      <w:proofErr w:type="spellEnd"/>
-      <w:r>
-        <w:rPr>
-          <w:rStyle w:val="HTMLCode"/>
-          <w:rFonts w:ascii="Cambria" w:hAnsi="Cambria"/>
-        </w:rPr>
-        <w:t xml:space="preserve"> = </w:t>
+        <w:t xml:space="preserve">MULTILINE = </w:t>
       </w:r>
       <w:r>
         <w:rPr>
@@ -921,13 +981,24 @@
           <w:rFonts w:ascii="Cambria" w:hAnsi="Cambria"/>
         </w:rPr>
         <w:tab/>
-      </w:r>
-      <w:r>
+        <w:t xml:space="preserve">I REMEMBER YOU SAID: “NEVER GIVE UP” </w:t>
+      </w:r>
+    </w:p>
+    <w:p>
+      <w:pPr>
+        <w:pStyle w:val="HTMLPreformatted"/>
         <w:rPr>
           <w:rStyle w:val="hljs-string"/>
           <w:rFonts w:ascii="Cambria" w:hAnsi="Cambria"/>
         </w:rPr>
-        <w:t xml:space="preserve">I remember you said: “Never give up” </w:t>
+      </w:pPr>
+      <w:r>
+        <w:rPr>
+          <w:rStyle w:val="hljs-string"/>
+          <w:rFonts w:ascii="Cambria" w:hAnsi="Cambria"/>
+        </w:rPr>
+        <w:tab/>
+        <w:t xml:space="preserve">I REMEMBER YOU SAID: “NEVER GIVE UP” </w:t>
       </w:r>
     </w:p>
     <w:p>
@@ -941,177 +1012,108 @@
       <w:r>
         <w:rPr>
           <w:rStyle w:val="hljs-string"/>
+          <w:rFonts w:ascii="Cambria" w:hAnsi="Cambria"/>
+        </w:rPr>
+        <w:tab/>
+        <w:t xml:space="preserve">I REMEMBER YOU SAID: “NEVER GIVE UP” </w:t>
+      </w:r>
+    </w:p>
+    <w:p>
+      <w:pPr>
+        <w:pStyle w:val="HTMLPreformatted"/>
+        <w:rPr>
+          <w:rStyle w:val="HTMLCode"/>
+          <w:rFonts w:ascii="Cambria" w:hAnsi="Cambria"/>
+        </w:rPr>
+      </w:pPr>
+      <w:r>
+        <w:rPr>
+          <w:rStyle w:val="hljs-string"/>
+          <w:rFonts w:ascii="Cambria" w:hAnsi="Cambria"/>
+        </w:rPr>
+        <w:tab/>
+        <w:t>'''</w:t>
+      </w:r>
+    </w:p>
+    <w:p>
+      <w:pPr>
+        <w:pStyle w:val="HTMLPreformatted"/>
+        <w:rPr>
+          <w:rStyle w:val="HTMLCode"/>
+          <w:rFonts w:ascii="Cambria" w:hAnsi="Cambria"/>
+        </w:rPr>
+      </w:pPr>
+    </w:p>
+    <w:p>
+      <w:pPr>
+        <w:pStyle w:val="HTMLPreformatted"/>
+        <w:rPr>
+          <w:rStyle w:val="HTMLCode"/>
+          <w:rFonts w:ascii="Cambria" w:hAnsi="Cambria"/>
+        </w:rPr>
+      </w:pPr>
+      <w:r>
+        <w:rPr>
+          <w:rStyle w:val="hljs-builtin"/>
           <w:rFonts w:ascii="Cambria" w:hAnsi="Cambria"/>
         </w:rPr>
         <w:lastRenderedPageBreak/>
         <w:tab/>
-      </w:r>
-      <w:r>
-        <w:rPr>
-          <w:rStyle w:val="hljs-string"/>
-          <w:rFonts w:ascii="Cambria" w:hAnsi="Cambria"/>
-        </w:rPr>
-        <w:t xml:space="preserve">I remember you said: “Never give up” </w:t>
+        <w:t>PRINT</w:t>
+      </w:r>
+      <w:r>
+        <w:rPr>
+          <w:rStyle w:val="HTMLCode"/>
+          <w:rFonts w:ascii="Cambria" w:hAnsi="Cambria"/>
+        </w:rPr>
+        <w:t>(MESSAGE)</w:t>
       </w:r>
     </w:p>
     <w:p>
       <w:pPr>
         <w:pStyle w:val="HTMLPreformatted"/>
         <w:rPr>
-          <w:rStyle w:val="hljs-string"/>
-          <w:rFonts w:ascii="Cambria" w:hAnsi="Cambria"/>
-        </w:rPr>
-      </w:pPr>
-      <w:r>
-        <w:rPr>
-          <w:rStyle w:val="hljs-string"/>
+          <w:rStyle w:val="HTMLCode"/>
+          <w:rFonts w:ascii="Cambria" w:hAnsi="Cambria"/>
+        </w:rPr>
+      </w:pPr>
+      <w:r>
+        <w:rPr>
+          <w:rStyle w:val="hljs-builtin"/>
           <w:rFonts w:ascii="Cambria" w:hAnsi="Cambria"/>
         </w:rPr>
         <w:tab/>
-      </w:r>
-      <w:r>
-        <w:rPr>
-          <w:rStyle w:val="hljs-string"/>
-          <w:rFonts w:ascii="Cambria" w:hAnsi="Cambria"/>
-        </w:rPr>
-        <w:t xml:space="preserve">I remember you said: “Never give up” </w:t>
+        <w:t>PRINT</w:t>
+      </w:r>
+      <w:r>
+        <w:rPr>
+          <w:rStyle w:val="HTMLCode"/>
+          <w:rFonts w:ascii="Cambria" w:hAnsi="Cambria"/>
+        </w:rPr>
+        <w:t>(QUOTE)</w:t>
       </w:r>
     </w:p>
     <w:p>
       <w:pPr>
         <w:pStyle w:val="HTMLPreformatted"/>
         <w:rPr>
-          <w:rStyle w:val="HTMLCode"/>
-          <w:rFonts w:ascii="Cambria" w:hAnsi="Cambria"/>
-        </w:rPr>
-      </w:pPr>
-      <w:r>
-        <w:rPr>
-          <w:rStyle w:val="hljs-string"/>
+          <w:rFonts w:ascii="Cambria" w:hAnsi="Cambria"/>
+        </w:rPr>
+      </w:pPr>
+      <w:r>
+        <w:rPr>
+          <w:rStyle w:val="hljs-builtin"/>
           <w:rFonts w:ascii="Cambria" w:hAnsi="Cambria"/>
         </w:rPr>
         <w:tab/>
-      </w:r>
-      <w:r>
-        <w:rPr>
-          <w:rStyle w:val="hljs-string"/>
-          <w:rFonts w:ascii="Cambria" w:hAnsi="Cambria"/>
-        </w:rPr>
-        <w:t>'''</w:t>
-      </w:r>
-    </w:p>
-    <w:p>
-      <w:pPr>
-        <w:pStyle w:val="HTMLPreformatted"/>
-        <w:rPr>
-          <w:rStyle w:val="HTMLCode"/>
-          <w:rFonts w:ascii="Cambria" w:hAnsi="Cambria"/>
-        </w:rPr>
-      </w:pPr>
-    </w:p>
-    <w:p>
-      <w:pPr>
-        <w:pStyle w:val="HTMLPreformatted"/>
-        <w:rPr>
-          <w:rStyle w:val="HTMLCode"/>
-          <w:rFonts w:ascii="Cambria" w:hAnsi="Cambria"/>
-        </w:rPr>
-      </w:pPr>
-      <w:r>
-        <w:rPr>
-          <w:rStyle w:val="hljs-builtin"/>
-          <w:rFonts w:ascii="Cambria" w:hAnsi="Cambria"/>
-        </w:rPr>
-        <w:tab/>
-      </w:r>
-      <w:r>
-        <w:rPr>
-          <w:rStyle w:val="hljs-builtin"/>
-          <w:rFonts w:ascii="Cambria" w:hAnsi="Cambria"/>
-        </w:rPr>
-        <w:t>print</w:t>
-      </w:r>
-      <w:r>
-        <w:rPr>
-          <w:rStyle w:val="HTMLCode"/>
-          <w:rFonts w:ascii="Cambria" w:hAnsi="Cambria"/>
-        </w:rPr>
-        <w:t>(Message)</w:t>
-      </w:r>
-    </w:p>
-    <w:p>
-      <w:pPr>
-        <w:pStyle w:val="HTMLPreformatted"/>
-        <w:rPr>
-          <w:rStyle w:val="HTMLCode"/>
-          <w:rFonts w:ascii="Cambria" w:hAnsi="Cambria"/>
-        </w:rPr>
-      </w:pPr>
-      <w:r>
-        <w:rPr>
-          <w:rStyle w:val="hljs-builtin"/>
-          <w:rFonts w:ascii="Cambria" w:hAnsi="Cambria"/>
-        </w:rPr>
-        <w:tab/>
-      </w:r>
-      <w:r>
-        <w:rPr>
-          <w:rStyle w:val="hljs-builtin"/>
-          <w:rFonts w:ascii="Cambria" w:hAnsi="Cambria"/>
-        </w:rPr>
-        <w:t>print</w:t>
-      </w:r>
-      <w:r>
-        <w:rPr>
-          <w:rStyle w:val="HTMLCode"/>
-          <w:rFonts w:ascii="Cambria" w:hAnsi="Cambria"/>
-        </w:rPr>
-        <w:t>(Quote)</w:t>
-      </w:r>
-    </w:p>
-    <w:p>
-      <w:pPr>
-        <w:pStyle w:val="HTMLPreformatted"/>
-        <w:rPr>
-          <w:rFonts w:ascii="Cambria" w:hAnsi="Cambria"/>
-        </w:rPr>
-      </w:pPr>
-      <w:r>
-        <w:rPr>
-          <w:rStyle w:val="hljs-builtin"/>
-          <w:rFonts w:ascii="Cambria" w:hAnsi="Cambria"/>
-        </w:rPr>
-        <w:tab/>
-      </w:r>
-      <w:r>
-        <w:rPr>
-          <w:rStyle w:val="hljs-builtin"/>
-          <w:rFonts w:ascii="Cambria" w:hAnsi="Cambria"/>
-        </w:rPr>
-        <w:t>print</w:t>
-      </w:r>
-      <w:r>
-        <w:rPr>
-          <w:rStyle w:val="HTMLCode"/>
-          <w:rFonts w:ascii="Cambria" w:hAnsi="Cambria"/>
-        </w:rPr>
-        <w:t>(</w:t>
-      </w:r>
-      <w:proofErr w:type="spellStart"/>
-      <w:r>
-        <w:rPr>
-          <w:rStyle w:val="HTMLCode"/>
-          <w:rFonts w:ascii="Cambria" w:hAnsi="Cambria"/>
-        </w:rPr>
-        <w:t>multiLine</w:t>
-      </w:r>
-      <w:proofErr w:type="spellEnd"/>
-      <w:r>
-        <w:rPr>
-          <w:rStyle w:val="HTMLCode"/>
-          <w:rFonts w:ascii="Cambria" w:hAnsi="Cambria"/>
-        </w:rPr>
-        <w:t>)</w:t>
+        <w:t>PRINT</w:t>
+      </w:r>
+      <w:r>
+        <w:rPr>
+          <w:rStyle w:val="HTMLCode"/>
+          <w:rFonts w:ascii="Cambria" w:hAnsi="Cambria"/>
+        </w:rPr>
+        <w:t>(MULTILINE)</w:t>
       </w:r>
     </w:p>
     <w:p>
@@ -1123,6 +1125,8 @@
         </w:numPr>
         <w:rPr>
           <w:rFonts w:ascii="Cambria" w:hAnsi="Cambria"/>
+          <w:sz w:val="20"/>
+          <w:szCs w:val="20"/>
         </w:rPr>
       </w:pPr>
       <w:r>
@@ -1131,8 +1135,11 @@
           <w:rFonts w:ascii="Cambria" w:hAnsi="Cambria"/>
           <w:b w:val="0"/>
           <w:bCs w:val="0"/>
-        </w:rPr>
-        <w:t>String Concatenation</w:t>
+          <w:caps w:val="0"/>
+          <w:sz w:val="20"/>
+          <w:szCs w:val="20"/>
+        </w:rPr>
+        <w:t>STRING CONCATENATION</w:t>
       </w:r>
     </w:p>
     <w:p>
@@ -1141,13 +1148,17 @@
         <w:ind w:firstLine="360"/>
         <w:rPr>
           <w:rFonts w:ascii="Cambria" w:hAnsi="Cambria"/>
-        </w:rPr>
-      </w:pPr>
-      <w:r>
-        <w:rPr>
-          <w:rFonts w:ascii="Cambria" w:hAnsi="Cambria"/>
-        </w:rPr>
-        <w:t>Joining two strings together.</w:t>
+          <w:sz w:val="20"/>
+          <w:szCs w:val="20"/>
+        </w:rPr>
+      </w:pPr>
+      <w:r>
+        <w:rPr>
+          <w:rFonts w:ascii="Cambria" w:hAnsi="Cambria"/>
+          <w:sz w:val="20"/>
+          <w:szCs w:val="20"/>
+        </w:rPr>
+        <w:t>JOINING TWO STRINGS TOGETHER.</w:t>
       </w:r>
     </w:p>
     <w:p>
@@ -1164,20 +1175,14 @@
           <w:rFonts w:ascii="Cambria" w:hAnsi="Cambria"/>
         </w:rPr>
         <w:tab/>
-      </w:r>
-      <w:r>
-        <w:rPr>
-          <w:rStyle w:val="HTMLCode"/>
-          <w:rFonts w:ascii="Cambria" w:hAnsi="Cambria"/>
-        </w:rPr>
-        <w:t xml:space="preserve">message = </w:t>
+        <w:t xml:space="preserve">MESSAGE = </w:t>
       </w:r>
       <w:r>
         <w:rPr>
           <w:rStyle w:val="hljs-string"/>
           <w:rFonts w:ascii="Cambria" w:hAnsi="Cambria"/>
         </w:rPr>
-        <w:t>'hello '</w:t>
+        <w:t>'HELLO '</w:t>
       </w:r>
     </w:p>
     <w:p>
@@ -1194,20 +1199,14 @@
           <w:rFonts w:ascii="Cambria" w:hAnsi="Cambria"/>
         </w:rPr>
         <w:tab/>
-      </w:r>
-      <w:r>
-        <w:rPr>
-          <w:rStyle w:val="HTMLCode"/>
-          <w:rFonts w:ascii="Cambria" w:hAnsi="Cambria"/>
-        </w:rPr>
-        <w:t xml:space="preserve">name = </w:t>
+        <w:t xml:space="preserve">NAME = </w:t>
       </w:r>
       <w:r>
         <w:rPr>
           <w:rStyle w:val="hljs-builtin"/>
           <w:rFonts w:ascii="Cambria" w:hAnsi="Cambria"/>
         </w:rPr>
-        <w:t>input</w:t>
+        <w:t>INPUT</w:t>
       </w:r>
       <w:r>
         <w:rPr>
@@ -1221,7 +1220,7 @@
           <w:rStyle w:val="hljs-string"/>
           <w:rFonts w:ascii="Cambria" w:hAnsi="Cambria"/>
         </w:rPr>
-        <w:t>'please enter your name: '</w:t>
+        <w:t>'PLEASE ENTER YOUR NAME: '</w:t>
       </w:r>
       <w:r>
         <w:rPr>
@@ -1245,63 +1244,51 @@
           <w:rFonts w:ascii="Cambria" w:hAnsi="Cambria"/>
         </w:rPr>
         <w:tab/>
+        <w:t>PRINT</w:t>
+      </w:r>
+      <w:r>
+        <w:rPr>
+          <w:rStyle w:val="HTMLCode"/>
+          <w:rFonts w:ascii="Cambria" w:hAnsi="Cambria"/>
+        </w:rPr>
+        <w:t>(</w:t>
       </w:r>
       <w:r>
         <w:rPr>
           <w:rStyle w:val="hljs-builtin"/>
           <w:rFonts w:ascii="Cambria" w:hAnsi="Cambria"/>
         </w:rPr>
-        <w:t>print</w:t>
-      </w:r>
-      <w:r>
-        <w:rPr>
-          <w:rStyle w:val="HTMLCode"/>
-          <w:rFonts w:ascii="Cambria" w:hAnsi="Cambria"/>
-        </w:rPr>
-        <w:t>(</w:t>
-      </w:r>
+        <w:t>TYPE</w:t>
+      </w:r>
+      <w:r>
+        <w:rPr>
+          <w:rStyle w:val="HTMLCode"/>
+          <w:rFonts w:ascii="Cambria" w:hAnsi="Cambria"/>
+        </w:rPr>
+        <w:t xml:space="preserve">(NAME))        </w:t>
+      </w:r>
+    </w:p>
+    <w:p>
+      <w:pPr>
+        <w:pStyle w:val="HTMLPreformatted"/>
+        <w:rPr>
+          <w:rFonts w:ascii="Cambria" w:hAnsi="Cambria"/>
+        </w:rPr>
+      </w:pPr>
       <w:r>
         <w:rPr>
           <w:rStyle w:val="hljs-builtin"/>
           <w:rFonts w:ascii="Cambria" w:hAnsi="Cambria"/>
         </w:rPr>
-        <w:t>type</w:t>
-      </w:r>
-      <w:r>
-        <w:rPr>
-          <w:rStyle w:val="HTMLCode"/>
-          <w:rFonts w:ascii="Cambria" w:hAnsi="Cambria"/>
-        </w:rPr>
-        <w:t xml:space="preserve">(name))        </w:t>
-      </w:r>
-    </w:p>
-    <w:p>
-      <w:pPr>
-        <w:pStyle w:val="HTMLPreformatted"/>
-        <w:rPr>
-          <w:rFonts w:ascii="Cambria" w:hAnsi="Cambria"/>
-        </w:rPr>
-      </w:pPr>
-      <w:r>
-        <w:rPr>
-          <w:rStyle w:val="hljs-builtin"/>
-          <w:rFonts w:ascii="Cambria" w:hAnsi="Cambria"/>
-        </w:rPr>
         <w:tab/>
-      </w:r>
-      <w:r>
-        <w:rPr>
-          <w:rStyle w:val="hljs-builtin"/>
-          <w:rFonts w:ascii="Cambria" w:hAnsi="Cambria"/>
-        </w:rPr>
-        <w:t>print</w:t>
-      </w:r>
-      <w:r>
-        <w:rPr>
-          <w:rStyle w:val="HTMLCode"/>
-          <w:rFonts w:ascii="Cambria" w:hAnsi="Cambria"/>
-        </w:rPr>
-        <w:t xml:space="preserve">(message + name)    </w:t>
+        <w:t>PRINT</w:t>
+      </w:r>
+      <w:r>
+        <w:rPr>
+          <w:rStyle w:val="HTMLCode"/>
+          <w:rFonts w:ascii="Cambria" w:hAnsi="Cambria"/>
+        </w:rPr>
+        <w:t xml:space="preserve">(MESSAGE + NAME)    </w:t>
       </w:r>
     </w:p>
     <w:p>
@@ -1313,6 +1300,8 @@
         </w:numPr>
         <w:rPr>
           <w:rFonts w:ascii="Cambria" w:hAnsi="Cambria"/>
+          <w:sz w:val="20"/>
+          <w:szCs w:val="20"/>
         </w:rPr>
       </w:pPr>
       <w:r>
@@ -1321,8 +1310,11 @@
           <w:rFonts w:ascii="Cambria" w:hAnsi="Cambria"/>
           <w:b w:val="0"/>
           <w:bCs w:val="0"/>
-        </w:rPr>
-        <w:t>Type Conversion</w:t>
+          <w:caps w:val="0"/>
+          <w:sz w:val="20"/>
+          <w:szCs w:val="20"/>
+        </w:rPr>
+        <w:t>TYPE CONVERSION</w:t>
       </w:r>
     </w:p>
     <w:p>
@@ -1331,13 +1323,17 @@
         <w:ind w:firstLine="360"/>
         <w:rPr>
           <w:rFonts w:ascii="Cambria" w:hAnsi="Cambria"/>
-        </w:rPr>
-      </w:pPr>
-      <w:r>
-        <w:rPr>
-          <w:rFonts w:ascii="Cambria" w:hAnsi="Cambria"/>
-        </w:rPr>
-        <w:t>Converting between data types.</w:t>
+          <w:sz w:val="20"/>
+          <w:szCs w:val="20"/>
+        </w:rPr>
+      </w:pPr>
+      <w:r>
+        <w:rPr>
+          <w:rFonts w:ascii="Cambria" w:hAnsi="Cambria"/>
+          <w:sz w:val="20"/>
+          <w:szCs w:val="20"/>
+        </w:rPr>
+        <w:t>CONVERTING BETWEEN DATA TYPES.</w:t>
       </w:r>
     </w:p>
     <w:p>
@@ -1354,20 +1350,14 @@
           <w:rFonts w:ascii="Cambria" w:hAnsi="Cambria"/>
         </w:rPr>
         <w:tab/>
-      </w:r>
-      <w:r>
-        <w:rPr>
-          <w:rStyle w:val="HTMLCode"/>
-          <w:rFonts w:ascii="Cambria" w:hAnsi="Cambria"/>
-        </w:rPr>
-        <w:t xml:space="preserve">age = </w:t>
+        <w:t xml:space="preserve">AGE = </w:t>
       </w:r>
       <w:r>
         <w:rPr>
           <w:rStyle w:val="hljs-builtin"/>
           <w:rFonts w:ascii="Cambria" w:hAnsi="Cambria"/>
         </w:rPr>
-        <w:t>int</w:t>
+        <w:t>INT</w:t>
       </w:r>
       <w:r>
         <w:rPr>
@@ -1381,7 +1371,7 @@
           <w:rStyle w:val="hljs-builtin"/>
           <w:rFonts w:ascii="Cambria" w:hAnsi="Cambria"/>
         </w:rPr>
-        <w:t>input</w:t>
+        <w:t>INPUT</w:t>
       </w:r>
       <w:r>
         <w:rPr>
@@ -1395,7 +1385,7 @@
           <w:rStyle w:val="hljs-string"/>
           <w:rFonts w:ascii="Cambria" w:hAnsi="Cambria"/>
         </w:rPr>
-        <w:t>'enter your age: '</w:t>
+        <w:t>'ENTER YOUR AGE: '</w:t>
       </w:r>
       <w:r>
         <w:rPr>
@@ -1419,20 +1409,106 @@
           <w:rFonts w:ascii="Cambria" w:hAnsi="Cambria"/>
         </w:rPr>
         <w:tab/>
+        <w:t>PRINT</w:t>
+      </w:r>
+      <w:r>
+        <w:rPr>
+          <w:rStyle w:val="HTMLCode"/>
+          <w:rFonts w:ascii="Cambria" w:hAnsi="Cambria"/>
+        </w:rPr>
+        <w:t>(AGE)</w:t>
+      </w:r>
+    </w:p>
+    <w:p>
+      <w:pPr>
+        <w:pStyle w:val="HTMLPreformatted"/>
+        <w:rPr>
+          <w:rStyle w:val="HTMLCode"/>
+          <w:rFonts w:ascii="Cambria" w:hAnsi="Cambria"/>
+        </w:rPr>
+      </w:pPr>
+    </w:p>
+    <w:p>
+      <w:pPr>
+        <w:pStyle w:val="HTMLPreformatted"/>
+        <w:rPr>
+          <w:rStyle w:val="HTMLCode"/>
+          <w:rFonts w:ascii="Cambria" w:hAnsi="Cambria"/>
+        </w:rPr>
+      </w:pPr>
+      <w:r>
+        <w:rPr>
+          <w:rStyle w:val="HTMLCode"/>
+          <w:rFonts w:ascii="Cambria" w:hAnsi="Cambria"/>
+        </w:rPr>
+        <w:tab/>
+        <w:t xml:space="preserve">NUM_1 = </w:t>
+      </w:r>
+      <w:r>
+        <w:rPr>
+          <w:rStyle w:val="hljs-number"/>
+          <w:rFonts w:ascii="Cambria" w:hAnsi="Cambria"/>
+        </w:rPr>
+        <w:t>2</w:t>
+      </w:r>
+    </w:p>
+    <w:p>
+      <w:pPr>
+        <w:pStyle w:val="HTMLPreformatted"/>
+        <w:rPr>
+          <w:rStyle w:val="HTMLCode"/>
+          <w:rFonts w:ascii="Cambria" w:hAnsi="Cambria"/>
+        </w:rPr>
+      </w:pPr>
+      <w:r>
+        <w:rPr>
+          <w:rStyle w:val="HTMLCode"/>
+          <w:rFonts w:ascii="Cambria" w:hAnsi="Cambria"/>
+        </w:rPr>
+        <w:tab/>
+        <w:t xml:space="preserve">NUM_2 = </w:t>
       </w:r>
       <w:r>
         <w:rPr>
           <w:rStyle w:val="hljs-builtin"/>
           <w:rFonts w:ascii="Cambria" w:hAnsi="Cambria"/>
         </w:rPr>
-        <w:t>print</w:t>
-      </w:r>
-      <w:r>
-        <w:rPr>
-          <w:rStyle w:val="HTMLCode"/>
-          <w:rFonts w:ascii="Cambria" w:hAnsi="Cambria"/>
-        </w:rPr>
-        <w:t>(age)</w:t>
+        <w:t>INT</w:t>
+      </w:r>
+      <w:r>
+        <w:rPr>
+          <w:rStyle w:val="HTMLCode"/>
+          <w:rFonts w:ascii="Cambria" w:hAnsi="Cambria"/>
+        </w:rPr>
+        <w:t>(</w:t>
+      </w:r>
+      <w:r>
+        <w:rPr>
+          <w:rStyle w:val="hljs-builtin"/>
+          <w:rFonts w:ascii="Cambria" w:hAnsi="Cambria"/>
+        </w:rPr>
+        <w:t>INPUT</w:t>
+      </w:r>
+      <w:r>
+        <w:rPr>
+          <w:rStyle w:val="HTMLCode"/>
+          <w:rFonts w:ascii="Cambria" w:hAnsi="Cambria"/>
+        </w:rPr>
+        <w:t>(</w:t>
+      </w:r>
+      <w:r>
+        <w:rPr>
+          <w:rStyle w:val="hljs-string"/>
+          <w:rFonts w:ascii="Cambria" w:hAnsi="Cambria"/>
+        </w:rPr>
+        <w:t>'PLEASE ENTER A NUMBER: '</w:t>
+      </w:r>
+      <w:r>
+        <w:rPr>
+          <w:rStyle w:val="HTMLCode"/>
+          <w:rFonts w:ascii="Cambria" w:hAnsi="Cambria"/>
+        </w:rPr>
+        <w:t>))</w:t>
       </w:r>
     </w:p>
     <w:p>
@@ -1454,24 +1530,32 @@
       </w:pPr>
       <w:r>
         <w:rPr>
-          <w:rStyle w:val="HTMLCode"/>
+          <w:rStyle w:val="hljs-builtin"/>
           <w:rFonts w:ascii="Cambria" w:hAnsi="Cambria"/>
         </w:rPr>
         <w:tab/>
-      </w:r>
-      <w:r>
-        <w:rPr>
-          <w:rStyle w:val="HTMLCode"/>
-          <w:rFonts w:ascii="Cambria" w:hAnsi="Cambria"/>
-        </w:rPr>
-        <w:t xml:space="preserve">num_1 = </w:t>
-      </w:r>
-      <w:r>
-        <w:rPr>
-          <w:rStyle w:val="hljs-number"/>
-          <w:rFonts w:ascii="Cambria" w:hAnsi="Cambria"/>
-        </w:rPr>
-        <w:t>2</w:t>
+        <w:t>PRINT</w:t>
+      </w:r>
+      <w:r>
+        <w:rPr>
+          <w:rStyle w:val="HTMLCode"/>
+          <w:rFonts w:ascii="Cambria" w:hAnsi="Cambria"/>
+        </w:rPr>
+        <w:t>(</w:t>
+      </w:r>
+      <w:r>
+        <w:rPr>
+          <w:rStyle w:val="hljs-builtin"/>
+          <w:rFonts w:ascii="Cambria" w:hAnsi="Cambria"/>
+        </w:rPr>
+        <w:t>TYPE</w:t>
+      </w:r>
+      <w:r>
+        <w:rPr>
+          <w:rStyle w:val="HTMLCode"/>
+          <w:rFonts w:ascii="Cambria" w:hAnsi="Cambria"/>
+        </w:rPr>
+        <w:t xml:space="preserve">(NUM_1))       </w:t>
       </w:r>
     </w:p>
     <w:p>
@@ -1484,186 +1568,56 @@
       </w:pPr>
       <w:r>
         <w:rPr>
-          <w:rStyle w:val="HTMLCode"/>
+          <w:rStyle w:val="hljs-builtin"/>
           <w:rFonts w:ascii="Cambria" w:hAnsi="Cambria"/>
         </w:rPr>
         <w:tab/>
-      </w:r>
-      <w:r>
-        <w:rPr>
-          <w:rStyle w:val="HTMLCode"/>
-          <w:rFonts w:ascii="Cambria" w:hAnsi="Cambria"/>
-        </w:rPr>
-        <w:t xml:space="preserve">num_2 = </w:t>
+        <w:t>PRINT</w:t>
+      </w:r>
+      <w:r>
+        <w:rPr>
+          <w:rStyle w:val="HTMLCode"/>
+          <w:rFonts w:ascii="Cambria" w:hAnsi="Cambria"/>
+        </w:rPr>
+        <w:t>(</w:t>
       </w:r>
       <w:r>
         <w:rPr>
           <w:rStyle w:val="hljs-builtin"/>
           <w:rFonts w:ascii="Cambria" w:hAnsi="Cambria"/>
         </w:rPr>
-        <w:t>int</w:t>
-      </w:r>
-      <w:r>
-        <w:rPr>
-          <w:rStyle w:val="HTMLCode"/>
-          <w:rFonts w:ascii="Cambria" w:hAnsi="Cambria"/>
-        </w:rPr>
-        <w:t>(</w:t>
-      </w:r>
+        <w:t>TYPE</w:t>
+      </w:r>
+      <w:r>
+        <w:rPr>
+          <w:rStyle w:val="HTMLCode"/>
+          <w:rFonts w:ascii="Cambria" w:hAnsi="Cambria"/>
+        </w:rPr>
+        <w:t xml:space="preserve">(NUM_2))       </w:t>
+      </w:r>
+    </w:p>
+    <w:p>
+      <w:pPr>
+        <w:pStyle w:val="HTMLPreformatted"/>
+        <w:rPr>
+          <w:rStyle w:val="HTMLCode"/>
+          <w:rFonts w:ascii="Cambria" w:hAnsi="Cambria"/>
+        </w:rPr>
+      </w:pPr>
       <w:r>
         <w:rPr>
           <w:rStyle w:val="hljs-builtin"/>
           <w:rFonts w:ascii="Cambria" w:hAnsi="Cambria"/>
         </w:rPr>
-        <w:t>input</w:t>
-      </w:r>
-      <w:r>
-        <w:rPr>
-          <w:rStyle w:val="HTMLCode"/>
-          <w:rFonts w:ascii="Cambria" w:hAnsi="Cambria"/>
-        </w:rPr>
-        <w:t>(</w:t>
-      </w:r>
-      <w:r>
-        <w:rPr>
-          <w:rStyle w:val="hljs-string"/>
-          <w:rFonts w:ascii="Cambria" w:hAnsi="Cambria"/>
-        </w:rPr>
-        <w:t>'please enter a number: '</w:t>
-      </w:r>
-      <w:r>
-        <w:rPr>
-          <w:rStyle w:val="HTMLCode"/>
-          <w:rFonts w:ascii="Cambria" w:hAnsi="Cambria"/>
-        </w:rPr>
-        <w:t>))</w:t>
-      </w:r>
-    </w:p>
-    <w:p>
-      <w:pPr>
-        <w:pStyle w:val="HTMLPreformatted"/>
-        <w:rPr>
-          <w:rStyle w:val="HTMLCode"/>
-          <w:rFonts w:ascii="Cambria" w:hAnsi="Cambria"/>
-        </w:rPr>
-      </w:pPr>
-    </w:p>
-    <w:p>
-      <w:pPr>
-        <w:pStyle w:val="HTMLPreformatted"/>
-        <w:rPr>
-          <w:rStyle w:val="HTMLCode"/>
-          <w:rFonts w:ascii="Cambria" w:hAnsi="Cambria"/>
-        </w:rPr>
-      </w:pPr>
-      <w:r>
-        <w:rPr>
-          <w:rStyle w:val="hljs-builtin"/>
-          <w:rFonts w:ascii="Cambria" w:hAnsi="Cambria"/>
-        </w:rPr>
         <w:tab/>
-      </w:r>
-      <w:r>
-        <w:rPr>
-          <w:rStyle w:val="hljs-builtin"/>
-          <w:rFonts w:ascii="Cambria" w:hAnsi="Cambria"/>
-        </w:rPr>
-        <w:t>print</w:t>
-      </w:r>
-      <w:r>
-        <w:rPr>
-          <w:rStyle w:val="HTMLCode"/>
-          <w:rFonts w:ascii="Cambria" w:hAnsi="Cambria"/>
-        </w:rPr>
-        <w:t>(</w:t>
-      </w:r>
-      <w:r>
-        <w:rPr>
-          <w:rStyle w:val="hljs-builtin"/>
-          <w:rFonts w:ascii="Cambria" w:hAnsi="Cambria"/>
-        </w:rPr>
-        <w:t>type</w:t>
-      </w:r>
-      <w:r>
-        <w:rPr>
-          <w:rStyle w:val="HTMLCode"/>
-          <w:rFonts w:ascii="Cambria" w:hAnsi="Cambria"/>
-        </w:rPr>
-        <w:t xml:space="preserve">(num_1))       </w:t>
-      </w:r>
-    </w:p>
-    <w:p>
-      <w:pPr>
-        <w:pStyle w:val="HTMLPreformatted"/>
-        <w:rPr>
-          <w:rStyle w:val="HTMLCode"/>
-          <w:rFonts w:ascii="Cambria" w:hAnsi="Cambria"/>
-        </w:rPr>
-      </w:pPr>
-      <w:r>
-        <w:rPr>
-          <w:rStyle w:val="hljs-builtin"/>
-          <w:rFonts w:ascii="Cambria" w:hAnsi="Cambria"/>
-        </w:rPr>
-        <w:tab/>
-      </w:r>
-      <w:r>
-        <w:rPr>
-          <w:rStyle w:val="hljs-builtin"/>
-          <w:rFonts w:ascii="Cambria" w:hAnsi="Cambria"/>
-        </w:rPr>
-        <w:t>print</w:t>
-      </w:r>
-      <w:r>
-        <w:rPr>
-          <w:rStyle w:val="HTMLCode"/>
-          <w:rFonts w:ascii="Cambria" w:hAnsi="Cambria"/>
-        </w:rPr>
-        <w:t>(</w:t>
-      </w:r>
-      <w:r>
-        <w:rPr>
-          <w:rStyle w:val="hljs-builtin"/>
-          <w:rFonts w:ascii="Cambria" w:hAnsi="Cambria"/>
-        </w:rPr>
-        <w:t>type</w:t>
-      </w:r>
-      <w:r>
-        <w:rPr>
-          <w:rStyle w:val="HTMLCode"/>
-          <w:rFonts w:ascii="Cambria" w:hAnsi="Cambria"/>
-        </w:rPr>
-        <w:t xml:space="preserve">(num_2))       </w:t>
-      </w:r>
-    </w:p>
-    <w:p>
-      <w:pPr>
-        <w:pStyle w:val="HTMLPreformatted"/>
-        <w:rPr>
-          <w:rStyle w:val="HTMLCode"/>
-          <w:rFonts w:ascii="Cambria" w:hAnsi="Cambria"/>
-        </w:rPr>
-      </w:pPr>
-      <w:r>
-        <w:rPr>
-          <w:rStyle w:val="hljs-builtin"/>
-          <w:rFonts w:ascii="Cambria" w:hAnsi="Cambria"/>
-        </w:rPr>
-        <w:tab/>
-      </w:r>
-      <w:r>
-        <w:rPr>
-          <w:rStyle w:val="hljs-builtin"/>
-          <w:rFonts w:ascii="Cambria" w:hAnsi="Cambria"/>
-        </w:rPr>
-        <w:t>print</w:t>
-      </w:r>
-      <w:r>
-        <w:rPr>
-          <w:rStyle w:val="HTMLCode"/>
-          <w:rFonts w:ascii="Cambria" w:hAnsi="Cambria"/>
-        </w:rPr>
-        <w:t xml:space="preserve">(num_1 + num_2)     </w:t>
+        <w:t>PRINT</w:t>
+      </w:r>
+      <w:r>
+        <w:rPr>
+          <w:rStyle w:val="HTMLCode"/>
+          <w:rFonts w:ascii="Cambria" w:hAnsi="Cambria"/>
+        </w:rPr>
+        <w:t xml:space="preserve">(NUM_1 + NUM_2)     </w:t>
       </w:r>
     </w:p>
     <w:p>
@@ -1675,6 +1629,8 @@
         </w:numPr>
         <w:rPr>
           <w:rFonts w:ascii="Cambria" w:hAnsi="Cambria"/>
+          <w:sz w:val="20"/>
+          <w:szCs w:val="20"/>
         </w:rPr>
       </w:pPr>
       <w:r>
@@ -1683,8 +1639,11 @@
           <w:rFonts w:ascii="Cambria" w:hAnsi="Cambria"/>
           <w:b w:val="0"/>
           <w:bCs w:val="0"/>
-        </w:rPr>
-        <w:t>String Formatting</w:t>
+          <w:caps w:val="0"/>
+          <w:sz w:val="20"/>
+          <w:szCs w:val="20"/>
+        </w:rPr>
+        <w:t>STRING FORMATTING</w:t>
       </w:r>
     </w:p>
     <w:p>
@@ -1693,13 +1652,17 @@
         <w:ind w:firstLine="360"/>
         <w:rPr>
           <w:rFonts w:ascii="Cambria" w:hAnsi="Cambria"/>
-        </w:rPr>
-      </w:pPr>
-      <w:r>
-        <w:rPr>
-          <w:rFonts w:ascii="Cambria" w:hAnsi="Cambria"/>
-        </w:rPr>
-        <w:t>We can insert variables into strings using two common methods:</w:t>
+          <w:sz w:val="20"/>
+          <w:szCs w:val="20"/>
+        </w:rPr>
+      </w:pPr>
+      <w:r>
+        <w:rPr>
+          <w:rFonts w:ascii="Cambria" w:hAnsi="Cambria"/>
+          <w:sz w:val="20"/>
+          <w:szCs w:val="20"/>
+        </w:rPr>
+        <w:t>WE CAN INSERT VARIABLES INTO STRINGS USING TWO COMMON METHODS:</w:t>
       </w:r>
     </w:p>
     <w:p>
@@ -1716,15 +1679,17 @@
       <w:r>
         <w:rPr>
           <w:rFonts w:ascii="Cambria" w:hAnsi="Cambria"/>
-        </w:rPr>
-        <w:t xml:space="preserve">Method 1: </w:t>
+          <w:caps w:val="0"/>
+        </w:rPr>
+        <w:t xml:space="preserve">METHOD 1: </w:t>
       </w:r>
       <w:r>
         <w:rPr>
           <w:rStyle w:val="HTMLCode"/>
           <w:rFonts w:ascii="Cambria" w:eastAsiaTheme="minorEastAsia" w:hAnsi="Cambria"/>
-        </w:rPr>
-        <w:t>format()</w:t>
+          <w:caps w:val="0"/>
+        </w:rPr>
+        <w:t>FORMAT()</w:t>
       </w:r>
     </w:p>
     <w:p>
@@ -1741,20 +1706,14 @@
           <w:rFonts w:ascii="Cambria" w:hAnsi="Cambria"/>
         </w:rPr>
         <w:tab/>
-      </w:r>
-      <w:r>
-        <w:rPr>
-          <w:rStyle w:val="HTMLCode"/>
-          <w:rFonts w:ascii="Cambria" w:hAnsi="Cambria"/>
-        </w:rPr>
-        <w:t xml:space="preserve">name = </w:t>
+        <w:t xml:space="preserve">NAME = </w:t>
       </w:r>
       <w:r>
         <w:rPr>
           <w:rStyle w:val="hljs-string"/>
           <w:rFonts w:ascii="Cambria" w:hAnsi="Cambria"/>
         </w:rPr>
-        <w:t>'Zaeem'</w:t>
+        <w:t>'ZAEEM'</w:t>
       </w:r>
     </w:p>
     <w:p>
@@ -1771,13 +1730,7 @@
           <w:rFonts w:ascii="Cambria" w:hAnsi="Cambria"/>
         </w:rPr>
         <w:tab/>
-      </w:r>
-      <w:r>
-        <w:rPr>
-          <w:rStyle w:val="HTMLCode"/>
-          <w:rFonts w:ascii="Cambria" w:hAnsi="Cambria"/>
-        </w:rPr>
-        <w:t xml:space="preserve">price = </w:t>
+        <w:t xml:space="preserve">PRICE = </w:t>
       </w:r>
       <w:r>
         <w:rPr>
@@ -1810,48 +1763,42 @@
           <w:rFonts w:ascii="Cambria" w:hAnsi="Cambria"/>
         </w:rPr>
         <w:tab/>
+        <w:t>PRINT</w:t>
+      </w:r>
+      <w:r>
+        <w:rPr>
+          <w:rStyle w:val="HTMLCode"/>
+          <w:rFonts w:ascii="Cambria" w:hAnsi="Cambria"/>
+        </w:rPr>
+        <w:t>(</w:t>
+      </w:r>
+      <w:r>
+        <w:rPr>
+          <w:rStyle w:val="hljs-string"/>
+          <w:rFonts w:ascii="Cambria" w:hAnsi="Cambria"/>
+        </w:rPr>
+        <w:t>'HELLO {} YOUR ITEM PRICE IS {}'</w:t>
+      </w:r>
+      <w:r>
+        <w:rPr>
+          <w:rStyle w:val="HTMLCode"/>
+          <w:rFonts w:ascii="Cambria" w:hAnsi="Cambria"/>
+        </w:rPr>
+        <w:t>.</w:t>
       </w:r>
       <w:r>
         <w:rPr>
           <w:rStyle w:val="hljs-builtin"/>
           <w:rFonts w:ascii="Cambria" w:hAnsi="Cambria"/>
         </w:rPr>
-        <w:t>print</w:t>
-      </w:r>
-      <w:r>
-        <w:rPr>
-          <w:rStyle w:val="HTMLCode"/>
-          <w:rFonts w:ascii="Cambria" w:hAnsi="Cambria"/>
-        </w:rPr>
-        <w:t>(</w:t>
-      </w:r>
-      <w:r>
-        <w:rPr>
-          <w:rStyle w:val="hljs-string"/>
-          <w:rFonts w:ascii="Cambria" w:hAnsi="Cambria"/>
-        </w:rPr>
-        <w:t>'Hello {} your item price is {}'</w:t>
-      </w:r>
-      <w:r>
-        <w:rPr>
-          <w:rStyle w:val="HTMLCode"/>
-          <w:rFonts w:ascii="Cambria" w:hAnsi="Cambria"/>
-        </w:rPr>
-        <w:t>.</w:t>
-      </w:r>
-      <w:r>
-        <w:rPr>
-          <w:rStyle w:val="hljs-builtin"/>
-          <w:rFonts w:ascii="Cambria" w:hAnsi="Cambria"/>
-        </w:rPr>
-        <w:t>format</w:t>
-      </w:r>
-      <w:r>
-        <w:rPr>
-          <w:rStyle w:val="HTMLCode"/>
-          <w:rFonts w:ascii="Cambria" w:hAnsi="Cambria"/>
-        </w:rPr>
-        <w:t>(name, price))</w:t>
+        <w:t>FORMAT</w:t>
+      </w:r>
+      <w:r>
+        <w:rPr>
+          <w:rStyle w:val="HTMLCode"/>
+          <w:rFonts w:ascii="Cambria" w:hAnsi="Cambria"/>
+        </w:rPr>
+        <w:t>(NAME, PRICE))</w:t>
       </w:r>
     </w:p>
     <w:p>
@@ -1868,8 +1815,9 @@
       <w:r>
         <w:rPr>
           <w:rFonts w:ascii="Cambria" w:hAnsi="Cambria"/>
-        </w:rPr>
-        <w:t>Method 2: f-Strings (Python 3+)</w:t>
+          <w:caps w:val="0"/>
+        </w:rPr>
+        <w:t>METHOD 2: F-STRINGS (PYTHON 3+)</w:t>
       </w:r>
     </w:p>
     <w:p>
@@ -1886,20 +1834,14 @@
           <w:rFonts w:ascii="Cambria" w:hAnsi="Cambria"/>
         </w:rPr>
         <w:tab/>
-      </w:r>
-      <w:r>
-        <w:rPr>
-          <w:rStyle w:val="HTMLCode"/>
-          <w:rFonts w:ascii="Cambria" w:hAnsi="Cambria"/>
-        </w:rPr>
-        <w:t xml:space="preserve">name = </w:t>
+        <w:t xml:space="preserve">NAME = </w:t>
       </w:r>
       <w:r>
         <w:rPr>
           <w:rStyle w:val="hljs-string"/>
           <w:rFonts w:ascii="Cambria" w:hAnsi="Cambria"/>
         </w:rPr>
-        <w:t>'Zaeem'</w:t>
+        <w:t>'ZAEEM'</w:t>
       </w:r>
     </w:p>
     <w:p>
@@ -1916,13 +1858,7 @@
           <w:rFonts w:ascii="Cambria" w:hAnsi="Cambria"/>
         </w:rPr>
         <w:tab/>
-      </w:r>
-      <w:r>
-        <w:rPr>
-          <w:rStyle w:val="HTMLCode"/>
-          <w:rFonts w:ascii="Cambria" w:hAnsi="Cambria"/>
-        </w:rPr>
-        <w:t xml:space="preserve">price = </w:t>
+        <w:t xml:space="preserve">PRICE = </w:t>
       </w:r>
       <w:r>
         <w:rPr>
@@ -1955,13 +1891,7 @@
           <w:rFonts w:ascii="Cambria" w:hAnsi="Cambria"/>
         </w:rPr>
         <w:tab/>
-      </w:r>
-      <w:r>
-        <w:rPr>
-          <w:rStyle w:val="hljs-builtin"/>
-          <w:rFonts w:ascii="Cambria" w:hAnsi="Cambria"/>
-        </w:rPr>
-        <w:t>print</w:t>
+        <w:t>PRINT</w:t>
       </w:r>
       <w:r>
         <w:rPr>
@@ -1970,42 +1900,33 @@
         </w:rPr>
         <w:t>(</w:t>
       </w:r>
-      <w:proofErr w:type="spellStart"/>
       <w:r>
         <w:rPr>
           <w:rStyle w:val="hljs-string"/>
           <w:rFonts w:ascii="Cambria" w:hAnsi="Cambria"/>
         </w:rPr>
-        <w:t>f'Hello</w:t>
-      </w:r>
-      <w:proofErr w:type="spellEnd"/>
-      <w:r>
-        <w:rPr>
-          <w:rStyle w:val="hljs-string"/>
-          <w:rFonts w:ascii="Cambria" w:hAnsi="Cambria"/>
-        </w:rPr>
-        <w:t xml:space="preserve"> </w:t>
+        <w:t xml:space="preserve">F'HELLO </w:t>
       </w:r>
       <w:r>
         <w:rPr>
           <w:rStyle w:val="hljs-subst"/>
           <w:rFonts w:ascii="Cambria" w:hAnsi="Cambria"/>
         </w:rPr>
-        <w:t>{name}</w:t>
-      </w:r>
-      <w:r>
-        <w:rPr>
-          <w:rStyle w:val="HTMLCode"/>
-          <w:rFonts w:ascii="Cambria" w:hAnsi="Cambria"/>
-        </w:rPr>
-        <w:t xml:space="preserve">, your item price is </w:t>
+        <w:t>{NAME}</w:t>
+      </w:r>
+      <w:r>
+        <w:rPr>
+          <w:rStyle w:val="HTMLCode"/>
+          <w:rFonts w:ascii="Cambria" w:hAnsi="Cambria"/>
+        </w:rPr>
+        <w:t xml:space="preserve">, YOUR ITEM PRICE IS </w:t>
       </w:r>
       <w:r>
         <w:rPr>
           <w:rStyle w:val="hljs-subst"/>
           <w:rFonts w:ascii="Cambria" w:hAnsi="Cambria"/>
         </w:rPr>
-        <w:t>{price}</w:t>
+        <w:t>{PRICE}</w:t>
       </w:r>
       <w:r>
         <w:rPr>
@@ -2021,13 +1942,17 @@
         <w:ind w:firstLine="720"/>
         <w:rPr>
           <w:rFonts w:ascii="Cambria" w:hAnsi="Cambria"/>
-        </w:rPr>
-      </w:pPr>
-      <w:r>
-        <w:rPr>
-          <w:rFonts w:ascii="Cambria" w:hAnsi="Cambria"/>
-        </w:rPr>
-        <w:t xml:space="preserve"> f-Strings are shorter, faster, and more readable.</w:t>
+          <w:sz w:val="20"/>
+          <w:szCs w:val="20"/>
+        </w:rPr>
+      </w:pPr>
+      <w:r>
+        <w:rPr>
+          <w:rFonts w:ascii="Cambria" w:hAnsi="Cambria"/>
+          <w:sz w:val="20"/>
+          <w:szCs w:val="20"/>
+        </w:rPr>
+        <w:t xml:space="preserve"> F-STRINGS ARE SHORTER, FASTER, AND MORE READABLE.</w:t>
       </w:r>
     </w:p>
     <w:p>
@@ -2047,8 +1972,9 @@
           <w:rFonts w:ascii="Cambria" w:hAnsi="Cambria"/>
           <w:b w:val="0"/>
           <w:bCs w:val="0"/>
-        </w:rPr>
-        <w:t>Indexing in Strings</w:t>
+          <w:caps w:val="0"/>
+        </w:rPr>
+        <w:t>INDEXING IN STRINGS</w:t>
       </w:r>
     </w:p>
     <w:p>
@@ -2057,33 +1983,43 @@
         <w:ind w:left="360"/>
         <w:rPr>
           <w:rFonts w:ascii="Cambria" w:hAnsi="Cambria"/>
-        </w:rPr>
-      </w:pPr>
-      <w:r>
-        <w:rPr>
-          <w:rFonts w:ascii="Cambria" w:hAnsi="Cambria"/>
-        </w:rPr>
-        <w:t xml:space="preserve">Strings are </w:t>
+          <w:sz w:val="20"/>
+          <w:szCs w:val="20"/>
+        </w:rPr>
+      </w:pPr>
+      <w:r>
+        <w:rPr>
+          <w:rFonts w:ascii="Cambria" w:hAnsi="Cambria"/>
+          <w:sz w:val="20"/>
+          <w:szCs w:val="20"/>
+        </w:rPr>
+        <w:t xml:space="preserve">STRINGS ARE </w:t>
       </w:r>
       <w:r>
         <w:rPr>
           <w:rStyle w:val="Strong"/>
           <w:rFonts w:ascii="Cambria" w:hAnsi="Cambria"/>
-        </w:rPr>
-        <w:t>ordered sequences</w:t>
-      </w:r>
-      <w:r>
-        <w:rPr>
-          <w:rFonts w:ascii="Cambria" w:hAnsi="Cambria"/>
-        </w:rPr>
-        <w:t xml:space="preserve"> of characters.</w:t>
-      </w:r>
-      <w:r>
-        <w:rPr>
-          <w:rFonts w:ascii="Cambria" w:hAnsi="Cambria"/>
+          <w:sz w:val="20"/>
+          <w:szCs w:val="20"/>
+        </w:rPr>
+        <w:t>ORDERED SEQUENCES</w:t>
+      </w:r>
+      <w:r>
+        <w:rPr>
+          <w:rFonts w:ascii="Cambria" w:hAnsi="Cambria"/>
+          <w:sz w:val="20"/>
+          <w:szCs w:val="20"/>
+        </w:rPr>
+        <w:t xml:space="preserve"> OF CHARACTERS.</w:t>
+      </w:r>
+      <w:r>
+        <w:rPr>
+          <w:rFonts w:ascii="Cambria" w:hAnsi="Cambria"/>
+          <w:sz w:val="20"/>
+          <w:szCs w:val="20"/>
         </w:rPr>
         <w:br/>
-        <w:t>Each character has a position (index).</w:t>
+        <w:t>EACH CHARACTER HAS A POSITION (INDEX).</w:t>
       </w:r>
     </w:p>
     <w:p>
@@ -2099,22 +2035,15 @@
           <w:rStyle w:val="HTMLCode"/>
           <w:rFonts w:ascii="Cambria" w:hAnsi="Cambria"/>
         </w:rPr>
-        <w:lastRenderedPageBreak/>
         <w:tab/>
-      </w:r>
-      <w:r>
-        <w:rPr>
-          <w:rStyle w:val="HTMLCode"/>
-          <w:rFonts w:ascii="Cambria" w:hAnsi="Cambria"/>
-        </w:rPr>
-        <w:t xml:space="preserve">name = </w:t>
+        <w:t xml:space="preserve">NAME = </w:t>
       </w:r>
       <w:r>
         <w:rPr>
           <w:rStyle w:val="hljs-string"/>
           <w:rFonts w:ascii="Cambria" w:hAnsi="Cambria"/>
         </w:rPr>
-        <w:t>'zaeem'</w:t>
+        <w:t>'ZAEEM'</w:t>
       </w:r>
     </w:p>
     <w:p>
@@ -2131,36 +2060,40 @@
           <w:rFonts w:ascii="Cambria" w:eastAsiaTheme="majorEastAsia" w:hAnsi="Cambria"/>
         </w:rPr>
         <w:tab/>
-      </w:r>
+        <w:t># INDEX POSITIONS:</w:t>
+      </w:r>
+    </w:p>
+    <w:p>
+      <w:pPr>
+        <w:pStyle w:val="HTMLPreformatted"/>
+        <w:rPr>
+          <w:rStyle w:val="HTMLCode"/>
+          <w:rFonts w:ascii="Cambria" w:hAnsi="Cambria"/>
+        </w:rPr>
+      </w:pPr>
       <w:r>
         <w:rPr>
           <w:rStyle w:val="hljs-comment"/>
           <w:rFonts w:ascii="Cambria" w:eastAsiaTheme="majorEastAsia" w:hAnsi="Cambria"/>
         </w:rPr>
-        <w:t># Index positions:</w:t>
-      </w:r>
-    </w:p>
-    <w:p>
-      <w:pPr>
-        <w:pStyle w:val="HTMLPreformatted"/>
-        <w:rPr>
-          <w:rStyle w:val="HTMLCode"/>
-          <w:rFonts w:ascii="Cambria" w:hAnsi="Cambria"/>
-        </w:rPr>
-      </w:pPr>
+        <w:tab/>
+        <w:t xml:space="preserve">#  Z  A  E  </w:t>
+      </w:r>
+      <w:proofErr w:type="spellStart"/>
       <w:r>
         <w:rPr>
           <w:rStyle w:val="hljs-comment"/>
           <w:rFonts w:ascii="Cambria" w:eastAsiaTheme="majorEastAsia" w:hAnsi="Cambria"/>
         </w:rPr>
-        <w:tab/>
-      </w:r>
+        <w:t>E</w:t>
+      </w:r>
+      <w:proofErr w:type="spellEnd"/>
       <w:r>
         <w:rPr>
           <w:rStyle w:val="hljs-comment"/>
           <w:rFonts w:ascii="Cambria" w:eastAsiaTheme="majorEastAsia" w:hAnsi="Cambria"/>
         </w:rPr>
-        <w:t>#  z  a  e  e  m</w:t>
+        <w:t xml:space="preserve">  M</w:t>
       </w:r>
     </w:p>
     <w:p>
@@ -2177,36 +2110,24 @@
           <w:rFonts w:ascii="Cambria" w:eastAsiaTheme="majorEastAsia" w:hAnsi="Cambria"/>
         </w:rPr>
         <w:tab/>
-      </w:r>
+        <w:t>#  0  1  2  3  4  → POSITIVE INDEX</w:t>
+      </w:r>
+    </w:p>
+    <w:p>
+      <w:pPr>
+        <w:pStyle w:val="HTMLPreformatted"/>
+        <w:rPr>
+          <w:rStyle w:val="HTMLCode"/>
+          <w:rFonts w:ascii="Cambria" w:hAnsi="Cambria"/>
+        </w:rPr>
+      </w:pPr>
       <w:r>
         <w:rPr>
           <w:rStyle w:val="hljs-comment"/>
           <w:rFonts w:ascii="Cambria" w:eastAsiaTheme="majorEastAsia" w:hAnsi="Cambria"/>
         </w:rPr>
-        <w:t>#  0  1  2  3  4  → Positive index</w:t>
-      </w:r>
-    </w:p>
-    <w:p>
-      <w:pPr>
-        <w:pStyle w:val="HTMLPreformatted"/>
-        <w:rPr>
-          <w:rStyle w:val="HTMLCode"/>
-          <w:rFonts w:ascii="Cambria" w:hAnsi="Cambria"/>
-        </w:rPr>
-      </w:pPr>
-      <w:r>
-        <w:rPr>
-          <w:rStyle w:val="hljs-comment"/>
-          <w:rFonts w:ascii="Cambria" w:eastAsiaTheme="majorEastAsia" w:hAnsi="Cambria"/>
-        </w:rPr>
         <w:tab/>
-      </w:r>
-      <w:r>
-        <w:rPr>
-          <w:rStyle w:val="hljs-comment"/>
-          <w:rFonts w:ascii="Cambria" w:eastAsiaTheme="majorEastAsia" w:hAnsi="Cambria"/>
-        </w:rPr>
-        <w:t># -5 -4 -3 -2 -1 → Negative index</w:t>
+        <w:t># -5 -4 -3 -2 -1 → NEGATIVE INDEX</w:t>
       </w:r>
     </w:p>
     <w:p>
@@ -2214,48 +2135,34 @@
         <w:pStyle w:val="NormalWeb"/>
         <w:rPr>
           <w:rFonts w:ascii="Cambria" w:hAnsi="Cambria"/>
-        </w:rPr>
-      </w:pPr>
-      <w:r>
-        <w:rPr>
-          <w:rFonts w:ascii="Cambria" w:hAnsi="Cambria"/>
-        </w:rPr>
+          <w:sz w:val="20"/>
+          <w:szCs w:val="20"/>
+        </w:rPr>
+      </w:pPr>
+      <w:r>
+        <w:rPr>
+          <w:rFonts w:ascii="Cambria" w:hAnsi="Cambria"/>
+          <w:sz w:val="20"/>
+          <w:szCs w:val="20"/>
+        </w:rPr>
+        <w:lastRenderedPageBreak/>
         <w:t xml:space="preserve"> </w:t>
       </w:r>
       <w:r>
         <w:rPr>
           <w:rFonts w:ascii="Cambria" w:hAnsi="Cambria"/>
+          <w:sz w:val="20"/>
+          <w:szCs w:val="20"/>
         </w:rPr>
         <w:tab/>
-      </w:r>
-      <w:r>
-        <w:rPr>
-          <w:rFonts w:ascii="Cambria" w:hAnsi="Cambria"/>
-        </w:rPr>
-        <w:t xml:space="preserve">Syntax: </w:t>
-      </w:r>
-      <w:r>
-        <w:rPr>
-          <w:rStyle w:val="HTMLCode"/>
-          <w:rFonts w:ascii="Cambria" w:hAnsi="Cambria"/>
-        </w:rPr>
-        <w:t>string[</w:t>
-      </w:r>
-      <w:proofErr w:type="spellStart"/>
-      <w:r>
-        <w:rPr>
-          <w:rStyle w:val="HTMLCode"/>
-          <w:rFonts w:ascii="Cambria" w:hAnsi="Cambria"/>
-        </w:rPr>
-        <w:t>start:stop:skip</w:t>
-      </w:r>
-      <w:proofErr w:type="spellEnd"/>
-      <w:r>
-        <w:rPr>
-          <w:rStyle w:val="HTMLCode"/>
-          <w:rFonts w:ascii="Cambria" w:hAnsi="Cambria"/>
-        </w:rPr>
-        <w:t>]</w:t>
+        <w:t xml:space="preserve">SYNTAX: </w:t>
+      </w:r>
+      <w:r>
+        <w:rPr>
+          <w:rStyle w:val="HTMLCode"/>
+          <w:rFonts w:ascii="Cambria" w:hAnsi="Cambria"/>
+        </w:rPr>
+        <w:t>STRING[START:STOP:SKIP]</w:t>
       </w:r>
     </w:p>
     <w:p>
@@ -2272,8 +2179,9 @@
       <w:r>
         <w:rPr>
           <w:rFonts w:ascii="Cambria" w:hAnsi="Cambria"/>
-        </w:rPr>
-        <w:t>Examples:</w:t>
+          <w:caps w:val="0"/>
+        </w:rPr>
+        <w:t>EXAMPLES:</w:t>
       </w:r>
     </w:p>
     <w:p>
@@ -2290,20 +2198,14 @@
           <w:rFonts w:ascii="Cambria" w:hAnsi="Cambria"/>
         </w:rPr>
         <w:tab/>
-      </w:r>
-      <w:r>
-        <w:rPr>
-          <w:rStyle w:val="hljs-builtin"/>
-          <w:rFonts w:ascii="Cambria" w:hAnsi="Cambria"/>
-        </w:rPr>
-        <w:t>print</w:t>
-      </w:r>
-      <w:r>
-        <w:rPr>
-          <w:rStyle w:val="HTMLCode"/>
-          <w:rFonts w:ascii="Cambria" w:hAnsi="Cambria"/>
-        </w:rPr>
-        <w:t>(name[</w:t>
+        <w:t>PRINT</w:t>
+      </w:r>
+      <w:r>
+        <w:rPr>
+          <w:rStyle w:val="HTMLCode"/>
+          <w:rFonts w:ascii="Cambria" w:hAnsi="Cambria"/>
+        </w:rPr>
+        <w:t>(NAME[</w:t>
       </w:r>
       <w:r>
         <w:rPr>
@@ -2324,7 +2226,7 @@
           <w:rStyle w:val="hljs-comment"/>
           <w:rFonts w:ascii="Cambria" w:eastAsiaTheme="majorEastAsia" w:hAnsi="Cambria"/>
         </w:rPr>
-        <w:t># Output: z</w:t>
+        <w:t># OUTPUT: Z</w:t>
       </w:r>
     </w:p>
     <w:p>
@@ -2341,20 +2243,14 @@
           <w:rFonts w:ascii="Cambria" w:hAnsi="Cambria"/>
         </w:rPr>
         <w:tab/>
-      </w:r>
-      <w:r>
-        <w:rPr>
-          <w:rStyle w:val="hljs-builtin"/>
-          <w:rFonts w:ascii="Cambria" w:hAnsi="Cambria"/>
-        </w:rPr>
-        <w:t>print</w:t>
-      </w:r>
-      <w:r>
-        <w:rPr>
-          <w:rStyle w:val="HTMLCode"/>
-          <w:rFonts w:ascii="Cambria" w:hAnsi="Cambria"/>
-        </w:rPr>
-        <w:t>(name[-</w:t>
+        <w:t>PRINT</w:t>
+      </w:r>
+      <w:r>
+        <w:rPr>
+          <w:rStyle w:val="HTMLCode"/>
+          <w:rFonts w:ascii="Cambria" w:hAnsi="Cambria"/>
+        </w:rPr>
+        <w:t>(NAME[-</w:t>
       </w:r>
       <w:r>
         <w:rPr>
@@ -2375,7 +2271,7 @@
           <w:rStyle w:val="hljs-comment"/>
           <w:rFonts w:ascii="Cambria" w:eastAsiaTheme="majorEastAsia" w:hAnsi="Cambria"/>
         </w:rPr>
-        <w:t># Output: m</w:t>
+        <w:t># OUTPUT: M</w:t>
       </w:r>
     </w:p>
     <w:p>
@@ -2392,20 +2288,14 @@
           <w:rFonts w:ascii="Cambria" w:hAnsi="Cambria"/>
         </w:rPr>
         <w:tab/>
-      </w:r>
-      <w:r>
-        <w:rPr>
-          <w:rStyle w:val="hljs-builtin"/>
-          <w:rFonts w:ascii="Cambria" w:hAnsi="Cambria"/>
-        </w:rPr>
-        <w:t>print</w:t>
-      </w:r>
-      <w:r>
-        <w:rPr>
-          <w:rStyle w:val="HTMLCode"/>
-          <w:rFonts w:ascii="Cambria" w:hAnsi="Cambria"/>
-        </w:rPr>
-        <w:t>(name[</w:t>
+        <w:t>PRINT</w:t>
+      </w:r>
+      <w:r>
+        <w:rPr>
+          <w:rStyle w:val="HTMLCode"/>
+          <w:rFonts w:ascii="Cambria" w:hAnsi="Cambria"/>
+        </w:rPr>
+        <w:t>(NAME[</w:t>
       </w:r>
       <w:r>
         <w:rPr>
@@ -2440,23 +2330,58 @@
           <w:rStyle w:val="hljs-comment"/>
           <w:rFonts w:ascii="Cambria" w:eastAsiaTheme="majorEastAsia" w:hAnsi="Cambria"/>
         </w:rPr>
-        <w:t xml:space="preserve"># Output: </w:t>
-      </w:r>
-      <w:proofErr w:type="spellStart"/>
+        <w:t># OUTPUT: AEE</w:t>
+      </w:r>
+    </w:p>
+    <w:p>
+      <w:pPr>
+        <w:pStyle w:val="HTMLPreformatted"/>
+        <w:rPr>
+          <w:rStyle w:val="HTMLCode"/>
+          <w:rFonts w:ascii="Cambria" w:hAnsi="Cambria"/>
+        </w:rPr>
+      </w:pPr>
+      <w:r>
+        <w:rPr>
+          <w:rStyle w:val="hljs-builtin"/>
+          <w:rFonts w:ascii="Cambria" w:hAnsi="Cambria"/>
+        </w:rPr>
+        <w:tab/>
+        <w:t>PRINT</w:t>
+      </w:r>
+      <w:r>
+        <w:rPr>
+          <w:rStyle w:val="HTMLCode"/>
+          <w:rFonts w:ascii="Cambria" w:hAnsi="Cambria"/>
+        </w:rPr>
+        <w:t>(NAME[::-</w:t>
+      </w:r>
+      <w:r>
+        <w:rPr>
+          <w:rStyle w:val="hljs-number"/>
+          <w:rFonts w:ascii="Cambria" w:hAnsi="Cambria"/>
+        </w:rPr>
+        <w:t>1</w:t>
+      </w:r>
+      <w:r>
+        <w:rPr>
+          <w:rStyle w:val="HTMLCode"/>
+          <w:rFonts w:ascii="Cambria" w:hAnsi="Cambria"/>
+        </w:rPr>
+        <w:t xml:space="preserve">])  </w:t>
+      </w:r>
       <w:r>
         <w:rPr>
           <w:rStyle w:val="hljs-comment"/>
           <w:rFonts w:ascii="Cambria" w:eastAsiaTheme="majorEastAsia" w:hAnsi="Cambria"/>
         </w:rPr>
-        <w:t>aee</w:t>
-      </w:r>
-      <w:proofErr w:type="spellEnd"/>
+        <w:t># OUTPUT: MEEAZ (REVERSED STRING)</w:t>
+      </w:r>
     </w:p>
     <w:p>
       <w:pPr>
         <w:pStyle w:val="HTMLPreformatted"/>
         <w:rPr>
-          <w:rStyle w:val="HTMLCode"/>
           <w:rFonts w:ascii="Cambria" w:hAnsi="Cambria"/>
         </w:rPr>
       </w:pPr>
@@ -2466,27 +2391,21 @@
           <w:rFonts w:ascii="Cambria" w:hAnsi="Cambria"/>
         </w:rPr>
         <w:tab/>
-      </w:r>
-      <w:r>
-        <w:rPr>
-          <w:rStyle w:val="hljs-builtin"/>
-          <w:rFonts w:ascii="Cambria" w:hAnsi="Cambria"/>
-        </w:rPr>
-        <w:t>print</w:t>
-      </w:r>
-      <w:r>
-        <w:rPr>
-          <w:rStyle w:val="HTMLCode"/>
-          <w:rFonts w:ascii="Cambria" w:hAnsi="Cambria"/>
-        </w:rPr>
-        <w:t>(name[::-</w:t>
+        <w:t>PRINT</w:t>
+      </w:r>
+      <w:r>
+        <w:rPr>
+          <w:rStyle w:val="HTMLCode"/>
+          <w:rFonts w:ascii="Cambria" w:hAnsi="Cambria"/>
+        </w:rPr>
+        <w:t>(NAME[::-</w:t>
       </w:r>
       <w:r>
         <w:rPr>
           <w:rStyle w:val="hljs-number"/>
           <w:rFonts w:ascii="Cambria" w:hAnsi="Cambria"/>
         </w:rPr>
-        <w:t>1</w:t>
+        <w:t>2</w:t>
       </w:r>
       <w:r>
         <w:rPr>
@@ -2500,89 +2419,7 @@
           <w:rStyle w:val="hljs-comment"/>
           <w:rFonts w:ascii="Cambria" w:eastAsiaTheme="majorEastAsia" w:hAnsi="Cambria"/>
         </w:rPr>
-        <w:t xml:space="preserve"># Output: </w:t>
-      </w:r>
-      <w:proofErr w:type="spellStart"/>
-      <w:r>
-        <w:rPr>
-          <w:rStyle w:val="hljs-comment"/>
-          <w:rFonts w:ascii="Cambria" w:eastAsiaTheme="majorEastAsia" w:hAnsi="Cambria"/>
-        </w:rPr>
-        <w:t>meeaz</w:t>
-      </w:r>
-      <w:proofErr w:type="spellEnd"/>
-      <w:r>
-        <w:rPr>
-          <w:rStyle w:val="hljs-comment"/>
-          <w:rFonts w:ascii="Cambria" w:eastAsiaTheme="majorEastAsia" w:hAnsi="Cambria"/>
-        </w:rPr>
-        <w:t xml:space="preserve"> (reversed string)</w:t>
-      </w:r>
-    </w:p>
-    <w:p>
-      <w:pPr>
-        <w:pStyle w:val="HTMLPreformatted"/>
-        <w:rPr>
-          <w:rFonts w:ascii="Cambria" w:hAnsi="Cambria"/>
-        </w:rPr>
-      </w:pPr>
-      <w:r>
-        <w:rPr>
-          <w:rStyle w:val="hljs-builtin"/>
-          <w:rFonts w:ascii="Cambria" w:hAnsi="Cambria"/>
-        </w:rPr>
-        <w:tab/>
-      </w:r>
-      <w:r>
-        <w:rPr>
-          <w:rStyle w:val="hljs-builtin"/>
-          <w:rFonts w:ascii="Cambria" w:hAnsi="Cambria"/>
-        </w:rPr>
-        <w:t>print</w:t>
-      </w:r>
-      <w:r>
-        <w:rPr>
-          <w:rStyle w:val="HTMLCode"/>
-          <w:rFonts w:ascii="Cambria" w:hAnsi="Cambria"/>
-        </w:rPr>
-        <w:t>(name[::-</w:t>
-      </w:r>
-      <w:r>
-        <w:rPr>
-          <w:rStyle w:val="hljs-number"/>
-          <w:rFonts w:ascii="Cambria" w:hAnsi="Cambria"/>
-        </w:rPr>
-        <w:t>2</w:t>
-      </w:r>
-      <w:r>
-        <w:rPr>
-          <w:rStyle w:val="HTMLCode"/>
-          <w:rFonts w:ascii="Cambria" w:hAnsi="Cambria"/>
-        </w:rPr>
-        <w:t xml:space="preserve">])  </w:t>
-      </w:r>
-      <w:r>
-        <w:rPr>
-          <w:rStyle w:val="hljs-comment"/>
-          <w:rFonts w:ascii="Cambria" w:eastAsiaTheme="majorEastAsia" w:hAnsi="Cambria"/>
-        </w:rPr>
-        <w:t xml:space="preserve"># Output: </w:t>
-      </w:r>
-      <w:proofErr w:type="spellStart"/>
-      <w:r>
-        <w:rPr>
-          <w:rStyle w:val="hljs-comment"/>
-          <w:rFonts w:ascii="Cambria" w:eastAsiaTheme="majorEastAsia" w:hAnsi="Cambria"/>
-        </w:rPr>
-        <w:t>mea</w:t>
-      </w:r>
-      <w:proofErr w:type="spellEnd"/>
-      <w:r>
-        <w:rPr>
-          <w:rStyle w:val="hljs-comment"/>
-          <w:rFonts w:ascii="Cambria" w:eastAsiaTheme="majorEastAsia" w:hAnsi="Cambria"/>
-        </w:rPr>
-        <w:t xml:space="preserve"> (skip 2 while reversing)</w:t>
+        <w:t># OUTPUT: MEA (SKIP 2 WHILE REVERSING)</w:t>
       </w:r>
     </w:p>
     <w:p>
@@ -2591,30 +2428,40 @@
         <w:ind w:left="720"/>
         <w:rPr>
           <w:rFonts w:ascii="Cambria" w:hAnsi="Cambria"/>
-        </w:rPr>
-      </w:pPr>
-      <w:r>
-        <w:rPr>
-          <w:rFonts w:ascii="Cambria" w:hAnsi="Cambria"/>
-        </w:rPr>
-        <w:t xml:space="preserve">Tip: </w:t>
+          <w:sz w:val="20"/>
+          <w:szCs w:val="20"/>
+        </w:rPr>
+      </w:pPr>
+      <w:r>
+        <w:rPr>
+          <w:rFonts w:ascii="Cambria" w:hAnsi="Cambria"/>
+          <w:sz w:val="20"/>
+          <w:szCs w:val="20"/>
+        </w:rPr>
+        <w:t xml:space="preserve">TIP: </w:t>
       </w:r>
       <w:r>
         <w:rPr>
           <w:rStyle w:val="Strong"/>
           <w:rFonts w:ascii="Cambria" w:hAnsi="Cambria"/>
-        </w:rPr>
-        <w:t>Ordered data</w:t>
-      </w:r>
-      <w:r>
-        <w:rPr>
-          <w:rFonts w:ascii="Cambria" w:hAnsi="Cambria"/>
-        </w:rPr>
-        <w:t xml:space="preserve"> → String, List, Tuple</w:t>
-      </w:r>
-      <w:r>
-        <w:rPr>
-          <w:rFonts w:ascii="Cambria" w:hAnsi="Cambria"/>
+          <w:sz w:val="20"/>
+          <w:szCs w:val="20"/>
+        </w:rPr>
+        <w:t>ORDERED DATA</w:t>
+      </w:r>
+      <w:r>
+        <w:rPr>
+          <w:rFonts w:ascii="Cambria" w:hAnsi="Cambria"/>
+          <w:sz w:val="20"/>
+          <w:szCs w:val="20"/>
+        </w:rPr>
+        <w:t xml:space="preserve"> → STRING, LIST, TUPLE</w:t>
+      </w:r>
+      <w:r>
+        <w:rPr>
+          <w:rFonts w:ascii="Cambria" w:hAnsi="Cambria"/>
+          <w:sz w:val="20"/>
+          <w:szCs w:val="20"/>
         </w:rPr>
         <w:br/>
       </w:r>
@@ -2622,14 +2469,18 @@
         <w:rPr>
           <w:rStyle w:val="Strong"/>
           <w:rFonts w:ascii="Cambria" w:hAnsi="Cambria"/>
-        </w:rPr>
-        <w:t>Unordered data</w:t>
-      </w:r>
-      <w:r>
-        <w:rPr>
-          <w:rFonts w:ascii="Cambria" w:hAnsi="Cambria"/>
-        </w:rPr>
-        <w:t xml:space="preserve"> → Set, Dictionary</w:t>
+          <w:sz w:val="20"/>
+          <w:szCs w:val="20"/>
+        </w:rPr>
+        <w:t>UNORDERED DATA</w:t>
+      </w:r>
+      <w:r>
+        <w:rPr>
+          <w:rFonts w:ascii="Cambria" w:hAnsi="Cambria"/>
+          <w:sz w:val="20"/>
+          <w:szCs w:val="20"/>
+        </w:rPr>
+        <w:t xml:space="preserve"> → SET, DICTIONARY</w:t>
       </w:r>
     </w:p>
     <w:sectPr>
@@ -2643,7 +2494,7 @@
 </file>
 
 <file path=word/numbering.xml><?xml version="1.0" encoding="utf-8"?>
-<w:numbering xmlns:wpc="http://schemas.microsoft.com/office/word/2010/wordprocessingCanvas" xmlns:cx="http://schemas.microsoft.com/office/drawing/2014/chartex" xmlns:cx1="http://schemas.microsoft.com/office/drawing/2015/9/8/chartex" xmlns:cx2="http://schemas.microsoft.com/office/drawing/2015/10/21/chartex" xmlns:cx3="http://schemas.microsoft.com/office/drawing/2016/5/9/chartex" xmlns:cx4="http://schemas.microsoft.com/office/drawing/2016/5/10/chartex" xmlns:cx5="http://schemas.microsoft.com/office/drawing/2016/5/11/chartex" xmlns:cx6="http://schemas.microsoft.com/office/drawing/2016/5/12/chartex" xmlns:cx7="http://schemas.microsoft.com/office/drawing/2016/5/13/chartex" xmlns:cx8="http://schemas.microsoft.com/office/drawing/2016/5/14/chartex" xmlns:mc="http://schemas.openxmlformats.org/markup-compatibility/2006" xmlns:aink="http://schemas.microsoft.com/office/drawing/2016/ink" xmlns:am3d="http://schemas.microsoft.com/office/drawing/2017/model3d" xmlns:o="urn:schemas-microsoft-com:office:office" xmlns:r="http://schemas.openxmlformats.org/officeDocument/2006/relationships" xmlns:m="http://schemas.openxmlformats.org/officeDocument/2006/math" xmlns:v="urn:schemas-microsoft-com:vml" xmlns:wp14="http://schemas.microsoft.com/office/word/2010/wordprocessingDrawing" xmlns:wp="http://schemas.openxmlformats.org/drawingml/2006/wordprocessingDrawing" xmlns:w10="urn:schemas-microsoft-com:office:word" xmlns:w="http://schemas.openxmlformats.org/wordprocessingml/2006/main" xmlns:w14="http://schemas.microsoft.com/office/word/2010/wordml" xmlns:w15="http://schemas.microsoft.com/office/word/2012/wordml" xmlns:w16cex="http://schemas.microsoft.com/office/word/2018/wordml/cex" xmlns:w16cid="http://schemas.microsoft.com/office/word/2016/wordml/cid" xmlns:w16="http://schemas.microsoft.com/office/word/2018/wordml" xmlns:w16sdtdh="http://schemas.microsoft.com/office/word/2020/wordml/sdtdatahash" xmlns:w16se="http://schemas.microsoft.com/office/word/2015/wordml/symex" xmlns:wpg="http://schemas.microsoft.com/office/word/2010/wordprocessingGroup" xmlns:wpi="http://schemas.microsoft.com/office/word/2010/wordprocessingInk" xmlns:wne="http://schemas.microsoft.com/office/word/2006/wordml" xmlns:wps="http://schemas.microsoft.com/office/word/2010/wordprocessingShape" mc:Ignorable="w14 w15 w16se w16cid w16 w16cex w16sdtdh wp14">
+<w:numbering xmlns:wpc="http://schemas.microsoft.com/office/word/2010/wordprocessingCanvas" xmlns:cx="http://schemas.microsoft.com/office/drawing/2014/chartex" xmlns:cx1="http://schemas.microsoft.com/office/drawing/2015/9/8/chartex" xmlns:cx2="http://schemas.microsoft.com/office/drawing/2015/10/21/chartex" xmlns:cx3="http://schemas.microsoft.com/office/drawing/2016/5/9/chartex" xmlns:cx4="http://schemas.microsoft.com/office/drawing/2016/5/10/chartex" xmlns:cx5="http://schemas.microsoft.com/office/drawing/2016/5/11/chartex" xmlns:cx6="http://schemas.microsoft.com/office/drawing/2016/5/12/chartex" xmlns:cx7="http://schemas.microsoft.com/office/drawing/2016/5/13/chartex" xmlns:cx8="http://schemas.microsoft.com/office/drawing/2016/5/14/chartex" xmlns:mc="http://schemas.openxmlformats.org/markup-compatibility/2006" xmlns:aink="http://schemas.microsoft.com/office/drawing/2016/ink" xmlns:am3d="http://schemas.microsoft.com/office/drawing/2017/model3d" xmlns:o="urn:schemas-microsoft-com:office:office" xmlns:oel="http://schemas.microsoft.com/office/2019/extlst" xmlns:r="http://schemas.openxmlformats.org/officeDocument/2006/relationships" xmlns:m="http://schemas.openxmlformats.org/officeDocument/2006/math" xmlns:v="urn:schemas-microsoft-com:vml" xmlns:wp14="http://schemas.microsoft.com/office/word/2010/wordprocessingDrawing" xmlns:wp="http://schemas.openxmlformats.org/drawingml/2006/wordprocessingDrawing" xmlns:w10="urn:schemas-microsoft-com:office:word" xmlns:w="http://schemas.openxmlformats.org/wordprocessingml/2006/main" xmlns:w14="http://schemas.microsoft.com/office/word/2010/wordml" xmlns:w15="http://schemas.microsoft.com/office/word/2012/wordml" xmlns:w16cex="http://schemas.microsoft.com/office/word/2018/wordml/cex" xmlns:w16cid="http://schemas.microsoft.com/office/word/2016/wordml/cid" xmlns:w16="http://schemas.microsoft.com/office/word/2018/wordml" xmlns:w16du="http://schemas.microsoft.com/office/word/2023/wordml/word16du" xmlns:w16sdtdh="http://schemas.microsoft.com/office/word/2020/wordml/sdtdatahash" xmlns:w16sdtfl="http://schemas.microsoft.com/office/word/2024/wordml/sdtformatlock" xmlns:w16se="http://schemas.microsoft.com/office/word/2015/wordml/symex" xmlns:wpg="http://schemas.microsoft.com/office/word/2010/wordprocessingGroup" xmlns:wpi="http://schemas.microsoft.com/office/word/2010/wordprocessingInk" xmlns:wne="http://schemas.microsoft.com/office/word/2006/wordml" xmlns:wps="http://schemas.microsoft.com/office/word/2010/wordprocessingShape" mc:Ignorable="w14 w15 w16se w16cid w16 w16cex w16sdtdh w16sdtfl w16du wp14">
   <w:abstractNum w:abstractNumId="0" w15:restartNumberingAfterBreak="0">
     <w:nsid w:val="060B72C4"/>
     <w:multiLevelType w:val="hybridMultilevel"/>
@@ -3679,38 +3530,38 @@
       </w:pPr>
     </w:lvl>
   </w:abstractNum>
-  <w:num w:numId="1">
+  <w:num w:numId="1" w16cid:durableId="1984889068">
     <w:abstractNumId w:val="5"/>
   </w:num>
-  <w:num w:numId="2">
+  <w:num w:numId="2" w16cid:durableId="1114863899">
     <w:abstractNumId w:val="7"/>
   </w:num>
-  <w:num w:numId="3">
+  <w:num w:numId="3" w16cid:durableId="1953440859">
     <w:abstractNumId w:val="8"/>
   </w:num>
-  <w:num w:numId="4">
+  <w:num w:numId="4" w16cid:durableId="1661882190">
     <w:abstractNumId w:val="6"/>
   </w:num>
-  <w:num w:numId="5">
+  <w:num w:numId="5" w16cid:durableId="2066761091">
     <w:abstractNumId w:val="2"/>
   </w:num>
-  <w:num w:numId="6">
+  <w:num w:numId="6" w16cid:durableId="382943688">
     <w:abstractNumId w:val="0"/>
   </w:num>
-  <w:num w:numId="7">
+  <w:num w:numId="7" w16cid:durableId="1145969949">
     <w:abstractNumId w:val="3"/>
   </w:num>
-  <w:num w:numId="8">
+  <w:num w:numId="8" w16cid:durableId="443619307">
     <w:abstractNumId w:val="4"/>
   </w:num>
-  <w:num w:numId="9">
+  <w:num w:numId="9" w16cid:durableId="2132241335">
     <w:abstractNumId w:val="1"/>
   </w:num>
 </w:numbering>
 </file>
 
 <file path=word/styles.xml><?xml version="1.0" encoding="utf-8"?>
-<w:styles xmlns:mc="http://schemas.openxmlformats.org/markup-compatibility/2006" xmlns:r="http://schemas.openxmlformats.org/officeDocument/2006/relationships" xmlns:w="http://schemas.openxmlformats.org/wordprocessingml/2006/main" xmlns:w14="http://schemas.microsoft.com/office/word/2010/wordml" xmlns:w15="http://schemas.microsoft.com/office/word/2012/wordml" xmlns:w16cex="http://schemas.microsoft.com/office/word/2018/wordml/cex" xmlns:w16cid="http://schemas.microsoft.com/office/word/2016/wordml/cid" xmlns:w16="http://schemas.microsoft.com/office/word/2018/wordml" xmlns:w16sdtdh="http://schemas.microsoft.com/office/word/2020/wordml/sdtdatahash" xmlns:w16se="http://schemas.microsoft.com/office/word/2015/wordml/symex" mc:Ignorable="w14 w15 w16se w16cid w16 w16cex w16sdtdh">
+<w:styles xmlns:mc="http://schemas.openxmlformats.org/markup-compatibility/2006" xmlns:r="http://schemas.openxmlformats.org/officeDocument/2006/relationships" xmlns:w="http://schemas.openxmlformats.org/wordprocessingml/2006/main" xmlns:w14="http://schemas.microsoft.com/office/word/2010/wordml" xmlns:w15="http://schemas.microsoft.com/office/word/2012/wordml" xmlns:w16cex="http://schemas.microsoft.com/office/word/2018/wordml/cex" xmlns:w16cid="http://schemas.microsoft.com/office/word/2016/wordml/cid" xmlns:w16="http://schemas.microsoft.com/office/word/2018/wordml" xmlns:w16du="http://schemas.microsoft.com/office/word/2023/wordml/word16du" xmlns:w16sdtdh="http://schemas.microsoft.com/office/word/2020/wordml/sdtdatahash" xmlns:w16sdtfl="http://schemas.microsoft.com/office/word/2024/wordml/sdtformatlock" xmlns:w16se="http://schemas.microsoft.com/office/word/2015/wordml/symex" mc:Ignorable="w14 w15 w16se w16cid w16 w16cex w16sdtdh w16sdtfl w16du">
   <w:docDefaults>
     <w:rPrDefault>
       <w:rPr>
